--- a/Energy_Demand_Forecasting_Report.docx
+++ b/Energy_Demand_Forecasting_Report.docx
@@ -2,6 +2,23 @@
 <file path=word/document.xml><?xml version="1.0" encoding="utf-8"?>
 <w:document xmlns:wpc="http://schemas.microsoft.com/office/word/2010/wordprocessingCanvas" xmlns:mo="http://schemas.microsoft.com/office/mac/office/2008/main" xmlns:mc="http://schemas.openxmlformats.org/markup-compatibility/2006" xmlns:mv="urn:schemas-microsoft-com:mac:vml" xmlns:o="urn:schemas-microsoft-com:office:office" xmlns:r="http://schemas.openxmlformats.org/officeDocument/2006/relationships" xmlns:m="http://schemas.openxmlformats.org/officeDocument/2006/math" xmlns:v="urn:schemas-microsoft-com:vml" xmlns:wp14="http://schemas.microsoft.com/office/word/2010/wordprocessingDrawing" xmlns:wp="http://schemas.openxmlformats.org/drawingml/2006/wordprocessingDrawing" xmlns:w10="urn:schemas-microsoft-com:office:word" xmlns:w="http://schemas.openxmlformats.org/wordprocessingml/2006/main" xmlns:w14="http://schemas.microsoft.com/office/word/2010/wordml" xmlns:wpg="http://schemas.microsoft.com/office/word/2010/wordprocessingGroup" xmlns:wpi="http://schemas.microsoft.com/office/word/2010/wordprocessingInk" xmlns:wne="http://schemas.microsoft.com/office/word/2006/wordml" xmlns:wps="http://schemas.microsoft.com/office/word/2010/wordprocessingShape" mc:Ignorable="w14 wp14">
   <w:body>
+    <w:p/>
+    <w:p/>
+    <w:p/>
+    <w:p>
+      <w:pPr>
+        <w:jc w:val="center"/>
+      </w:pPr>
+      <w:r>
+        <w:rPr>
+          <w:b/>
+          <w:color w:val="265E8E"/>
+          <w:sz w:val="28"/>
+        </w:rPr>
+        <w:t>MDA512 Data Science – Assignment 2</w:t>
+      </w:r>
+    </w:p>
+    <w:p/>
     <w:p>
       <w:pPr>
         <w:jc w:val="center"/>
@@ -10,14 +27,9 @@
         <w:rPr>
           <w:b/>
           <w:color w:val="1F497D"/>
-          <w:sz w:val="44"/>
+          <w:sz w:val="48"/>
         </w:rPr>
-        <w:br/>
-        <w:br/>
-        <w:br/>
-        <w:t>Energy Demand Forecasting</w:t>
-        <w:br/>
-        <w:t>Using Time Series and Machine Learning Approaches</w:t>
+        <w:t>Walmart Weekly Sales Forecasting</w:t>
       </w:r>
     </w:p>
     <w:p/>
@@ -28,16 +40,17 @@
       <w:r>
         <w:rPr>
           <w:i/>
-          <w:sz w:val="26"/>
+          <w:color w:val="265E8E"/>
+          <w:sz w:val="28"/>
         </w:rPr>
-        <w:t>MDA512 – Data Science  |  Assignment 2  |  Research Report</w:t>
+        <w:t>Comparative Analysis of Statistical, Machine Learning,</w:t>
+        <w:br/>
+        <w:t>and Deep Learning Forecasting Methods</w:t>
       </w:r>
     </w:p>
-    <w:p>
-      <w:r>
-        <w:br/>
-      </w:r>
-    </w:p>
+    <w:p/>
+    <w:p/>
+    <w:p/>
     <w:p>
       <w:pPr>
         <w:jc w:val="center"/>
@@ -46,10 +59,19 @@
         <w:rPr>
           <w:sz w:val="24"/>
         </w:rPr>
-        <w:t>Authors:  Sher  |  IB  |  Altaf  |  Rojan  |  Vineet  |  Yuvraj</w:t>
-        <w:br/>
-        <w:br/>
-        <w:t>Date:  April 2026</w:t>
+        <w:t>Group Members: Sher  |  IB  |  Altaf  |  Rojan  |  Vineet  |  Yuvraj</w:t>
+      </w:r>
+    </w:p>
+    <w:p/>
+    <w:p>
+      <w:pPr>
+        <w:jc w:val="center"/>
+      </w:pPr>
+      <w:r>
+        <w:rPr>
+          <w:sz w:val="24"/>
+        </w:rPr>
+        <w:t>Submission Date: April 2026</w:t>
       </w:r>
     </w:p>
     <w:p>
@@ -60,7 +82,7 @@
     <w:p>
       <w:pPr>
         <w:pStyle w:val="Heading1"/>
-        <w:spacing w:before="360" w:after="120"/>
+        <w:spacing w:before="320" w:after="120"/>
       </w:pPr>
       <w:r>
         <w:rPr>
@@ -82,6 +104,33 @@
           <w:sz w:val="22"/>
         </w:rPr>
         <w:t xml:space="preserve">1.  </w:t>
+      </w:r>
+      <w:r>
+        <w:rPr>
+          <w:b/>
+          <w:sz w:val="22"/>
+        </w:rPr>
+        <w:t>Abstract</w:t>
+      </w:r>
+      <w:r>
+        <w:rPr>
+          <w:sz w:val="22"/>
+        </w:rPr>
+        <w:tab/>
+        <w:t>3</w:t>
+      </w:r>
+    </w:p>
+    <w:p>
+      <w:pPr>
+        <w:spacing w:after="40"/>
+        <w:ind w:left="0"/>
+      </w:pPr>
+      <w:r>
+        <w:rPr>
+          <w:b/>
+          <w:sz w:val="22"/>
+        </w:rPr>
+        <w:t xml:space="preserve">2.  </w:t>
       </w:r>
       <w:r>
         <w:rPr>
@@ -108,14 +157,14 @@
           <w:b w:val="0"/>
           <w:sz w:val="22"/>
         </w:rPr>
-        <w:t xml:space="preserve">1.1.  </w:t>
+        <w:t xml:space="preserve">2.1.  </w:t>
       </w:r>
       <w:r>
         <w:rPr>
           <w:b w:val="0"/>
           <w:sz w:val="22"/>
         </w:rPr>
-        <w:t>Background of Energy Demand Forecasting</w:t>
+        <w:t>Background</w:t>
       </w:r>
       <w:r>
         <w:rPr>
@@ -135,14 +184,14 @@
           <w:b w:val="0"/>
           <w:sz w:val="22"/>
         </w:rPr>
-        <w:t xml:space="preserve">1.2.  </w:t>
+        <w:t xml:space="preserve">2.2.  </w:t>
       </w:r>
       <w:r>
         <w:rPr>
           <w:b w:val="0"/>
           <w:sz w:val="22"/>
         </w:rPr>
-        <w:t>Importance of Time Series Analysis in the Energy Sector</w:t>
+        <w:t>Time Series in Energy / Retail Demand Forecasting</w:t>
       </w:r>
       <w:r>
         <w:rPr>
@@ -162,21 +211,21 @@
           <w:b w:val="0"/>
           <w:sz w:val="22"/>
         </w:rPr>
-        <w:t xml:space="preserve">1.3.  </w:t>
+        <w:t xml:space="preserve">2.3.  </w:t>
       </w:r>
       <w:r>
         <w:rPr>
           <w:b w:val="0"/>
           <w:sz w:val="22"/>
         </w:rPr>
-        <w:t>Importance of Regression</w:t>
+        <w:t>Importance of Regression Analysis</w:t>
       </w:r>
       <w:r>
         <w:rPr>
           <w:sz w:val="22"/>
         </w:rPr>
         <w:tab/>
-        <w:t>3</w:t>
+        <w:t>4</w:t>
       </w:r>
     </w:p>
     <w:p>
@@ -189,7 +238,7 @@
           <w:b w:val="0"/>
           <w:sz w:val="22"/>
         </w:rPr>
-        <w:t xml:space="preserve">1.4.  </w:t>
+        <w:t xml:space="preserve">2.4.  </w:t>
       </w:r>
       <w:r>
         <w:rPr>
@@ -203,7 +252,7 @@
           <w:sz w:val="22"/>
         </w:rPr>
         <w:tab/>
-        <w:t>3</w:t>
+        <w:t>4</w:t>
       </w:r>
     </w:p>
     <w:p>
@@ -216,14 +265,14 @@
           <w:b/>
           <w:sz w:val="22"/>
         </w:rPr>
-        <w:t xml:space="preserve">2.  </w:t>
+        <w:t xml:space="preserve">3.  </w:t>
       </w:r>
       <w:r>
         <w:rPr>
           <w:b/>
           <w:sz w:val="22"/>
         </w:rPr>
-        <w:t>Problem Domain and Research Question</w:t>
+        <w:t>Problem Domain and Research Questions</w:t>
       </w:r>
       <w:r>
         <w:rPr>
@@ -243,14 +292,14 @@
           <w:b w:val="0"/>
           <w:sz w:val="22"/>
         </w:rPr>
-        <w:t xml:space="preserve">2.1.  </w:t>
+        <w:t xml:space="preserve">3.1.  </w:t>
       </w:r>
       <w:r>
         <w:rPr>
           <w:b w:val="0"/>
           <w:sz w:val="22"/>
         </w:rPr>
-        <w:t>Overview of Energy Consumption</w:t>
+        <w:t>Overview of Retail / Energy Demand</w:t>
       </w:r>
       <w:r>
         <w:rPr>
@@ -270,7 +319,7 @@
           <w:b w:val="0"/>
           <w:sz w:val="22"/>
         </w:rPr>
-        <w:t xml:space="preserve">2.2.  </w:t>
+        <w:t xml:space="preserve">3.2.  </w:t>
       </w:r>
       <w:r>
         <w:rPr>
@@ -284,7 +333,7 @@
           <w:sz w:val="22"/>
         </w:rPr>
         <w:tab/>
-        <w:t>4</w:t>
+        <w:t>5</w:t>
       </w:r>
     </w:p>
     <w:p>
@@ -297,21 +346,21 @@
           <w:b w:val="0"/>
           <w:sz w:val="22"/>
         </w:rPr>
-        <w:t xml:space="preserve">2.3.  </w:t>
+        <w:t xml:space="preserve">3.3.  </w:t>
       </w:r>
       <w:r>
         <w:rPr>
           <w:b w:val="0"/>
           <w:sz w:val="22"/>
         </w:rPr>
-        <w:t>Research Question</w:t>
+        <w:t>Research Questions</w:t>
       </w:r>
       <w:r>
         <w:rPr>
           <w:sz w:val="22"/>
         </w:rPr>
         <w:tab/>
-        <w:t>4</w:t>
+        <w:t>5</w:t>
       </w:r>
     </w:p>
     <w:p>
@@ -324,7 +373,7 @@
           <w:b/>
           <w:sz w:val="22"/>
         </w:rPr>
-        <w:t xml:space="preserve">3.  </w:t>
+        <w:t xml:space="preserve">4.  </w:t>
       </w:r>
       <w:r>
         <w:rPr>
@@ -351,14 +400,14 @@
           <w:b w:val="0"/>
           <w:sz w:val="22"/>
         </w:rPr>
-        <w:t xml:space="preserve">3.1.  </w:t>
+        <w:t xml:space="preserve">4.1.  </w:t>
       </w:r>
       <w:r>
         <w:rPr>
           <w:b w:val="0"/>
           <w:sz w:val="22"/>
         </w:rPr>
-        <w:t>Literature Review of Time Series Forecasting Methods</w:t>
+        <w:t>Traditional Time Series Models (ARIMA, SARIMA)</w:t>
       </w:r>
       <w:r>
         <w:rPr>
@@ -378,41 +427,14 @@
           <w:b w:val="0"/>
           <w:sz w:val="22"/>
         </w:rPr>
-        <w:t xml:space="preserve">3.2.  </w:t>
+        <w:t xml:space="preserve">4.2.  </w:t>
       </w:r>
       <w:r>
         <w:rPr>
           <w:b w:val="0"/>
           <w:sz w:val="22"/>
         </w:rPr>
-        <w:t>Traditional Models (ARIMA, SARIMA, AR, MA)</w:t>
-      </w:r>
-      <w:r>
-        <w:rPr>
-          <w:sz w:val="22"/>
-        </w:rPr>
-        <w:tab/>
-        <w:t>5</w:t>
-      </w:r>
-    </w:p>
-    <w:p>
-      <w:pPr>
-        <w:spacing w:after="40"/>
-        <w:ind w:left="340"/>
-      </w:pPr>
-      <w:r>
-        <w:rPr>
-          <w:b w:val="0"/>
-          <w:sz w:val="22"/>
-        </w:rPr>
-        <w:t xml:space="preserve">3.3.  </w:t>
-      </w:r>
-      <w:r>
-        <w:rPr>
-          <w:b w:val="0"/>
-          <w:sz w:val="22"/>
-        </w:rPr>
-        <w:t>Machine Learning Approach (Regression, Multiple Regression)</w:t>
+        <w:t>Machine Learning Regression Methods</w:t>
       </w:r>
       <w:r>
         <w:rPr>
@@ -432,14 +454,14 @@
           <w:b w:val="0"/>
           <w:sz w:val="22"/>
         </w:rPr>
-        <w:t xml:space="preserve">3.4.  </w:t>
+        <w:t xml:space="preserve">4.3.  </w:t>
       </w:r>
       <w:r>
         <w:rPr>
           <w:b w:val="0"/>
           <w:sz w:val="22"/>
         </w:rPr>
-        <w:t>Deep Learning (LSTM, RNN)</w:t>
+        <w:t>Deep Learning – LSTM / RNN</w:t>
       </w:r>
       <w:r>
         <w:rPr>
@@ -459,14 +481,14 @@
           <w:b w:val="0"/>
           <w:sz w:val="22"/>
         </w:rPr>
-        <w:t xml:space="preserve">3.5.  </w:t>
+        <w:t xml:space="preserve">4.4.  </w:t>
       </w:r>
       <w:r>
         <w:rPr>
           <w:b w:val="0"/>
           <w:sz w:val="22"/>
         </w:rPr>
-        <w:t>Review of Existing Research on Energy Demand Forecasting</w:t>
+        <w:t>Existing Research on Demand Forecasting</w:t>
       </w:r>
       <w:r>
         <w:rPr>
@@ -486,7 +508,7 @@
           <w:b w:val="0"/>
           <w:sz w:val="22"/>
         </w:rPr>
-        <w:t xml:space="preserve">3.6.  </w:t>
+        <w:t xml:space="preserve">4.5.  </w:t>
       </w:r>
       <w:r>
         <w:rPr>
@@ -513,7 +535,7 @@
           <w:b/>
           <w:sz w:val="22"/>
         </w:rPr>
-        <w:t xml:space="preserve">4.  </w:t>
+        <w:t xml:space="preserve">5.  </w:t>
       </w:r>
       <w:r>
         <w:rPr>
@@ -533,21 +555,21 @@
     <w:p>
       <w:pPr>
         <w:spacing w:after="40"/>
-        <w:ind w:left="340"/>
+        <w:ind w:left="0"/>
       </w:pPr>
       <w:r>
         <w:rPr>
-          <w:b w:val="0"/>
+          <w:b/>
           <w:sz w:val="22"/>
         </w:rPr>
-        <w:t xml:space="preserve">4.1.  </w:t>
+        <w:t xml:space="preserve">6.  </w:t>
       </w:r>
       <w:r>
         <w:rPr>
-          <w:b w:val="0"/>
+          <w:b/>
           <w:sz w:val="22"/>
         </w:rPr>
-        <w:t>Aim of the Research</w:t>
+        <w:t>Methodology</w:t>
       </w:r>
       <w:r>
         <w:rPr>
@@ -567,14 +589,14 @@
           <w:b w:val="0"/>
           <w:sz w:val="22"/>
         </w:rPr>
-        <w:t xml:space="preserve">4.2.  </w:t>
+        <w:t xml:space="preserve">6.1.  </w:t>
       </w:r>
       <w:r>
         <w:rPr>
           <w:b w:val="0"/>
           <w:sz w:val="22"/>
         </w:rPr>
-        <w:t>Objectives of the Research</w:t>
+        <w:t>Dataset Description</w:t>
       </w:r>
       <w:r>
         <w:rPr>
@@ -587,21 +609,21 @@
     <w:p>
       <w:pPr>
         <w:spacing w:after="40"/>
-        <w:ind w:left="0"/>
+        <w:ind w:left="340"/>
       </w:pPr>
       <w:r>
         <w:rPr>
-          <w:b/>
+          <w:b w:val="0"/>
           <w:sz w:val="22"/>
         </w:rPr>
-        <w:t xml:space="preserve">5.  </w:t>
+        <w:t xml:space="preserve">6.2.  </w:t>
       </w:r>
       <w:r>
         <w:rPr>
-          <w:b/>
+          <w:b w:val="0"/>
           <w:sz w:val="22"/>
         </w:rPr>
-        <w:t>Project Requirements Analysis and Specifications</w:t>
+        <w:t>Data Collection and Preprocessing</w:t>
       </w:r>
       <w:r>
         <w:rPr>
@@ -621,14 +643,14 @@
           <w:b w:val="0"/>
           <w:sz w:val="22"/>
         </w:rPr>
-        <w:t xml:space="preserve">5.1.  </w:t>
+        <w:t xml:space="preserve">6.3.  </w:t>
       </w:r>
       <w:r>
         <w:rPr>
           <w:b w:val="0"/>
           <w:sz w:val="22"/>
         </w:rPr>
-        <w:t>Data Description</w:t>
+        <w:t>Exploratory Data Analysis (EDA)</w:t>
       </w:r>
       <w:r>
         <w:rPr>
@@ -648,68 +670,14 @@
           <w:b w:val="0"/>
           <w:sz w:val="22"/>
         </w:rPr>
-        <w:t xml:space="preserve">5.2.  </w:t>
+        <w:t xml:space="preserve">6.4.  </w:t>
       </w:r>
       <w:r>
         <w:rPr>
           <w:b w:val="0"/>
           <w:sz w:val="22"/>
         </w:rPr>
-        <w:t>Data Collection Method</w:t>
-      </w:r>
-      <w:r>
-        <w:rPr>
-          <w:sz w:val="22"/>
-        </w:rPr>
-        <w:tab/>
-        <w:t>9</w:t>
-      </w:r>
-    </w:p>
-    <w:p>
-      <w:pPr>
-        <w:spacing w:after="40"/>
-        <w:ind w:left="340"/>
-      </w:pPr>
-      <w:r>
-        <w:rPr>
-          <w:b w:val="0"/>
-          <w:sz w:val="22"/>
-        </w:rPr>
-        <w:t xml:space="preserve">5.3.  </w:t>
-      </w:r>
-      <w:r>
-        <w:rPr>
-          <w:b w:val="0"/>
-          <w:sz w:val="22"/>
-        </w:rPr>
-        <w:t>Technical Requirements</w:t>
-      </w:r>
-      <w:r>
-        <w:rPr>
-          <w:sz w:val="22"/>
-        </w:rPr>
-        <w:tab/>
-        <w:t>9</w:t>
-      </w:r>
-    </w:p>
-    <w:p>
-      <w:pPr>
-        <w:spacing w:after="40"/>
-        <w:ind w:left="340"/>
-      </w:pPr>
-      <w:r>
-        <w:rPr>
-          <w:b w:val="0"/>
-          <w:sz w:val="22"/>
-        </w:rPr>
-        <w:t xml:space="preserve">5.4.  </w:t>
-      </w:r>
-      <w:r>
-        <w:rPr>
-          <w:b w:val="0"/>
-          <w:sz w:val="22"/>
-        </w:rPr>
-        <w:t>Tools and Technology</w:t>
+        <w:t>Modelling Approach</w:t>
       </w:r>
       <w:r>
         <w:rPr>
@@ -729,14 +697,14 @@
           <w:b w:val="0"/>
           <w:sz w:val="22"/>
         </w:rPr>
-        <w:t xml:space="preserve">5.5.  </w:t>
+        <w:t xml:space="preserve">6.5.  </w:t>
       </w:r>
       <w:r>
         <w:rPr>
           <w:b w:val="0"/>
           <w:sz w:val="22"/>
         </w:rPr>
-        <w:t>Methodology</w:t>
+        <w:t>Evaluation Metrics</w:t>
       </w:r>
       <w:r>
         <w:rPr>
@@ -756,7 +724,196 @@
           <w:b/>
           <w:sz w:val="22"/>
         </w:rPr>
-        <w:t xml:space="preserve">6.  </w:t>
+        <w:t xml:space="preserve">7.  </w:t>
+      </w:r>
+      <w:r>
+        <w:rPr>
+          <w:b/>
+          <w:sz w:val="22"/>
+        </w:rPr>
+        <w:t>Results and Discussion</w:t>
+      </w:r>
+      <w:r>
+        <w:rPr>
+          <w:sz w:val="22"/>
+        </w:rPr>
+        <w:tab/>
+        <w:t>11</w:t>
+      </w:r>
+    </w:p>
+    <w:p>
+      <w:pPr>
+        <w:spacing w:after="40"/>
+        <w:ind w:left="340"/>
+      </w:pPr>
+      <w:r>
+        <w:rPr>
+          <w:b w:val="0"/>
+          <w:sz w:val="22"/>
+        </w:rPr>
+        <w:t xml:space="preserve">7.1.  </w:t>
+      </w:r>
+      <w:r>
+        <w:rPr>
+          <w:b w:val="0"/>
+          <w:sz w:val="22"/>
+        </w:rPr>
+        <w:t>EDA Findings</w:t>
+      </w:r>
+      <w:r>
+        <w:rPr>
+          <w:sz w:val="22"/>
+        </w:rPr>
+        <w:tab/>
+        <w:t>11</w:t>
+      </w:r>
+    </w:p>
+    <w:p>
+      <w:pPr>
+        <w:spacing w:after="40"/>
+        <w:ind w:left="340"/>
+      </w:pPr>
+      <w:r>
+        <w:rPr>
+          <w:b w:val="0"/>
+          <w:sz w:val="22"/>
+        </w:rPr>
+        <w:t xml:space="preserve">7.2.  </w:t>
+      </w:r>
+      <w:r>
+        <w:rPr>
+          <w:b w:val="0"/>
+          <w:sz w:val="22"/>
+        </w:rPr>
+        <w:t>Linear Regression Results</w:t>
+      </w:r>
+      <w:r>
+        <w:rPr>
+          <w:sz w:val="22"/>
+        </w:rPr>
+        <w:tab/>
+        <w:t>12</w:t>
+      </w:r>
+    </w:p>
+    <w:p>
+      <w:pPr>
+        <w:spacing w:after="40"/>
+        <w:ind w:left="340"/>
+      </w:pPr>
+      <w:r>
+        <w:rPr>
+          <w:b w:val="0"/>
+          <w:sz w:val="22"/>
+        </w:rPr>
+        <w:t xml:space="preserve">7.3.  </w:t>
+      </w:r>
+      <w:r>
+        <w:rPr>
+          <w:b w:val="0"/>
+          <w:sz w:val="22"/>
+        </w:rPr>
+        <w:t>Prophet Forecasting Results</w:t>
+      </w:r>
+      <w:r>
+        <w:rPr>
+          <w:sz w:val="22"/>
+        </w:rPr>
+        <w:tab/>
+        <w:t>12</w:t>
+      </w:r>
+    </w:p>
+    <w:p>
+      <w:pPr>
+        <w:spacing w:after="40"/>
+        <w:ind w:left="340"/>
+      </w:pPr>
+      <w:r>
+        <w:rPr>
+          <w:b w:val="0"/>
+          <w:sz w:val="22"/>
+        </w:rPr>
+        <w:t xml:space="preserve">7.4.  </w:t>
+      </w:r>
+      <w:r>
+        <w:rPr>
+          <w:b w:val="0"/>
+          <w:sz w:val="22"/>
+        </w:rPr>
+        <w:t>2013 Forecast (Prophet)</w:t>
+      </w:r>
+      <w:r>
+        <w:rPr>
+          <w:sz w:val="22"/>
+        </w:rPr>
+        <w:tab/>
+        <w:t>13</w:t>
+      </w:r>
+    </w:p>
+    <w:p>
+      <w:pPr>
+        <w:spacing w:after="40"/>
+        <w:ind w:left="340"/>
+      </w:pPr>
+      <w:r>
+        <w:rPr>
+          <w:b w:val="0"/>
+          <w:sz w:val="22"/>
+        </w:rPr>
+        <w:t xml:space="preserve">7.5.  </w:t>
+      </w:r>
+      <w:r>
+        <w:rPr>
+          <w:b w:val="0"/>
+          <w:sz w:val="22"/>
+        </w:rPr>
+        <w:t>Model Comparison</w:t>
+      </w:r>
+      <w:r>
+        <w:rPr>
+          <w:sz w:val="22"/>
+        </w:rPr>
+        <w:tab/>
+        <w:t>14</w:t>
+      </w:r>
+    </w:p>
+    <w:p>
+      <w:pPr>
+        <w:spacing w:after="40"/>
+        <w:ind w:left="0"/>
+      </w:pPr>
+      <w:r>
+        <w:rPr>
+          <w:b/>
+          <w:sz w:val="22"/>
+        </w:rPr>
+        <w:t xml:space="preserve">8.  </w:t>
+      </w:r>
+      <w:r>
+        <w:rPr>
+          <w:b/>
+          <w:sz w:val="22"/>
+        </w:rPr>
+        <w:t>Conclusion and Recommendations</w:t>
+      </w:r>
+      <w:r>
+        <w:rPr>
+          <w:sz w:val="22"/>
+        </w:rPr>
+        <w:tab/>
+        <w:t>14</w:t>
+      </w:r>
+    </w:p>
+    <w:p>
+      <w:pPr>
+        <w:spacing w:after="40"/>
+        <w:ind w:left="0"/>
+      </w:pPr>
+      <w:r>
+        <w:rPr>
+          <w:b/>
+          <w:sz w:val="22"/>
+        </w:rPr>
+        <w:t xml:space="preserve">9.  </w:t>
       </w:r>
       <w:r>
         <w:rPr>
@@ -770,7 +927,7 @@
           <w:sz w:val="22"/>
         </w:rPr>
         <w:tab/>
-        <w:t>11</w:t>
+        <w:t>15</w:t>
       </w:r>
     </w:p>
     <w:p>
@@ -783,21 +940,21 @@
           <w:b/>
           <w:sz w:val="22"/>
         </w:rPr>
-        <w:t xml:space="preserve">7.  </w:t>
+        <w:t xml:space="preserve">10.  </w:t>
       </w:r>
       <w:r>
         <w:rPr>
           <w:b/>
           <w:sz w:val="22"/>
         </w:rPr>
-        <w:t>Appendix I</w:t>
+        <w:t>Appendix I – Data Contract</w:t>
       </w:r>
       <w:r>
         <w:rPr>
           <w:sz w:val="22"/>
         </w:rPr>
         <w:tab/>
-        <w:t>13</w:t>
+        <w:t>17</w:t>
       </w:r>
     </w:p>
     <w:p>
@@ -810,7 +967,7 @@
           <w:b/>
           <w:sz w:val="22"/>
         </w:rPr>
-        <w:t xml:space="preserve">8.  </w:t>
+        <w:t xml:space="preserve">11.  </w:t>
       </w:r>
       <w:r>
         <w:rPr>
@@ -824,7 +981,7 @@
           <w:sz w:val="22"/>
         </w:rPr>
         <w:tab/>
-        <w:t>13</w:t>
+        <w:t>17</w:t>
       </w:r>
     </w:p>
     <w:p>
@@ -835,7 +992,7 @@
     <w:p>
       <w:pPr>
         <w:pStyle w:val="Heading1"/>
-        <w:spacing w:before="360" w:after="120"/>
+        <w:spacing w:before="320" w:after="120"/>
       </w:pPr>
       <w:r>
         <w:rPr>
@@ -843,7 +1000,7 @@
           <w:color w:val="1F497D"/>
           <w:sz w:val="32"/>
         </w:rPr>
-        <w:t>1.  Introduction</w:t>
+        <w:t>1.  Abstract</w:t>
       </w:r>
     </w:p>
     <w:p>
@@ -855,147 +1012,7 @@
           <w:rFonts w:ascii="Calibri" w:hAnsi="Calibri"/>
           <w:sz w:val="22"/>
         </w:rPr>
-        <w:t>Energy demand forecasting is a critical component of modern power system management. As global energy consumption continues to rise, accurate forecasting of demand enables utilities, grid operators, and policymakers to optimise generation, reduce costs, and maintain system reliability. This report presents a comprehensive investigation into forecasting methodologies applicable to energy demand data, spanning classical statistical models, machine learning regression techniques, and modern deep learning architectures.</w:t>
-      </w:r>
-    </w:p>
-    <w:p>
-      <w:pPr>
-        <w:pStyle w:val="Heading2"/>
-        <w:spacing w:before="240" w:after="80"/>
-      </w:pPr>
-      <w:r>
-        <w:rPr>
-          <w:b/>
-          <w:color w:val="265E8E"/>
-          <w:sz w:val="26"/>
-        </w:rPr>
-        <w:t>1.1.  Background of Energy Demand Forecasting</w:t>
-      </w:r>
-    </w:p>
-    <w:p>
-      <w:pPr>
-        <w:spacing w:after="160"/>
-      </w:pPr>
-      <w:r>
-        <w:rPr>
-          <w:rFonts w:ascii="Calibri" w:hAnsi="Calibri"/>
-          <w:sz w:val="22"/>
-        </w:rPr>
-        <w:t>The need to anticipate future energy requirements has existed since the earliest days of centralised electricity distribution. Historical approaches relied on simple extrapolation and engineering judgement; however, growing system complexity has necessitated more sophisticated analytical frameworks. Today, energy demand forecasting spans multiple horizons: very short-term (seconds to hours) for real-time grid balancing, short-term (days to weeks) for scheduling and trading, medium-term (months) for maintenance planning, and long-term (years) for infrastructure investment.</w:t>
-      </w:r>
-    </w:p>
-    <w:p>
-      <w:pPr>
-        <w:spacing w:after="160"/>
-      </w:pPr>
-      <w:r>
-        <w:rPr>
-          <w:rFonts w:ascii="Calibri" w:hAnsi="Calibri"/>
-          <w:sz w:val="22"/>
-        </w:rPr>
-        <w:t>Forecasting accuracy directly impacts both economic efficiency and environmental outcomes. Over-generation leads to unnecessary fuel consumption and greenhouse gas emissions, while under-generation risks brownouts and load shedding. As renewable energy sources with variable output become increasingly prevalent, the challenge of matching supply to demand becomes even more pronounced, raising the stakes for reliable forecasting.</w:t>
-      </w:r>
-    </w:p>
-    <w:p>
-      <w:pPr>
-        <w:pStyle w:val="Heading2"/>
-        <w:spacing w:before="240" w:after="80"/>
-      </w:pPr>
-      <w:r>
-        <w:rPr>
-          <w:b/>
-          <w:color w:val="265E8E"/>
-          <w:sz w:val="26"/>
-        </w:rPr>
-        <w:t>1.2.  Importance of Time Series Analysis in the Energy Sector</w:t>
-      </w:r>
-    </w:p>
-    <w:p>
-      <w:pPr>
-        <w:spacing w:after="160"/>
-      </w:pPr>
-      <w:r>
-        <w:rPr>
-          <w:rFonts w:ascii="Calibri" w:hAnsi="Calibri"/>
-          <w:sz w:val="22"/>
-        </w:rPr>
-        <w:t>Electricity demand is inherently temporal. Consumption patterns exhibit daily cycles (peaks during morning and evening hours), weekly periodicity (reduced industrial load on weekends), and strong annual seasonality driven by heating and cooling requirements. Time series analysis provides the mathematical framework to decompose these components into trend, seasonality, and residual noise and to model their evolution over time.</w:t>
-      </w:r>
-    </w:p>
-    <w:p>
-      <w:pPr>
-        <w:spacing w:after="160"/>
-      </w:pPr>
-      <w:r>
-        <w:rPr>
-          <w:rFonts w:ascii="Calibri" w:hAnsi="Calibri"/>
-          <w:sz w:val="22"/>
-        </w:rPr>
-        <w:t>Classical time series techniques such as ARIMA and SARIMA have been workhorses in the energy industry precisely because they are well-grounded in statistical theory and produce interpretable results. More recent advances in multivariate time series modelling and neural sequence models now allow practitioners to incorporate external regressors such as weather, economic indicators, and calendar events within a unified temporal framework, substantially improving forecast accuracy.</w:t>
-      </w:r>
-    </w:p>
-    <w:p>
-      <w:pPr>
-        <w:pStyle w:val="Heading2"/>
-        <w:spacing w:before="240" w:after="80"/>
-      </w:pPr>
-      <w:r>
-        <w:rPr>
-          <w:b/>
-          <w:color w:val="265E8E"/>
-          <w:sz w:val="26"/>
-        </w:rPr>
-        <w:t>1.3.  Importance of Regression</w:t>
-      </w:r>
-    </w:p>
-    <w:p>
-      <w:pPr>
-        <w:spacing w:after="160"/>
-      </w:pPr>
-      <w:r>
-        <w:rPr>
-          <w:rFonts w:ascii="Calibri" w:hAnsi="Calibri"/>
-          <w:sz w:val="22"/>
-        </w:rPr>
-        <w:t>While pure time series models capture temporal structure, regression methods offer a complementary perspective by explicitly linking energy demand to explanatory variables. Temperature is among the strongest predictors: heating degree-days and cooling degree-days are standard inputs to utility load models. Economic variables such as GDP, industrial production indices, and unemployment rates capture macroeconomic influences on consumption. Fuel prices and calendar features (public holidays, school calendars) further refine predictions.</w:t>
-      </w:r>
-    </w:p>
-    <w:p>
-      <w:pPr>
-        <w:spacing w:after="160"/>
-      </w:pPr>
-      <w:r>
-        <w:rPr>
-          <w:rFonts w:ascii="Calibri" w:hAnsi="Calibri"/>
-          <w:sz w:val="22"/>
-        </w:rPr>
-        <w:t>Regression models range from classical ordinary least squares to regularised variants (Ridge, Lasso, Elastic Net) and non-parametric methods such as gradient-boosted trees and support vector regression. Their ability to quantify variable importance and generate confidence intervals makes them particularly valuable for policy analysis and reporting.</w:t>
-      </w:r>
-    </w:p>
-    <w:p>
-      <w:pPr>
-        <w:pStyle w:val="Heading2"/>
-        <w:spacing w:before="240" w:after="80"/>
-      </w:pPr>
-      <w:r>
-        <w:rPr>
-          <w:b/>
-          <w:color w:val="265E8E"/>
-          <w:sz w:val="26"/>
-        </w:rPr>
-        <w:t>1.4.  Purpose of the Research</w:t>
-      </w:r>
-    </w:p>
-    <w:p>
-      <w:pPr>
-        <w:spacing w:after="160"/>
-      </w:pPr>
-      <w:r>
-        <w:rPr>
-          <w:rFonts w:ascii="Calibri" w:hAnsi="Calibri"/>
-          <w:sz w:val="22"/>
-        </w:rPr>
-        <w:t>This research aims to evaluate and compare the performance of traditional statistical, machine learning, and deep learning approaches for energy demand forecasting. Using the publicly available Walmart Sales dataset as a proxy for real energy load, the study develops, trains, and assesses multiple models under a consistent experimental framework. The ultimate goal is to identify which class of model, or combination thereof, offers the best balance of accuracy, interpretability, and operational practicality.</w:t>
+        <w:t>This report presents a comprehensive forecasting study conducted on the Walmart Weekly Sales dataset (2010–2012, 45 stores, 6,435 observations) as a proxy for weekly demand forecasting. Two modelling approaches are developed, evaluated and compared: (1) Multiple Linear Regression and (2) the Meta/Facebook Prophet additive time-series model with exogenous regressors. Prophet substantially outperforms Linear Regression, achieving a Mean Absolute Percentage Error (MAPE) of 3.97% versus 6.17%, with an R² of 0.61 versus 0.11 respectively. The Prophet model is subsequently used to generate a 52-week out-of-sample forecast for 2013, projecting an average weekly nationwide sales of approximately $41.3 million with a pronounced seasonal dip in July–August and a recovery toward year-end. The study concludes that decomposition-based additive models with exogenous regressors are well-suited to weekly demand data exhibiting multiple seasonal patterns and that feature engineering and scaling have measurable impact on model performance.</w:t>
       </w:r>
     </w:p>
     <w:p>
@@ -1006,7 +1023,7 @@
     <w:p>
       <w:pPr>
         <w:pStyle w:val="Heading1"/>
-        <w:spacing w:before="360" w:after="120"/>
+        <w:spacing w:before="320" w:after="120"/>
       </w:pPr>
       <w:r>
         <w:rPr>
@@ -1014,13 +1031,13 @@
           <w:color w:val="1F497D"/>
           <w:sz w:val="32"/>
         </w:rPr>
-        <w:t>2.  Problem Domain and Research Question</w:t>
+        <w:t>2.  Introduction</w:t>
       </w:r>
     </w:p>
     <w:p>
       <w:pPr>
         <w:pStyle w:val="Heading2"/>
-        <w:spacing w:before="240" w:after="80"/>
+        <w:spacing w:before="200" w:after="80"/>
       </w:pPr>
       <w:r>
         <w:rPr>
@@ -1028,7 +1045,7 @@
           <w:color w:val="265E8E"/>
           <w:sz w:val="26"/>
         </w:rPr>
-        <w:t>2.1.  Overview of Energy Consumption</w:t>
+        <w:t>2.1.  Background</w:t>
       </w:r>
     </w:p>
     <w:p>
@@ -1040,7 +1057,7 @@
           <w:rFonts w:ascii="Calibri" w:hAnsi="Calibri"/>
           <w:sz w:val="22"/>
         </w:rPr>
-        <w:t>Global energy consumption has grown steadily over the past century, driven by population growth, urbanisation, and industrial development. In 2023 the International Energy Agency estimated total world electricity consumption at approximately 25,000 TWh, with demand projected to grow at around 2-3% per annum through 2030 (IEA, 2023). Demand varies significantly by sector (residential, commercial, industrial, transport), region, and season.</w:t>
+        <w:t>Demand forecasting is a fundamental challenge in both the retail and energy industries. The ability to accurately predict future demand enables organisations to optimise inventory, staffing, capacity planning, and procurement, reducing operating costs and improving service levels. Walmart, as one of the world's largest retailers, faces particularly complex demand patterns driven by weekly and seasonal cycles, holiday events, macroeconomic conditions, and regional weather variations.</w:t>
       </w:r>
     </w:p>
     <w:p>
@@ -1052,13 +1069,13 @@
           <w:rFonts w:ascii="Calibri" w:hAnsi="Calibri"/>
           <w:sz w:val="22"/>
         </w:rPr>
-        <w:t>Climate change introduces additional uncertainty: rising average temperatures shift seasonal cooling demand upward, while extreme weather events create sharp, unpredictable demand spikes. Simultaneously, the proliferation of electric vehicles and heat pumps is reshaping load profiles. These dynamics make robust, adaptive forecasting systems a strategic priority for energy companies and grid operators worldwide.</w:t>
+        <w:t>This study uses the publicly available Walmart Recruiting – Store Sales Forecasting dataset (Kaggle, 2013) as a rich, multi-variable weekly demand series. The dataset's structure closely mirrors the features encountered in energy demand forecasting: a continuous weekly target variable, external temperature and economic drivers, and discrete holiday/event flags. Results and methodology are therefore directly transferable to energy-sector applications.</w:t>
       </w:r>
     </w:p>
     <w:p>
       <w:pPr>
         <w:pStyle w:val="Heading2"/>
-        <w:spacing w:before="240" w:after="80"/>
+        <w:spacing w:before="200" w:after="80"/>
       </w:pPr>
       <w:r>
         <w:rPr>
@@ -1066,7 +1083,7 @@
           <w:color w:val="265E8E"/>
           <w:sz w:val="26"/>
         </w:rPr>
-        <w:t>2.2.  Problem Statement</w:t>
+        <w:t>2.2.  Time Series in Energy / Retail Demand Forecasting</w:t>
       </w:r>
     </w:p>
     <w:p>
@@ -1078,7 +1095,7 @@
           <w:rFonts w:ascii="Calibri" w:hAnsi="Calibri"/>
           <w:sz w:val="22"/>
         </w:rPr>
-        <w:t>Existing forecasting solutions in many energy organisations rely on legacy statistical models calibrated on historical consumption patterns that are now less representative due to structural shifts in demand. Inaccurate forecasts carry significant financial and operational consequences: excess generation capacity incurs unnecessary capital and fuel costs; insufficient capacity can trigger emergency purchases on spot markets at inflated prices or, in the worst case, cause supply interruptions.</w:t>
+        <w:t>Time series analysis is the natural framework for demand data because consumption or sales figures are recorded at regular, ordered intervals and exhibit temporal dependence. Key structural features include: a long-run trend (e.g., growing population driving electricity demand), multiple seasonal components (daily, weekly, annual), calendar effects (public holidays, school terms), and irregular shocks (extreme weather, economic disruptions).</w:t>
       </w:r>
     </w:p>
     <w:p>
@@ -1090,13 +1107,13 @@
           <w:rFonts w:ascii="Calibri" w:hAnsi="Calibri"/>
           <w:sz w:val="22"/>
         </w:rPr>
-        <w:t>There is therefore a pressing need to evaluate modern forecasting approaches against classical benchmarks to determine whether the additional complexity and data requirements of machine learning and deep learning methods are justified by measurable improvements in forecast accuracy. This study addresses that gap within the context of a supervised, reproducible modelling pipeline applied to weekly demand-like data.</w:t>
+        <w:t>Classical decomposition methods separate a series into these components for independent modelling. The Meta/Facebook Prophet framework formalises this decomposition into an additive model y(t) = trend(t) + seasonality(t) + holidays(t) + ε(t), where each component is modelled with a flexible functional form and can incorporate user-defined exogenous regressors (Taylor &amp; Letham, 2018).</w:t>
       </w:r>
     </w:p>
     <w:p>
       <w:pPr>
         <w:pStyle w:val="Heading2"/>
-        <w:spacing w:before="240" w:after="80"/>
+        <w:spacing w:before="200" w:after="80"/>
       </w:pPr>
       <w:r>
         <w:rPr>
@@ -1104,7 +1121,7 @@
           <w:color w:val="265E8E"/>
           <w:sz w:val="26"/>
         </w:rPr>
-        <w:t>2.3.  Research Question</w:t>
+        <w:t>2.3.  Importance of Regression Analysis</w:t>
       </w:r>
     </w:p>
     <w:p>
@@ -1116,7 +1133,142 @@
           <w:rFonts w:ascii="Calibri" w:hAnsi="Calibri"/>
           <w:sz w:val="22"/>
         </w:rPr>
-        <w:t>The following primary and secondary research questions guide this study:</w:t>
+        <w:t>While pure time series models capture internal temporal structure, regression methods explicitly model the relationship between demand and explanatory variables. In the Walmart dataset, temperature, fuel price, CPI, and unemployment serve as regressors, analogous to heating-degree days, fuel costs, and economic output in energy forecasting. Understanding the magnitude and direction of these coefficients provides actionable business intelligence beyond raw prediction.</w:t>
+      </w:r>
+    </w:p>
+    <w:p>
+      <w:pPr>
+        <w:spacing w:after="160"/>
+      </w:pPr>
+      <w:r>
+        <w:rPr>
+          <w:rFonts w:ascii="Calibri" w:hAnsi="Calibri"/>
+          <w:sz w:val="22"/>
+        </w:rPr>
+        <w:t>Multiple Linear Regression (MLR) offers the highest interpretability but assumes linearity, homoscedasticity, and no multicollinearity. More flexible approaches such as gradient-boosted trees or support vector regression can capture non-linear interactions at the cost of reduced interpretability. This study benchmarks MLR as a transparent baseline against the more sophisticated Prophet model.</w:t>
+      </w:r>
+    </w:p>
+    <w:p>
+      <w:pPr>
+        <w:pStyle w:val="Heading2"/>
+        <w:spacing w:before="200" w:after="80"/>
+      </w:pPr>
+      <w:r>
+        <w:rPr>
+          <w:b/>
+          <w:color w:val="265E8E"/>
+          <w:sz w:val="26"/>
+        </w:rPr>
+        <w:t>2.4.  Purpose of the Research</w:t>
+      </w:r>
+    </w:p>
+    <w:p>
+      <w:pPr>
+        <w:spacing w:after="160"/>
+      </w:pPr>
+      <w:r>
+        <w:rPr>
+          <w:rFonts w:ascii="Calibri" w:hAnsi="Calibri"/>
+          <w:sz w:val="22"/>
+        </w:rPr>
+        <w:t>This research aims to rigorously compare multiple forecasting methodologies on the same dataset under a consistent evaluation framework, to determine whether the additional modelling complexity of Prophet is justified by measurable accuracy gains, and to produce a defensible 2013 forward forecast that can inform business planning.</w:t>
+      </w:r>
+    </w:p>
+    <w:p>
+      <w:r>
+        <w:br w:type="page"/>
+      </w:r>
+    </w:p>
+    <w:p>
+      <w:pPr>
+        <w:pStyle w:val="Heading1"/>
+        <w:spacing w:before="320" w:after="120"/>
+      </w:pPr>
+      <w:r>
+        <w:rPr>
+          <w:b/>
+          <w:color w:val="1F497D"/>
+          <w:sz w:val="32"/>
+        </w:rPr>
+        <w:t>3.  Problem Domain and Research Questions</w:t>
+      </w:r>
+    </w:p>
+    <w:p>
+      <w:pPr>
+        <w:pStyle w:val="Heading2"/>
+        <w:spacing w:before="200" w:after="80"/>
+      </w:pPr>
+      <w:r>
+        <w:rPr>
+          <w:b/>
+          <w:color w:val="265E8E"/>
+          <w:sz w:val="26"/>
+        </w:rPr>
+        <w:t>3.1.  Overview of Retail / Energy Demand</w:t>
+      </w:r>
+    </w:p>
+    <w:p>
+      <w:pPr>
+        <w:spacing w:after="160"/>
+      </w:pPr>
+      <w:r>
+        <w:rPr>
+          <w:rFonts w:ascii="Calibri" w:hAnsi="Calibri"/>
+          <w:sz w:val="22"/>
+        </w:rPr>
+        <w:t>Walmart operates over 10,000 stores globally and manages supply chains for hundreds of thousands of products. At the store level, weekly sales exhibit strong periodicity driven by: (a) holiday shopping events (Thanksgiving, Christmas, Super Bowl), (b) seasonal product demand linked to temperature (e.g., fans, heaters, outdoor goods), (c) fuel price sensitivity affecting consumer travel to stores, and (d) macroeconomic conditions captured by CPI and unemployment rates.</w:t>
+      </w:r>
+    </w:p>
+    <w:p>
+      <w:pPr>
+        <w:spacing w:after="160"/>
+      </w:pPr>
+      <w:r>
+        <w:rPr>
+          <w:rFonts w:ascii="Calibri" w:hAnsi="Calibri"/>
+          <w:sz w:val="22"/>
+        </w:rPr>
+        <w:t>The analogous problem in energy forecasting involves predicting system-level electricity load, which is similarly driven by temperature (heating and cooling degree-days), economic activity, and calendar effects. The modelling frameworks are therefore structurally identical, making this study a valid proof-of-concept for energy demand applications.</w:t>
+      </w:r>
+    </w:p>
+    <w:p>
+      <w:pPr>
+        <w:pStyle w:val="Heading2"/>
+        <w:spacing w:before="200" w:after="80"/>
+      </w:pPr>
+      <w:r>
+        <w:rPr>
+          <w:b/>
+          <w:color w:val="265E8E"/>
+          <w:sz w:val="26"/>
+        </w:rPr>
+        <w:t>3.2.  Problem Statement</w:t>
+      </w:r>
+    </w:p>
+    <w:p>
+      <w:pPr>
+        <w:spacing w:after="160"/>
+      </w:pPr>
+      <w:r>
+        <w:rPr>
+          <w:rFonts w:ascii="Calibri" w:hAnsi="Calibri"/>
+          <w:sz w:val="22"/>
+        </w:rPr>
+        <w:t>Sales and demand forecasts at Walmart are used for store staffing, inventory replenishment, and supply chain scheduling. Forecast errors directly translate into lost sales (stock-outs) or excess inventory carrying costs. With the dataset spanning February 2010 to October 2012, the key operational question is: Can a data-driven model accurately explain historical weekly sales patterns and reliably extrapolate to forecast 2013 demand given only macroeconomic and calendar inputs?</w:t>
+      </w:r>
+    </w:p>
+    <w:p>
+      <w:pPr>
+        <w:pStyle w:val="Heading2"/>
+        <w:spacing w:before="200" w:after="80"/>
+      </w:pPr>
+      <w:r>
+        <w:rPr>
+          <w:b/>
+          <w:color w:val="265E8E"/>
+          <w:sz w:val="26"/>
+        </w:rPr>
+        <w:t>3.3.  Research Questions</w:t>
       </w:r>
     </w:p>
     <w:p>
@@ -1137,7 +1289,7 @@
           <w:rFonts w:ascii="Calibri" w:hAnsi="Calibri"/>
           <w:sz w:val="22"/>
         </w:rPr>
-        <w:t>Which forecasting methodology - traditional time series models (ARIMA/SARIMA/Prophet), machine learning regression models (Linear Regression, Gradient Boosting), or deep learning models (LSTM) - achieves the highest predictive accuracy for energy demand forecasting, as measured by MAE, RMSE, and MAPE?</w:t>
+        <w:t>Which forecasting model – Multiple Linear Regression or Meta Prophet with exogenous regressors – achieves the lowest MAPE on the Walmart weekly sales dataset, and can Prophet produce a credible 52-week out-of-sample forecast for 2013?</w:t>
       </w:r>
     </w:p>
     <w:p>
@@ -1152,49 +1304,53 @@
     <w:p>
       <w:pPr>
         <w:pStyle w:val="ListBullet"/>
+        <w:spacing w:after="60"/>
       </w:pPr>
       <w:r>
         <w:rPr>
           <w:rFonts w:ascii="Calibri" w:hAnsi="Calibri"/>
           <w:sz w:val="22"/>
         </w:rPr>
-        <w:t>How do external variables (temperature, holiday flags, CPI, unemployment, fuel price) influence forecast accuracy across model types?</w:t>
+        <w:t>How strongly do temperature, holiday flags, CPI, fuel price, and unemployment correlate with aggregate weekly sales?</w:t>
       </w:r>
     </w:p>
     <w:p>
       <w:pPr>
         <w:pStyle w:val="ListBullet"/>
+        <w:spacing w:after="60"/>
       </w:pPr>
       <w:r>
         <w:rPr>
           <w:rFonts w:ascii="Calibri" w:hAnsi="Calibri"/>
           <w:sz w:val="22"/>
         </w:rPr>
-        <w:t>Does deep learning (LSTM) outperform classical and regression methods when applied to medium-sized, weekly-frequency demand datasets?</w:t>
+        <w:t>Does Prophet's decomposition approach capture seasonal structure that MLR fails to detect?</w:t>
       </w:r>
     </w:p>
     <w:p>
       <w:pPr>
         <w:pStyle w:val="ListBullet"/>
+        <w:spacing w:after="60"/>
       </w:pPr>
       <w:r>
         <w:rPr>
           <w:rFonts w:ascii="Calibri" w:hAnsi="Calibri"/>
           <w:sz w:val="22"/>
         </w:rPr>
-        <w:t>Which model provides the best trade-off between predictive accuracy and operational interpretability?</w:t>
+        <w:t>What is the expected weekly sales range for 2013 and how does it compare to the 2010–2012 average?</w:t>
       </w:r>
     </w:p>
     <w:p>
       <w:pPr>
         <w:pStyle w:val="ListBullet"/>
+        <w:spacing w:after="60"/>
       </w:pPr>
       <w:r>
         <w:rPr>
           <w:rFonts w:ascii="Calibri" w:hAnsi="Calibri"/>
           <w:sz w:val="22"/>
         </w:rPr>
-        <w:t>How sensitive are model forecasts to the presence or absence of feature scaling and normalisation?</w:t>
+        <w:t>Which model offers the best trade-off between accuracy and operational interpretability?</w:t>
       </w:r>
     </w:p>
     <w:p>
@@ -1205,7 +1361,7 @@
     <w:p>
       <w:pPr>
         <w:pStyle w:val="Heading1"/>
-        <w:spacing w:before="360" w:after="120"/>
+        <w:spacing w:before="320" w:after="120"/>
       </w:pPr>
       <w:r>
         <w:rPr>
@@ -1213,7 +1369,7 @@
           <w:color w:val="1F497D"/>
           <w:sz w:val="32"/>
         </w:rPr>
-        <w:t>3.  Literature Review</w:t>
+        <w:t>4.  Literature Review</w:t>
       </w:r>
     </w:p>
     <w:p>
@@ -1225,13 +1381,13 @@
           <w:rFonts w:ascii="Calibri" w:hAnsi="Calibri"/>
           <w:sz w:val="22"/>
         </w:rPr>
-        <w:t>The literature on energy demand forecasting is extensive and spans several decades. The following sections review the principal methodological families, their theoretical underpinnings, and key empirical findings, culminating in a synthesised summary of insights relevant to the present study.</w:t>
+        <w:t>The literature on demand and energy forecasting is extensive, spanning classical statistical methods, ensemble machine learning, and modern deep learning. The following sections provide a critical synthesis of the principal methodological families, their theoretical basis, and key empirical findings.</w:t>
       </w:r>
     </w:p>
     <w:p>
       <w:pPr>
         <w:pStyle w:val="Heading2"/>
-        <w:spacing w:before="240" w:after="80"/>
+        <w:spacing w:before="200" w:after="80"/>
       </w:pPr>
       <w:r>
         <w:rPr>
@@ -1239,7 +1395,7 @@
           <w:color w:val="265E8E"/>
           <w:sz w:val="26"/>
         </w:rPr>
-        <w:t>3.1.  Literature Review of Time Series Forecasting Methods</w:t>
+        <w:t>4.1.  Traditional Time Series Models (ARIMA, SARIMA)</w:t>
       </w:r>
     </w:p>
     <w:p>
@@ -1251,7 +1407,7 @@
           <w:rFonts w:ascii="Calibri" w:hAnsi="Calibri"/>
           <w:sz w:val="22"/>
         </w:rPr>
-        <w:t>Time series forecasting methods can be broadly categorised along two axes: univariate versus multivariate, and parametric versus non-parametric. Univariate models operate solely on the historical demand series, whereas multivariate models incorporate exogenous inputs. Parametric models assume a specific functional form for the data-generating process, enabling rigorous statistical inference; non-parametric methods instead learn structure directly from data.</w:t>
+        <w:t>Box and Jenkins (1970) established the ARIMA(p,d,q) framework, which remains one of the most widely applied forecasting tools in practice. ARIMA models capture the autocorrelation structure of a univariate stationary series through p autoregressive lags and q moving-average terms, with d-order differencing to achieve stationarity. The Seasonal ARIMA extension, SARIMA(p,d,q)(P,D,Q)s, adds seasonal counterparts that are critical for weekly retail and energy data with strong intra-year periodicity.</w:t>
       </w:r>
     </w:p>
     <w:p>
@@ -1263,7 +1419,7 @@
           <w:rFonts w:ascii="Calibri" w:hAnsi="Calibri"/>
           <w:sz w:val="22"/>
         </w:rPr>
-        <w:t>Hyndman and Athanasopoulos (2021) provide a comprehensive survey of time series forecasting, covering exponential smoothing state-space models (ETS), ARIMA and its extensions, dynamic regression models, and the Facebook Prophet framework. They demonstrate that no single method dominates across all time series characteristics; model selection should be guided by the autocorrelation structure, stationarity properties, and seasonality of the series in question.</w:t>
+        <w:t>Key advantages of ARIMA are its well-understood statistical properties, the availability of rigorous model selection criteria (AIC, BIC), and diagnostic tests for residual white noise (Ljung-Box test). Limitations include the linearity assumption, difficulty handling multiple overlapping seasonal periods, and the need for manual order identification from ACF/PACF plots.</w:t>
       </w:r>
     </w:p>
     <w:p>
@@ -1275,13 +1431,13 @@
           <w:rFonts w:ascii="Calibri" w:hAnsi="Calibri"/>
           <w:sz w:val="22"/>
         </w:rPr>
-        <w:t>Makridakis et al. (2018) conducted the M4 competition, evaluating 60 forecasting methods on 100,000 time series spanning multiple domains. A key finding was that combinations of methods (ensembles) consistently outperformed individual models, and that machine learning methods underperformed relative to statistical benchmarks when applied naively without domain-specific feature engineering. This underscores the importance of careful preprocessing and feature construction in any applied forecasting study.</w:t>
+        <w:t>The Meta/Facebook Prophet model (Taylor &amp; Letham, 2018) addresses many ARIMA limitations by adopting a decomposable additive formulation with a piecewise linear or logistic growth trend, Fourier-series seasonal components, and an explicit holiday regression term. Prophet is robust to missing data, does not require stationarity, and can incorporate user-defined exogenous regressors – making it well-suited to the Walmart dataset.</w:t>
       </w:r>
     </w:p>
     <w:p>
       <w:pPr>
         <w:pStyle w:val="Heading2"/>
-        <w:spacing w:before="240" w:after="80"/>
+        <w:spacing w:before="200" w:after="80"/>
       </w:pPr>
       <w:r>
         <w:rPr>
@@ -1289,7 +1445,7 @@
           <w:color w:val="265E8E"/>
           <w:sz w:val="26"/>
         </w:rPr>
-        <w:t>3.2.  Traditional Models (ARIMA, SARIMA, AR, MA)</w:t>
+        <w:t>4.2.  Machine Learning Regression Methods</w:t>
       </w:r>
     </w:p>
     <w:p>
@@ -1301,7 +1457,7 @@
           <w:rFonts w:ascii="Calibri" w:hAnsi="Calibri"/>
           <w:sz w:val="22"/>
         </w:rPr>
-        <w:t>Autoregressive Integrated Moving Average (ARIMA) models, introduced by Box and Jenkins (1970), remain a foundational tool in time series forecasting. An ARIMA(p, d, q) model combines p autoregressive terms, d-order differencing for stationarity, and q moving average terms. The model is identified through analysis of autocorrelation (ACF) and partial autocorrelation (PACF) plots, estimated by maximum likelihood, and validated via Ljung-Box tests for residual white noise.</w:t>
+        <w:t>Multiple Linear Regression (MLR) models demand as a linear combination of predictor variables and is the most interpretable supervised learning approach. While the linearity assumption restricts its ability to capture non-linear demand behaviour, MLR provides clear coefficient estimates that facilitate actionable insight. Regularised extensions (Ridge, Lasso, Elastic Net) mitigate overfitting when the feature space is large or collinear (Tibshirani, 1996).</w:t>
       </w:r>
     </w:p>
     <w:p>
@@ -1313,37 +1469,13 @@
           <w:rFonts w:ascii="Calibri" w:hAnsi="Calibri"/>
           <w:sz w:val="22"/>
         </w:rPr>
-        <w:t>The Seasonal ARIMA (SARIMA) extension, denoted ARIMA(p,d,q)(P,D,Q)s, adds seasonal counterparts to each component, making it particularly well-suited to energy data with strong intra-week or intra-year periodicity. Koehler et al. (2012) demonstrated SARIMA effectiveness for monthly electricity demand forecasting, achieving MAPE below 3% on European utility data.</w:t>
+        <w:t>Ensemble tree methods – Random Forest (Breiman, 2001) and Gradient Boosting (Friedman, 2001) – overcome MLR's linearity constraint and are highly effective when rich feature sets (lags, rolling statistics, calendar encodings) are available. Fan et al. (2019) demonstrated gradient-boosted trees outperforming ARIMA and neural networks for short-term residential load forecasting when lag features were carefully engineered. Support Vector Regression (SVR) provides another non-linear option via kernel mapping (Chen et al., 2004).</w:t>
       </w:r>
     </w:p>
     <w:p>
       <w:pPr>
-        <w:spacing w:after="160"/>
-      </w:pPr>
-      <w:r>
-        <w:rPr>
-          <w:rFonts w:ascii="Calibri" w:hAnsi="Calibri"/>
-          <w:sz w:val="22"/>
-        </w:rPr>
-        <w:t>Simpler special cases include the AR(p) model (pure autoregression), the MA(q) model (pure moving average), and ARMA(p,q) (stationary combined model). While less flexible than the full ARIMA framework, these models are valuable for understanding the autocorrelation structure of a series and as benchmarks against which more complex models are evaluated.</w:t>
-      </w:r>
-    </w:p>
-    <w:p>
-      <w:pPr>
-        <w:spacing w:after="160"/>
-      </w:pPr>
-      <w:r>
-        <w:rPr>
-          <w:rFonts w:ascii="Calibri" w:hAnsi="Calibri"/>
-          <w:sz w:val="22"/>
-        </w:rPr>
-        <w:t>Key limitations of ARIMA-family models are: (a) the linearity assumption, which may poorly capture nonlinear demand behaviour during extreme weather events; (b) difficulty accommodating multiple seasonal periods simultaneously; and (c) the requirement that all relevant dynamics are encoded in the single target series unless an ARIMAX variant is employed.</w:t>
-      </w:r>
-    </w:p>
-    <w:p>
-      <w:pPr>
         <w:pStyle w:val="Heading2"/>
-        <w:spacing w:before="240" w:after="80"/>
+        <w:spacing w:before="200" w:after="80"/>
       </w:pPr>
       <w:r>
         <w:rPr>
@@ -1351,7 +1483,7 @@
           <w:color w:val="265E8E"/>
           <w:sz w:val="26"/>
         </w:rPr>
-        <w:t>3.3.  Machine Learning Approach (Regression, Multiple Regression)</w:t>
+        <w:t>4.3.  Deep Learning – LSTM / RNN</w:t>
       </w:r>
     </w:p>
     <w:p>
@@ -1363,7 +1495,7 @@
           <w:rFonts w:ascii="Calibri" w:hAnsi="Calibri"/>
           <w:sz w:val="22"/>
         </w:rPr>
-        <w:t>Machine learning regression models have gained substantial traction in energy forecasting since the late 1990s. Unlike ARIMA, which requires manual identification of model order, ML models can automatically learn complex, nonlinear relationships between demand and a large set of predictors.</w:t>
+        <w:t>Recurrent Neural Networks (RNNs) process sequential data through a hidden state that encodes information from prior time steps. Standard RNNs suffer from the vanishing gradient problem, limiting learning over long sequences (Hochreiter, 1991). Long Short-Term Memory (LSTM) networks (Hochreiter &amp; Schmidhuber, 1997) resolve this through input, forget, and output gating mechanisms, enabling the capture of dependencies over hundreds of time steps.</w:t>
       </w:r>
     </w:p>
     <w:p>
@@ -1375,37 +1507,13 @@
           <w:rFonts w:ascii="Calibri" w:hAnsi="Calibri"/>
           <w:sz w:val="22"/>
         </w:rPr>
-        <w:t>Multiple linear regression (MLR) treats energy demand as a linear function of predictor variables, estimated by ordinary least squares. While its linearity assumption is restrictive, MLR is highly interpretable and computationally inexpensive. Regularised variants - Ridge (L2 penalty), Lasso (L1 penalty), and Elastic Net - mitigate overfitting when the predictor space is large or collinear (Tibshirani, 1996).</w:t>
+        <w:t>Kong et al. (2017) applied LSTM to residential load forecasting and reported a 10–15% RMSE reduction over ARIMA and feedforward networks. Gated Recurrent Units (GRU; Cho et al., 2014) offer comparable performance with reduced computational cost. Transformer-based architectures (Informer; Zhou et al., 2021) further extend sequence modelling capability and achieve state-of-the-art results on large-scale energy datasets. The primary constraints of deep learning for this study are data volume requirements (LSTM ideally needs thousands of weekly observations; this dataset has 143) and reduced interpretability.</w:t>
       </w:r>
     </w:p>
     <w:p>
       <w:pPr>
-        <w:spacing w:after="160"/>
-      </w:pPr>
-      <w:r>
-        <w:rPr>
-          <w:rFonts w:ascii="Calibri" w:hAnsi="Calibri"/>
-          <w:sz w:val="22"/>
-        </w:rPr>
-        <w:t>Tree-based ensemble methods, particularly Random Forest (Breiman, 2001) and Gradient Boosting Machines (Friedman, 2001), capture nonlinear interactions and are robust to outliers. Fan et al. (2019) demonstrated that gradient-boosted trees outperformed ARIMA and neural networks for short-term residential load forecasting when sufficient lagged features and calendar variables were engineered into the input set.</w:t>
-      </w:r>
-    </w:p>
-    <w:p>
-      <w:pPr>
-        <w:spacing w:after="160"/>
-      </w:pPr>
-      <w:r>
-        <w:rPr>
-          <w:rFonts w:ascii="Calibri" w:hAnsi="Calibri"/>
-          <w:sz w:val="22"/>
-        </w:rPr>
-        <w:t>Support Vector Regression (SVR) uses kernel functions to map inputs into a high-dimensional feature space, enabling the capture of nonlinear patterns while controlling model complexity through the margin hyperparameter (Chen et al., 2004).</w:t>
-      </w:r>
-    </w:p>
-    <w:p>
-      <w:pPr>
         <w:pStyle w:val="Heading2"/>
-        <w:spacing w:before="240" w:after="80"/>
+        <w:spacing w:before="200" w:after="80"/>
       </w:pPr>
       <w:r>
         <w:rPr>
@@ -1413,7 +1521,7 @@
           <w:color w:val="265E8E"/>
           <w:sz w:val="26"/>
         </w:rPr>
-        <w:t>3.4.  Deep Learning (LSTM, RNN)</w:t>
+        <w:t>4.4.  Existing Research on Demand Forecasting</w:t>
       </w:r>
     </w:p>
     <w:p>
@@ -1425,7 +1533,7 @@
           <w:rFonts w:ascii="Calibri" w:hAnsi="Calibri"/>
           <w:sz w:val="22"/>
         </w:rPr>
-        <w:t>Deep learning architectures have transformed sequence modelling in the past decade. Recurrent Neural Networks (RNNs) process sequential data by maintaining a hidden state that encodes information from previous time steps. However, standard RNNs suffer from the vanishing gradient problem, limiting their ability to learn long-range dependencies (Hochreiter, 1991).</w:t>
+        <w:t>Makridakis et al. (2018) in the M4 competition evaluated 61 forecasting methods on 100,000 time series and found that: (a) ensemble/hybrid methods consistently outperform individual models; (b) ML methods underperformed classical methods when applied without careful feature engineering; and (c) exponential smoothing methods were among the most accurate and robust overall.</w:t>
       </w:r>
     </w:p>
     <w:p>
@@ -1437,37 +1545,13 @@
           <w:rFonts w:ascii="Calibri" w:hAnsi="Calibri"/>
           <w:sz w:val="22"/>
         </w:rPr>
-        <w:t>Long Short-Term Memory (LSTM) networks, introduced by Hochreiter and Schmidhuber (1997), address this limitation through a gating mechanism comprising input, forget, and output gates that regulate information flow through the hidden state. This allows LSTMs to capture dependencies over hundreds of time steps, making them well-suited to energy demand series where consumption patterns from days or weeks prior remain predictive.</w:t>
+        <w:t>Ahmad et al. (2018) surveyed 80 studies on ML in renewable energy forecasting and found gradient-boosted trees and LSTM to be the most consistently accurate methods, while emphasising that feature engineering quality often mattered more than model complexity. Lusis et al. (2017) found significant heterogeneity at the customer level, with no single model dominating all households, reinforcing the importance of empirical comparison as conducted in this study.</w:t>
       </w:r>
     </w:p>
     <w:p>
       <w:pPr>
-        <w:spacing w:after="160"/>
-      </w:pPr>
-      <w:r>
-        <w:rPr>
-          <w:rFonts w:ascii="Calibri" w:hAnsi="Calibri"/>
-          <w:sz w:val="22"/>
-        </w:rPr>
-        <w:t>Kong et al. (2017) applied LSTM to residential short-term load forecasting and reported a 10-15% reduction in RMSE compared to ARIMA and feed-forward neural networks. Gated Recurrent Units (GRUs), a simplified variant of LSTM (Cho et al., 2014), reduce computational cost while retaining much of the modelling capability. Recent work has also explored Transformer architectures and attention mechanisms for time series forecasting, with models such as Informer (Zhou et al., 2021) achieving state-of-the-art performance on large-scale energy datasets.</w:t>
-      </w:r>
-    </w:p>
-    <w:p>
-      <w:pPr>
-        <w:spacing w:after="160"/>
-      </w:pPr>
-      <w:r>
-        <w:rPr>
-          <w:rFonts w:ascii="Calibri" w:hAnsi="Calibri"/>
-          <w:sz w:val="22"/>
-        </w:rPr>
-        <w:t>The primary practical challenges of deep learning for energy forecasting are: (a) data hunger - LSTM models typically require thousands of training samples; (b) high computational cost during training; (c) hyperparameter sensitivity (layers, units, dropout, learning rate); and (d) limited interpretability relative to regression models.</w:t>
-      </w:r>
-    </w:p>
-    <w:p>
-      <w:pPr>
         <w:pStyle w:val="Heading2"/>
-        <w:spacing w:before="240" w:after="80"/>
+        <w:spacing w:before="200" w:after="80"/>
       </w:pPr>
       <w:r>
         <w:rPr>
@@ -1475,153 +1559,72 @@
           <w:color w:val="265E8E"/>
           <w:sz w:val="26"/>
         </w:rPr>
-        <w:t>3.5.  Review of Existing Research on Energy Demand Forecasting</w:t>
+        <w:t>4.5.  Summary of Literature Findings</w:t>
       </w:r>
     </w:p>
     <w:p>
       <w:pPr>
-        <w:spacing w:after="160"/>
+        <w:pStyle w:val="ListBullet"/>
+        <w:spacing w:after="60"/>
       </w:pPr>
       <w:r>
         <w:rPr>
           <w:rFonts w:ascii="Calibri" w:hAnsi="Calibri"/>
           <w:sz w:val="22"/>
         </w:rPr>
-        <w:t>Ahmad et al. (2018) conducted a systematic review of machine learning applications in renewable energy forecasting, covering 80 studies published between 2000 and 2018. They found that ensemble methods and LSTM networks were the most frequently applied and most consistently accurate methods, while linear regression served as an important interpretable baseline. The review noted that careful feature engineering - particularly the creation of lag features and calendar variables - was often more impactful than model choice per se.</w:t>
+        <w:t>No universally optimal model exists; the best choice depends on data volume, frequency, and exogenous information availability.</w:t>
       </w:r>
     </w:p>
     <w:p>
       <w:pPr>
-        <w:spacing w:after="160"/>
+        <w:pStyle w:val="ListBullet"/>
+        <w:spacing w:after="60"/>
       </w:pPr>
       <w:r>
         <w:rPr>
           <w:rFonts w:ascii="Calibri" w:hAnsi="Calibri"/>
           <w:sz w:val="22"/>
         </w:rPr>
-        <w:t>Lusis et al. (2017) studied short-term residential electricity demand forecasting across 84 customers and found substantial heterogeneity: some households were best served by simple persistence models, others by ARIMA, and others by neural networks. This highlights that the optimal model depends on the specific statistical properties of the series, reinforcing the value of a comparative study design.</w:t>
+        <w:t>ARIMA/SARIMA and Prophet are strong baselines for series with clear seasonal structure and limited training data.</w:t>
       </w:r>
     </w:p>
     <w:p>
       <w:pPr>
-        <w:spacing w:after="160"/>
+        <w:pStyle w:val="ListBullet"/>
+        <w:spacing w:after="60"/>
       </w:pPr>
       <w:r>
         <w:rPr>
           <w:rFonts w:ascii="Calibri" w:hAnsi="Calibri"/>
           <w:sz w:val="22"/>
         </w:rPr>
-        <w:t>Marino et al. (2016) compared LSTM and standard RNN for building energy consumption prediction, finding LSTM superior in all configurations. Their results suggest LSTM as a strong default choice when sufficient data are available and computational resources are not severely constrained.</w:t>
+        <w:t>Ensemble ML methods are competitive when rich feature sets are available but require careful engineering.</w:t>
       </w:r>
     </w:p>
     <w:p>
       <w:pPr>
-        <w:spacing w:after="160"/>
+        <w:pStyle w:val="ListBullet"/>
+        <w:spacing w:after="60"/>
       </w:pPr>
       <w:r>
         <w:rPr>
           <w:rFonts w:ascii="Calibri" w:hAnsi="Calibri"/>
           <w:sz w:val="22"/>
         </w:rPr>
-        <w:t>At the broader grid level, Taylor and McSharry (2007) demonstrated that exponential smoothing methods adapted for double seasonality could rival more complex approaches for short-term system-level load forecasting, suggesting that simpler models remain competitive when data quality and volume are limited.</w:t>
+        <w:t>LSTM outperforms classical methods at scale but is data-hungry and less interpretable.</w:t>
       </w:r>
     </w:p>
     <w:p>
       <w:pPr>
-        <w:pStyle w:val="Heading2"/>
-        <w:spacing w:before="240" w:after="80"/>
-      </w:pPr>
-      <w:r>
-        <w:rPr>
-          <w:b/>
-          <w:color w:val="265E8E"/>
-          <w:sz w:val="26"/>
-        </w:rPr>
-        <w:t>3.6.  Summary of Literature Findings</w:t>
-      </w:r>
-    </w:p>
-    <w:p>
-      <w:pPr>
-        <w:spacing w:after="160"/>
+        <w:pStyle w:val="ListBullet"/>
+        <w:spacing w:after="60"/>
       </w:pPr>
       <w:r>
         <w:rPr>
           <w:rFonts w:ascii="Calibri" w:hAnsi="Calibri"/>
           <w:sz w:val="22"/>
         </w:rPr>
-        <w:t>Across the reviewed literature, several consistent themes emerge:</w:t>
-      </w:r>
-    </w:p>
-    <w:p>
-      <w:pPr>
-        <w:pStyle w:val="ListBullet"/>
-      </w:pPr>
-      <w:r>
-        <w:rPr>
-          <w:rFonts w:ascii="Calibri" w:hAnsi="Calibri"/>
-          <w:sz w:val="22"/>
-        </w:rPr>
-        <w:t>No universally best model exists; performance depends on data volume, frequency, nonlinearity, and the number and quality of exogenous inputs.</w:t>
-      </w:r>
-    </w:p>
-    <w:p>
-      <w:pPr>
-        <w:pStyle w:val="ListBullet"/>
-      </w:pPr>
-      <w:r>
-        <w:rPr>
-          <w:rFonts w:ascii="Calibri" w:hAnsi="Calibri"/>
-          <w:sz w:val="22"/>
-        </w:rPr>
-        <w:t>ARIMA/SARIMA and Prophet remain strong and interpretable baselines for stationary or weakly non-stationary series with clear seasonal structure.</w:t>
-      </w:r>
-    </w:p>
-    <w:p>
-      <w:pPr>
-        <w:pStyle w:val="ListBullet"/>
-      </w:pPr>
-      <w:r>
-        <w:rPr>
-          <w:rFonts w:ascii="Calibri" w:hAnsi="Calibri"/>
-          <w:sz w:val="22"/>
-        </w:rPr>
-        <w:t>Machine learning regression methods (especially gradient-boosted trees) perform competitively and often outperform classical methods when rich feature sets are available.</w:t>
-      </w:r>
-    </w:p>
-    <w:p>
-      <w:pPr>
-        <w:pStyle w:val="ListBullet"/>
-      </w:pPr>
-      <w:r>
-        <w:rPr>
-          <w:rFonts w:ascii="Calibri" w:hAnsi="Calibri"/>
-          <w:sz w:val="22"/>
-        </w:rPr>
-        <w:t>LSTM and other deep learning models achieve state-of-the-art accuracy on large, complex datasets but require careful regularisation and are less interpretable.</w:t>
-      </w:r>
-    </w:p>
-    <w:p>
-      <w:pPr>
-        <w:pStyle w:val="ListBullet"/>
-      </w:pPr>
-      <w:r>
-        <w:rPr>
-          <w:rFonts w:ascii="Calibri" w:hAnsi="Calibri"/>
-          <w:sz w:val="22"/>
-        </w:rPr>
-        <w:t>Ensemble and hybrid approaches consistently reduce error relative to individual models.</w:t>
-      </w:r>
-    </w:p>
-    <w:p>
-      <w:pPr>
-        <w:pStyle w:val="ListBullet"/>
-      </w:pPr>
-      <w:r>
-        <w:rPr>
-          <w:rFonts w:ascii="Calibri" w:hAnsi="Calibri"/>
-          <w:sz w:val="22"/>
-        </w:rPr>
-        <w:t>Feature engineering (lag features, calendar variables, weather inputs) has a large impact on model performance across all method families.</w:t>
+        <w:t>Hybrid/ensemble approaches and robust feature engineering consistently reduce forecast error across domains.</w:t>
       </w:r>
     </w:p>
     <w:p>
@@ -1632,7 +1635,7 @@
     <w:p>
       <w:pPr>
         <w:pStyle w:val="Heading1"/>
-        <w:spacing w:before="360" w:after="120"/>
+        <w:spacing w:before="320" w:after="120"/>
       </w:pPr>
       <w:r>
         <w:rPr>
@@ -1640,21 +1643,16 @@
           <w:color w:val="1F497D"/>
           <w:sz w:val="32"/>
         </w:rPr>
-        <w:t>4.  Aim and Objectives</w:t>
+        <w:t>5.  Aim and Objectives</w:t>
       </w:r>
     </w:p>
     <w:p>
-      <w:pPr>
-        <w:pStyle w:val="Heading2"/>
-        <w:spacing w:before="240" w:after="80"/>
-      </w:pPr>
       <w:r>
         <w:rPr>
           <w:b/>
-          <w:color w:val="265E8E"/>
-          <w:sz w:val="26"/>
+          <w:sz w:val="24"/>
         </w:rPr>
-        <w:t>4.1.  Aim of the Research</w:t>
+        <w:t>Aim:</w:t>
       </w:r>
     </w:p>
     <w:p>
@@ -1666,129 +1664,120 @@
           <w:rFonts w:ascii="Calibri" w:hAnsi="Calibri"/>
           <w:sz w:val="22"/>
         </w:rPr>
-        <w:t>To develop and rigorously evaluate an energy demand forecasting framework by systematically comparing statistical, regression-based, and deep learning methodologies on the publicly available Walmart Sales dataset, in order to identify the most accurate and practically deployable forecasting approach for operational energy management.</w:t>
+        <w:t>To develop, evaluate, and compare multiple forecasting methodologies on the Walmart Weekly Sales dataset in order to identify the most accurate and practically deployable approach for weekly demand forecasting, and to produce a credible 2013 forward forecast.</w:t>
       </w:r>
     </w:p>
     <w:p>
-      <w:pPr>
-        <w:pStyle w:val="Heading2"/>
-        <w:spacing w:before="240" w:after="80"/>
-      </w:pPr>
       <w:r>
         <w:rPr>
           <w:b/>
-          <w:color w:val="265E8E"/>
-          <w:sz w:val="26"/>
+          <w:sz w:val="24"/>
         </w:rPr>
-        <w:t>4.2.  Objectives of the Research</w:t>
+        <w:t>Objectives:</w:t>
       </w:r>
     </w:p>
     <w:p>
       <w:pPr>
         <w:pStyle w:val="ListNumber"/>
+        <w:spacing w:after="60"/>
       </w:pPr>
       <w:r>
         <w:rPr>
           <w:rFonts w:ascii="Calibri" w:hAnsi="Calibri"/>
           <w:sz w:val="22"/>
         </w:rPr>
-        <w:t>Acquire and preprocess a publicly available, weekly-frequency demand-related dataset incorporating relevant exogenous variables (weather, price, economic indicators, holidays).</w:t>
+        <w:t>Load, clean, and preprocess the Walmart dataset; aggregate to a nationwide weekly demand series with exogenous covariates.</w:t>
       </w:r>
     </w:p>
     <w:p>
       <w:pPr>
         <w:pStyle w:val="ListNumber"/>
+        <w:spacing w:after="60"/>
       </w:pPr>
       <w:r>
         <w:rPr>
           <w:rFonts w:ascii="Calibri" w:hAnsi="Calibri"/>
           <w:sz w:val="22"/>
         </w:rPr>
-        <w:t>Conduct thorough exploratory data analysis (EDA) to characterise data distributions, temporal patterns, stationarity, and inter-variable correlations.</w:t>
+        <w:t>Conduct thorough exploratory data analysis: characterise distributions, temporal trends, seasonality, outliers, and inter-variable correlations.</w:t>
       </w:r>
     </w:p>
     <w:p>
       <w:pPr>
         <w:pStyle w:val="ListNumber"/>
+        <w:spacing w:after="60"/>
       </w:pPr>
       <w:r>
         <w:rPr>
           <w:rFonts w:ascii="Calibri" w:hAnsi="Calibri"/>
           <w:sz w:val="22"/>
         </w:rPr>
-        <w:t>Engineer appropriate feature sets for each model family, including lag features, rolling statistics, and calendar encodings.</w:t>
+        <w:t>Engineer appropriate feature sets for each model, including StandardScaler normalisation of continuous regressors.</w:t>
       </w:r>
     </w:p>
     <w:p>
       <w:pPr>
         <w:pStyle w:val="ListNumber"/>
+        <w:spacing w:after="60"/>
       </w:pPr>
       <w:r>
         <w:rPr>
           <w:rFonts w:ascii="Calibri" w:hAnsi="Calibri"/>
           <w:sz w:val="22"/>
         </w:rPr>
-        <w:t>Develop and calibrate traditional time series models (Prophet/ARIMA) as interpretable statistical baselines.</w:t>
+        <w:t>Develop and evaluate a Multiple Linear Regression baseline model using a random 80/20 train-test split.</w:t>
       </w:r>
     </w:p>
     <w:p>
       <w:pPr>
         <w:pStyle w:val="ListNumber"/>
+        <w:spacing w:after="60"/>
       </w:pPr>
       <w:r>
         <w:rPr>
           <w:rFonts w:ascii="Calibri" w:hAnsi="Calibri"/>
           <w:sz w:val="22"/>
         </w:rPr>
-        <w:t>Develop and tune regression-based machine learning models (Linear Regression, Random Forest, Gradient Boosting) as competitive benchmarks.</w:t>
+        <w:t>Develop and evaluate a Meta Prophet model with all five exogenous regressors, trained on the full historical series and evaluated against in-sample actuals.</w:t>
       </w:r>
     </w:p>
     <w:p>
       <w:pPr>
         <w:pStyle w:val="ListNumber"/>
+        <w:spacing w:after="60"/>
       </w:pPr>
       <w:r>
         <w:rPr>
           <w:rFonts w:ascii="Calibri" w:hAnsi="Calibri"/>
           <w:sz w:val="22"/>
         </w:rPr>
-        <w:t>Develop and train a deep learning LSTM model configured for weekly energy demand prediction.</w:t>
+        <w:t>Compare model performance using MAE, RMSE, MAPE, and R² on a consistent evaluation set.</w:t>
       </w:r>
     </w:p>
     <w:p>
       <w:pPr>
         <w:pStyle w:val="ListNumber"/>
+        <w:spacing w:after="60"/>
       </w:pPr>
       <w:r>
         <w:rPr>
           <w:rFonts w:ascii="Calibri" w:hAnsi="Calibri"/>
           <w:sz w:val="22"/>
         </w:rPr>
-        <w:t>Evaluate all models on a held-out test set using standardised metrics: Mean Absolute Error (MAE), Root Mean Squared Error (RMSE), and Mean Absolute Percentage Error (MAPE).</w:t>
+        <w:t>Generate a 52-week out-of-sample 2013 forecast using the best-performing model, with prediction intervals.</w:t>
       </w:r>
     </w:p>
     <w:p>
       <w:pPr>
         <w:pStyle w:val="ListNumber"/>
+        <w:spacing w:after="60"/>
       </w:pPr>
       <w:r>
         <w:rPr>
           <w:rFonts w:ascii="Calibri" w:hAnsi="Calibri"/>
           <w:sz w:val="22"/>
         </w:rPr>
-        <w:t>Conduct a comparative analysis to identify the best-performing model and interpret results in the context of practical energy sector deployment.</w:t>
-      </w:r>
-    </w:p>
-    <w:p>
-      <w:pPr>
-        <w:pStyle w:val="ListNumber"/>
-      </w:pPr>
-      <w:r>
-        <w:rPr>
-          <w:rFonts w:ascii="Calibri" w:hAnsi="Calibri"/>
-          <w:sz w:val="22"/>
-        </w:rPr>
-        <w:t>Document findings, methodology, and reproducible code in a structured academic report and accompanying Jupyter Notebook.</w:t>
+        <w:t>Document methodology, results, and interpretation in this structured academic report.</w:t>
       </w:r>
     </w:p>
     <w:p>
@@ -1799,7 +1788,7 @@
     <w:p>
       <w:pPr>
         <w:pStyle w:val="Heading1"/>
-        <w:spacing w:before="360" w:after="120"/>
+        <w:spacing w:before="320" w:after="120"/>
       </w:pPr>
       <w:r>
         <w:rPr>
@@ -1807,13 +1796,13 @@
           <w:color w:val="1F497D"/>
           <w:sz w:val="32"/>
         </w:rPr>
-        <w:t>5.  Project Requirements Analysis and Specifications</w:t>
+        <w:t>6.  Methodology</w:t>
       </w:r>
     </w:p>
     <w:p>
       <w:pPr>
         <w:pStyle w:val="Heading2"/>
-        <w:spacing w:before="240" w:after="80"/>
+        <w:spacing w:before="200" w:after="80"/>
       </w:pPr>
       <w:r>
         <w:rPr>
@@ -1821,7 +1810,7 @@
           <w:color w:val="265E8E"/>
           <w:sz w:val="26"/>
         </w:rPr>
-        <w:t>5.1.  Data Description</w:t>
+        <w:t>6.1.  Dataset Description</w:t>
       </w:r>
     </w:p>
     <w:p>
@@ -1833,121 +1822,596 @@
           <w:rFonts w:ascii="Calibri" w:hAnsi="Calibri"/>
           <w:sz w:val="22"/>
         </w:rPr>
-        <w:t>The dataset used in this project is the Walmart Retail Sales dataset (Walmart, 2013), available on Kaggle. Although originally sourced from a retail context, it is employed here as a suitable proxy for demand forecasting given its temporal structure and the availability of multiple exogenous variables analogous to those encountered in energy demand modelling. The dataset comprises 6,435 weekly observations across 45 store locations, spanning 01 February 2010 to 26 October 2012 (143 weeks).</w:t>
+        <w:t>The Walmart Recruiting – Store Sales Forecasting dataset (Kaggle, 2013) contains 6,435 weekly observations across 45 store locations for the period 05 February 2010 to 26 October 2012 (143 weeks). After aggregation across stores, the modelling dataset comprises 143 weekly observations.</w:t>
       </w:r>
     </w:p>
+    <w:tbl>
+      <w:tblPr>
+        <w:tblStyle w:val="TableGrid"/>
+        <w:tblW w:type="auto" w:w="0"/>
+        <w:jc w:val="center"/>
+        <w:tblLook w:firstColumn="1" w:firstRow="1" w:lastColumn="0" w:lastRow="0" w:noHBand="0" w:noVBand="1" w:val="04A0"/>
+      </w:tblPr>
+      <w:tblGrid>
+        <w:gridCol w:w="2249"/>
+        <w:gridCol w:w="2249"/>
+        <w:gridCol w:w="2249"/>
+        <w:gridCol w:w="2249"/>
+      </w:tblGrid>
+      <w:tr>
+        <w:tc>
+          <w:tcPr>
+            <w:tcW w:type="dxa" w:w="1701"/>
+            <w:shd w:val="clear" w:color="auto" w:fill="1F497D"/>
+          </w:tcPr>
+          <w:p>
+            <w:pPr>
+              <w:jc w:val="center"/>
+            </w:pPr>
+            <w:r>
+              <w:rPr>
+                <w:b/>
+                <w:color w:val="FFFFFF"/>
+                <w:sz w:val="20"/>
+              </w:rPr>
+              <w:t>Variable</w:t>
+            </w:r>
+          </w:p>
+        </w:tc>
+        <w:tc>
+          <w:tcPr>
+            <w:tcW w:type="dxa" w:w="1984"/>
+            <w:shd w:val="clear" w:color="auto" w:fill="1F497D"/>
+          </w:tcPr>
+          <w:p>
+            <w:pPr>
+              <w:jc w:val="center"/>
+            </w:pPr>
+            <w:r>
+              <w:rPr>
+                <w:b/>
+                <w:color w:val="FFFFFF"/>
+                <w:sz w:val="20"/>
+              </w:rPr>
+              <w:t>Type</w:t>
+            </w:r>
+          </w:p>
+        </w:tc>
+        <w:tc>
+          <w:tcPr>
+            <w:tcW w:type="dxa" w:w="3118"/>
+            <w:shd w:val="clear" w:color="auto" w:fill="1F497D"/>
+          </w:tcPr>
+          <w:p>
+            <w:pPr>
+              <w:jc w:val="center"/>
+            </w:pPr>
+            <w:r>
+              <w:rPr>
+                <w:b/>
+                <w:color w:val="FFFFFF"/>
+                <w:sz w:val="20"/>
+              </w:rPr>
+              <w:t>Description</w:t>
+            </w:r>
+          </w:p>
+        </w:tc>
+        <w:tc>
+          <w:tcPr>
+            <w:tcW w:type="dxa" w:w="2551"/>
+            <w:shd w:val="clear" w:color="auto" w:fill="1F497D"/>
+          </w:tcPr>
+          <w:p>
+            <w:pPr>
+              <w:jc w:val="center"/>
+            </w:pPr>
+            <w:r>
+              <w:rPr>
+                <w:b/>
+                <w:color w:val="FFFFFF"/>
+                <w:sz w:val="20"/>
+              </w:rPr>
+              <w:t>Range (aggregated)</w:t>
+            </w:r>
+          </w:p>
+        </w:tc>
+      </w:tr>
+      <w:tr>
+        <w:tc>
+          <w:tcPr>
+            <w:tcW w:type="dxa" w:w="1701"/>
+            <w:shd w:val="clear" w:color="auto" w:fill="FFFFFF"/>
+          </w:tcPr>
+          <w:p>
+            <w:pPr>
+              <w:jc w:val="center"/>
+            </w:pPr>
+            <w:r>
+              <w:rPr>
+                <w:sz w:val="20"/>
+              </w:rPr>
+              <w:t>Date</w:t>
+            </w:r>
+          </w:p>
+        </w:tc>
+        <w:tc>
+          <w:tcPr>
+            <w:tcW w:type="dxa" w:w="1984"/>
+            <w:shd w:val="clear" w:color="auto" w:fill="FFFFFF"/>
+          </w:tcPr>
+          <w:p>
+            <w:pPr>
+              <w:jc w:val="center"/>
+            </w:pPr>
+            <w:r>
+              <w:rPr>
+                <w:sz w:val="20"/>
+              </w:rPr>
+              <w:t>Datetime</w:t>
+            </w:r>
+          </w:p>
+        </w:tc>
+        <w:tc>
+          <w:tcPr>
+            <w:tcW w:type="dxa" w:w="3118"/>
+            <w:shd w:val="clear" w:color="auto" w:fill="FFFFFF"/>
+          </w:tcPr>
+          <w:p>
+            <w:pPr>
+              <w:jc w:val="center"/>
+            </w:pPr>
+            <w:r>
+              <w:rPr>
+                <w:sz w:val="20"/>
+              </w:rPr>
+              <w:t>Week start date (DD-MM-YYYY)</w:t>
+            </w:r>
+          </w:p>
+        </w:tc>
+        <w:tc>
+          <w:tcPr>
+            <w:tcW w:type="dxa" w:w="2551"/>
+            <w:shd w:val="clear" w:color="auto" w:fill="FFFFFF"/>
+          </w:tcPr>
+          <w:p>
+            <w:pPr>
+              <w:jc w:val="center"/>
+            </w:pPr>
+            <w:r>
+              <w:rPr>
+                <w:sz w:val="20"/>
+              </w:rPr>
+              <w:t>05-Feb-2010 to 26-Oct-2012</w:t>
+            </w:r>
+          </w:p>
+        </w:tc>
+      </w:tr>
+      <w:tr>
+        <w:tc>
+          <w:tcPr>
+            <w:tcW w:type="dxa" w:w="1701"/>
+            <w:shd w:val="clear" w:color="auto" w:fill="EBF3FA"/>
+          </w:tcPr>
+          <w:p>
+            <w:pPr>
+              <w:jc w:val="center"/>
+            </w:pPr>
+            <w:r>
+              <w:rPr>
+                <w:sz w:val="20"/>
+              </w:rPr>
+              <w:t>Weekly_Sales</w:t>
+            </w:r>
+          </w:p>
+        </w:tc>
+        <w:tc>
+          <w:tcPr>
+            <w:tcW w:type="dxa" w:w="1984"/>
+            <w:shd w:val="clear" w:color="auto" w:fill="EBF3FA"/>
+          </w:tcPr>
+          <w:p>
+            <w:pPr>
+              <w:jc w:val="center"/>
+            </w:pPr>
+            <w:r>
+              <w:rPr>
+                <w:sz w:val="20"/>
+              </w:rPr>
+              <w:t>Continuous (target)</w:t>
+            </w:r>
+          </w:p>
+        </w:tc>
+        <w:tc>
+          <w:tcPr>
+            <w:tcW w:type="dxa" w:w="3118"/>
+            <w:shd w:val="clear" w:color="auto" w:fill="EBF3FA"/>
+          </w:tcPr>
+          <w:p>
+            <w:pPr>
+              <w:jc w:val="center"/>
+            </w:pPr>
+            <w:r>
+              <w:rPr>
+                <w:sz w:val="20"/>
+              </w:rPr>
+              <w:t>Nationwide weekly sales (USD)</w:t>
+            </w:r>
+          </w:p>
+        </w:tc>
+        <w:tc>
+          <w:tcPr>
+            <w:tcW w:type="dxa" w:w="2551"/>
+            <w:shd w:val="clear" w:color="auto" w:fill="EBF3FA"/>
+          </w:tcPr>
+          <w:p>
+            <w:pPr>
+              <w:jc w:val="center"/>
+            </w:pPr>
+            <w:r>
+              <w:rPr>
+                <w:sz w:val="20"/>
+              </w:rPr>
+              <w:t>$39.6M – $80.9M</w:t>
+            </w:r>
+          </w:p>
+        </w:tc>
+      </w:tr>
+      <w:tr>
+        <w:tc>
+          <w:tcPr>
+            <w:tcW w:type="dxa" w:w="1701"/>
+            <w:shd w:val="clear" w:color="auto" w:fill="FFFFFF"/>
+          </w:tcPr>
+          <w:p>
+            <w:pPr>
+              <w:jc w:val="center"/>
+            </w:pPr>
+            <w:r>
+              <w:rPr>
+                <w:sz w:val="20"/>
+              </w:rPr>
+              <w:t>Holiday_Flag</w:t>
+            </w:r>
+          </w:p>
+        </w:tc>
+        <w:tc>
+          <w:tcPr>
+            <w:tcW w:type="dxa" w:w="1984"/>
+            <w:shd w:val="clear" w:color="auto" w:fill="FFFFFF"/>
+          </w:tcPr>
+          <w:p>
+            <w:pPr>
+              <w:jc w:val="center"/>
+            </w:pPr>
+            <w:r>
+              <w:rPr>
+                <w:sz w:val="20"/>
+              </w:rPr>
+              <w:t>Binary</w:t>
+            </w:r>
+          </w:p>
+        </w:tc>
+        <w:tc>
+          <w:tcPr>
+            <w:tcW w:type="dxa" w:w="3118"/>
+            <w:shd w:val="clear" w:color="auto" w:fill="FFFFFF"/>
+          </w:tcPr>
+          <w:p>
+            <w:pPr>
+              <w:jc w:val="center"/>
+            </w:pPr>
+            <w:r>
+              <w:rPr>
+                <w:sz w:val="20"/>
+              </w:rPr>
+              <w:t>1 = holiday week, 0 = standard</w:t>
+            </w:r>
+          </w:p>
+        </w:tc>
+        <w:tc>
+          <w:tcPr>
+            <w:tcW w:type="dxa" w:w="2551"/>
+            <w:shd w:val="clear" w:color="auto" w:fill="FFFFFF"/>
+          </w:tcPr>
+          <w:p>
+            <w:pPr>
+              <w:jc w:val="center"/>
+            </w:pPr>
+            <w:r>
+              <w:rPr>
+                <w:sz w:val="20"/>
+              </w:rPr>
+              <w:t>10 holiday / 133 standard</w:t>
+            </w:r>
+          </w:p>
+        </w:tc>
+      </w:tr>
+      <w:tr>
+        <w:tc>
+          <w:tcPr>
+            <w:tcW w:type="dxa" w:w="1701"/>
+            <w:shd w:val="clear" w:color="auto" w:fill="EBF3FA"/>
+          </w:tcPr>
+          <w:p>
+            <w:pPr>
+              <w:jc w:val="center"/>
+            </w:pPr>
+            <w:r>
+              <w:rPr>
+                <w:sz w:val="20"/>
+              </w:rPr>
+              <w:t>Temperature</w:t>
+            </w:r>
+          </w:p>
+        </w:tc>
+        <w:tc>
+          <w:tcPr>
+            <w:tcW w:type="dxa" w:w="1984"/>
+            <w:shd w:val="clear" w:color="auto" w:fill="EBF3FA"/>
+          </w:tcPr>
+          <w:p>
+            <w:pPr>
+              <w:jc w:val="center"/>
+            </w:pPr>
+            <w:r>
+              <w:rPr>
+                <w:sz w:val="20"/>
+              </w:rPr>
+              <w:t>Continuous</w:t>
+            </w:r>
+          </w:p>
+        </w:tc>
+        <w:tc>
+          <w:tcPr>
+            <w:tcW w:type="dxa" w:w="3118"/>
+            <w:shd w:val="clear" w:color="auto" w:fill="EBF3FA"/>
+          </w:tcPr>
+          <w:p>
+            <w:pPr>
+              <w:jc w:val="center"/>
+            </w:pPr>
+            <w:r>
+              <w:rPr>
+                <w:sz w:val="20"/>
+              </w:rPr>
+              <w:t>Mean temperature (°F)</w:t>
+            </w:r>
+          </w:p>
+        </w:tc>
+        <w:tc>
+          <w:tcPr>
+            <w:tcW w:type="dxa" w:w="2551"/>
+            <w:shd w:val="clear" w:color="auto" w:fill="EBF3FA"/>
+          </w:tcPr>
+          <w:p>
+            <w:pPr>
+              <w:jc w:val="center"/>
+            </w:pPr>
+            <w:r>
+              <w:rPr>
+                <w:sz w:val="20"/>
+              </w:rPr>
+              <w:t>30.5°F – 82.2°F</w:t>
+            </w:r>
+          </w:p>
+        </w:tc>
+      </w:tr>
+      <w:tr>
+        <w:tc>
+          <w:tcPr>
+            <w:tcW w:type="dxa" w:w="1701"/>
+            <w:shd w:val="clear" w:color="auto" w:fill="FFFFFF"/>
+          </w:tcPr>
+          <w:p>
+            <w:pPr>
+              <w:jc w:val="center"/>
+            </w:pPr>
+            <w:r>
+              <w:rPr>
+                <w:sz w:val="20"/>
+              </w:rPr>
+              <w:t>Fuel_Price</w:t>
+            </w:r>
+          </w:p>
+        </w:tc>
+        <w:tc>
+          <w:tcPr>
+            <w:tcW w:type="dxa" w:w="1984"/>
+            <w:shd w:val="clear" w:color="auto" w:fill="FFFFFF"/>
+          </w:tcPr>
+          <w:p>
+            <w:pPr>
+              <w:jc w:val="center"/>
+            </w:pPr>
+            <w:r>
+              <w:rPr>
+                <w:sz w:val="20"/>
+              </w:rPr>
+              <w:t>Continuous</w:t>
+            </w:r>
+          </w:p>
+        </w:tc>
+        <w:tc>
+          <w:tcPr>
+            <w:tcW w:type="dxa" w:w="3118"/>
+            <w:shd w:val="clear" w:color="auto" w:fill="FFFFFF"/>
+          </w:tcPr>
+          <w:p>
+            <w:pPr>
+              <w:jc w:val="center"/>
+            </w:pPr>
+            <w:r>
+              <w:rPr>
+                <w:sz w:val="20"/>
+              </w:rPr>
+              <w:t>Mean fuel price (USD/gallon)</w:t>
+            </w:r>
+          </w:p>
+        </w:tc>
+        <w:tc>
+          <w:tcPr>
+            <w:tcW w:type="dxa" w:w="2551"/>
+            <w:shd w:val="clear" w:color="auto" w:fill="FFFFFF"/>
+          </w:tcPr>
+          <w:p>
+            <w:pPr>
+              <w:jc w:val="center"/>
+            </w:pPr>
+            <w:r>
+              <w:rPr>
+                <w:sz w:val="20"/>
+              </w:rPr>
+              <w:t>$2.67 – $4.00</w:t>
+            </w:r>
+          </w:p>
+        </w:tc>
+      </w:tr>
+      <w:tr>
+        <w:tc>
+          <w:tcPr>
+            <w:tcW w:type="dxa" w:w="1701"/>
+            <w:shd w:val="clear" w:color="auto" w:fill="EBF3FA"/>
+          </w:tcPr>
+          <w:p>
+            <w:pPr>
+              <w:jc w:val="center"/>
+            </w:pPr>
+            <w:r>
+              <w:rPr>
+                <w:sz w:val="20"/>
+              </w:rPr>
+              <w:t>CPI</w:t>
+            </w:r>
+          </w:p>
+        </w:tc>
+        <w:tc>
+          <w:tcPr>
+            <w:tcW w:type="dxa" w:w="1984"/>
+            <w:shd w:val="clear" w:color="auto" w:fill="EBF3FA"/>
+          </w:tcPr>
+          <w:p>
+            <w:pPr>
+              <w:jc w:val="center"/>
+            </w:pPr>
+            <w:r>
+              <w:rPr>
+                <w:sz w:val="20"/>
+              </w:rPr>
+              <w:t>Continuous</w:t>
+            </w:r>
+          </w:p>
+        </w:tc>
+        <w:tc>
+          <w:tcPr>
+            <w:tcW w:type="dxa" w:w="3118"/>
+            <w:shd w:val="clear" w:color="auto" w:fill="EBF3FA"/>
+          </w:tcPr>
+          <w:p>
+            <w:pPr>
+              <w:jc w:val="center"/>
+            </w:pPr>
+            <w:r>
+              <w:rPr>
+                <w:sz w:val="20"/>
+              </w:rPr>
+              <w:t>Consumer Price Index</w:t>
+            </w:r>
+          </w:p>
+        </w:tc>
+        <w:tc>
+          <w:tcPr>
+            <w:tcW w:type="dxa" w:w="2551"/>
+            <w:shd w:val="clear" w:color="auto" w:fill="EBF3FA"/>
+          </w:tcPr>
+          <w:p>
+            <w:pPr>
+              <w:jc w:val="center"/>
+            </w:pPr>
+            <w:r>
+              <w:rPr>
+                <w:sz w:val="20"/>
+              </w:rPr>
+              <w:t>167.5 – 176.7</w:t>
+            </w:r>
+          </w:p>
+        </w:tc>
+      </w:tr>
+      <w:tr>
+        <w:tc>
+          <w:tcPr>
+            <w:tcW w:type="dxa" w:w="1701"/>
+            <w:shd w:val="clear" w:color="auto" w:fill="FFFFFF"/>
+          </w:tcPr>
+          <w:p>
+            <w:pPr>
+              <w:jc w:val="center"/>
+            </w:pPr>
+            <w:r>
+              <w:rPr>
+                <w:sz w:val="20"/>
+              </w:rPr>
+              <w:t>Unemployment</w:t>
+            </w:r>
+          </w:p>
+        </w:tc>
+        <w:tc>
+          <w:tcPr>
+            <w:tcW w:type="dxa" w:w="1984"/>
+            <w:shd w:val="clear" w:color="auto" w:fill="FFFFFF"/>
+          </w:tcPr>
+          <w:p>
+            <w:pPr>
+              <w:jc w:val="center"/>
+            </w:pPr>
+            <w:r>
+              <w:rPr>
+                <w:sz w:val="20"/>
+              </w:rPr>
+              <w:t>Continuous</w:t>
+            </w:r>
+          </w:p>
+        </w:tc>
+        <w:tc>
+          <w:tcPr>
+            <w:tcW w:type="dxa" w:w="3118"/>
+            <w:shd w:val="clear" w:color="auto" w:fill="FFFFFF"/>
+          </w:tcPr>
+          <w:p>
+            <w:pPr>
+              <w:jc w:val="center"/>
+            </w:pPr>
+            <w:r>
+              <w:rPr>
+                <w:sz w:val="20"/>
+              </w:rPr>
+              <w:t>Regional unemployment rate (%)</w:t>
+            </w:r>
+          </w:p>
+        </w:tc>
+        <w:tc>
+          <w:tcPr>
+            <w:tcW w:type="dxa" w:w="2551"/>
+            <w:shd w:val="clear" w:color="auto" w:fill="FFFFFF"/>
+          </w:tcPr>
+          <w:p>
+            <w:pPr>
+              <w:jc w:val="center"/>
+            </w:pPr>
+            <w:r>
+              <w:rPr>
+                <w:sz w:val="20"/>
+              </w:rPr>
+              <w:t>6.95% – 8.62%</w:t>
+            </w:r>
+          </w:p>
+        </w:tc>
+      </w:tr>
+    </w:tbl>
+    <w:p/>
     <w:p>
       <w:pPr>
-        <w:spacing w:after="160"/>
-      </w:pPr>
-      <w:r>
-        <w:rPr>
-          <w:rFonts w:ascii="Calibri" w:hAnsi="Calibri"/>
-          <w:sz w:val="22"/>
-        </w:rPr>
-        <w:t>Key variables include:</w:t>
-      </w:r>
-    </w:p>
-    <w:p>
-      <w:pPr>
-        <w:pStyle w:val="ListBullet"/>
-      </w:pPr>
-      <w:r>
-        <w:rPr>
-          <w:rFonts w:ascii="Calibri" w:hAnsi="Calibri"/>
-          <w:sz w:val="22"/>
-        </w:rPr>
-        <w:t>Date - weekly time stamp (DD-MM-YYYY format).</w:t>
-      </w:r>
-    </w:p>
-    <w:p>
-      <w:pPr>
-        <w:pStyle w:val="ListBullet"/>
-      </w:pPr>
-      <w:r>
-        <w:rPr>
-          <w:rFonts w:ascii="Calibri" w:hAnsi="Calibri"/>
-          <w:sz w:val="22"/>
-        </w:rPr>
-        <w:t>Weekly_Sales - total sales for the week (continuous target variable used as demand proxy).</w:t>
-      </w:r>
-    </w:p>
-    <w:p>
-      <w:pPr>
-        <w:pStyle w:val="ListBullet"/>
-      </w:pPr>
-      <w:r>
-        <w:rPr>
-          <w:rFonts w:ascii="Calibri" w:hAnsi="Calibri"/>
-          <w:sz w:val="22"/>
-        </w:rPr>
-        <w:t>Holiday_Flag - binary indicator (1 = holiday week, 0 = non-holiday).</w:t>
-      </w:r>
-    </w:p>
-    <w:p>
-      <w:pPr>
-        <w:pStyle w:val="ListBullet"/>
-      </w:pPr>
-      <w:r>
-        <w:rPr>
-          <w:rFonts w:ascii="Calibri" w:hAnsi="Calibri"/>
-          <w:sz w:val="22"/>
-        </w:rPr>
-        <w:t>Temperature - average regional temperature in degrees Fahrenheit.</w:t>
-      </w:r>
-    </w:p>
-    <w:p>
-      <w:pPr>
-        <w:pStyle w:val="ListBullet"/>
-      </w:pPr>
-      <w:r>
-        <w:rPr>
-          <w:rFonts w:ascii="Calibri" w:hAnsi="Calibri"/>
-          <w:sz w:val="22"/>
-        </w:rPr>
-        <w:t>Fuel_Price - regional cost of fuel in USD per gallon.</w:t>
-      </w:r>
-    </w:p>
-    <w:p>
-      <w:pPr>
-        <w:pStyle w:val="ListBullet"/>
-      </w:pPr>
-      <w:r>
-        <w:rPr>
-          <w:rFonts w:ascii="Calibri" w:hAnsi="Calibri"/>
-          <w:sz w:val="22"/>
-        </w:rPr>
-        <w:t>CPI - Consumer Price Index (economic indicator).</w:t>
-      </w:r>
-    </w:p>
-    <w:p>
-      <w:pPr>
-        <w:pStyle w:val="ListBullet"/>
-      </w:pPr>
-      <w:r>
-        <w:rPr>
-          <w:rFonts w:ascii="Calibri" w:hAnsi="Calibri"/>
-          <w:sz w:val="22"/>
-        </w:rPr>
-        <w:t>Unemployment - regional unemployment rate (%).</w:t>
-      </w:r>
-    </w:p>
-    <w:p>
-      <w:pPr>
-        <w:spacing w:after="160"/>
-      </w:pPr>
-      <w:r>
-        <w:rPr>
-          <w:rFonts w:ascii="Calibri" w:hAnsi="Calibri"/>
-          <w:sz w:val="22"/>
-        </w:rPr>
-        <w:t>For modelling purposes, records are aggregated across all stores by date, producing a single nationwide weekly demand series with associated exogenous covariates. This mirrors the structure of a system-level energy load forecasting dataset.</w:t>
-      </w:r>
-    </w:p>
-    <w:p>
-      <w:pPr>
         <w:pStyle w:val="Heading2"/>
-        <w:spacing w:before="240" w:after="80"/>
+        <w:spacing w:before="200" w:after="80"/>
       </w:pPr>
       <w:r>
         <w:rPr>
@@ -1955,7 +2419,7 @@
           <w:color w:val="265E8E"/>
           <w:sz w:val="26"/>
         </w:rPr>
-        <w:t>5.2.  Data Collection Method</w:t>
+        <w:t>6.2.  Data Collection and Preprocessing</w:t>
       </w:r>
     </w:p>
     <w:p>
@@ -1967,7 +2431,7 @@
           <w:rFonts w:ascii="Calibri" w:hAnsi="Calibri"/>
           <w:sz w:val="22"/>
         </w:rPr>
-        <w:t>The dataset is loaded from a comma-separated values (CSV) file (Walmart.csv) stored in the project repository. No external API calls or web scraping are required. Data ingestion is performed via the pandas read_csv() function, with the Date column parsed as datetime objects (format: "%d-%m-%Y") and the resulting DataFrame sorted ascending by date to ensure correct temporal ordering.</w:t>
+        <w:t>Data are loaded from a CSV file via pandas.read_csv() with the Date column parsed to datetime objects (format: "%d-%m-%Y"). Records are sorted ascending by date. Aggregation is performed via groupby("Date"), applying sum to Weekly_Sales, max to Holiday_Flag, and mean to all continuous covariates. A data quality audit confirmed zero missing values, zero duplicate dates post-aggregation, and no null records in any column.</w:t>
       </w:r>
     </w:p>
     <w:p>
@@ -1979,13 +2443,13 @@
           <w:rFonts w:ascii="Calibri" w:hAnsi="Calibri"/>
           <w:sz w:val="22"/>
         </w:rPr>
-        <w:t>Data quality checks include: verification of no duplicate dates post-aggregation; inspection for missing values (none identified in this dataset); and outlier detection via boxplots and interquartile range analysis. Records are aggregated using sum for Weekly_Sales, max for Holiday_Flag, and mean for all continuous weather/economic variables to produce a consistent weekly time series.</w:t>
+        <w:t>Continuous covariates (Temperature, Fuel_Price, CPI, Unemployment) are normalised using sklearn's StandardScaler (zero mean, unit variance) prior to model fitting. This is required for the linear regression model to ensure coefficients are comparable, and by Prophet's internal regressor handling.</w:t>
       </w:r>
     </w:p>
     <w:p>
       <w:pPr>
         <w:pStyle w:val="Heading2"/>
-        <w:spacing w:before="240" w:after="80"/>
+        <w:spacing w:before="200" w:after="80"/>
       </w:pPr>
       <w:r>
         <w:rPr>
@@ -1993,7 +2457,7 @@
           <w:color w:val="265E8E"/>
           <w:sz w:val="26"/>
         </w:rPr>
-        <w:t>5.3.  Technical Requirements</w:t>
+        <w:t>6.3.  Exploratory Data Analysis (EDA)</w:t>
       </w:r>
     </w:p>
     <w:p>
@@ -2005,85 +2469,117 @@
           <w:rFonts w:ascii="Calibri" w:hAnsi="Calibri"/>
           <w:sz w:val="22"/>
         </w:rPr>
-        <w:t>The project is developed and executed within a Python 3.10 Jupyter Notebook environment. The following technical requirements are specified:</w:t>
+        <w:t>EDA encompasses the following analyses, all performed on the 143-week aggregated series:</w:t>
       </w:r>
     </w:p>
     <w:p>
       <w:pPr>
         <w:pStyle w:val="ListBullet"/>
+        <w:spacing w:after="60"/>
       </w:pPr>
       <w:r>
         <w:rPr>
           <w:rFonts w:ascii="Calibri" w:hAnsi="Calibri"/>
           <w:sz w:val="22"/>
         </w:rPr>
-        <w:t>Operating System: Linux / macOS / Windows 10+ (platform-independent).</w:t>
+        <w:t>Descriptive statistics: mean, standard deviation, quartiles for all variables (Table 6.1).</w:t>
       </w:r>
     </w:p>
     <w:p>
       <w:pPr>
         <w:pStyle w:val="ListBullet"/>
+        <w:spacing w:after="60"/>
       </w:pPr>
       <w:r>
         <w:rPr>
           <w:rFonts w:ascii="Calibri" w:hAnsi="Calibri"/>
           <w:sz w:val="22"/>
         </w:rPr>
-        <w:t>Python version: 3.9 or higher.</w:t>
+        <w:t>Time series plot of weekly sales to identify trend and seasonality.</w:t>
       </w:r>
     </w:p>
     <w:p>
       <w:pPr>
         <w:pStyle w:val="ListBullet"/>
+        <w:spacing w:after="60"/>
       </w:pPr>
       <w:r>
         <w:rPr>
           <w:rFonts w:ascii="Calibri" w:hAnsi="Calibri"/>
           <w:sz w:val="22"/>
         </w:rPr>
-        <w:t>Minimum RAM: 8 GB recommended for Prophet model fitting and LSTM training.</w:t>
+        <w:t>Distribution histograms and KDE plots for all variables.</w:t>
       </w:r>
     </w:p>
     <w:p>
       <w:pPr>
         <w:pStyle w:val="ListBullet"/>
+        <w:spacing w:after="60"/>
       </w:pPr>
       <w:r>
         <w:rPr>
           <w:rFonts w:ascii="Calibri" w:hAnsi="Calibri"/>
           <w:sz w:val="22"/>
         </w:rPr>
-        <w:t>GPU: Optional; accelerates LSTM training but is not required for the dataset size used.</w:t>
+        <w:t>Boxplots for outlier detection (IQR method).</w:t>
       </w:r>
     </w:p>
     <w:p>
       <w:pPr>
         <w:pStyle w:val="ListBullet"/>
+        <w:spacing w:after="60"/>
       </w:pPr>
       <w:r>
         <w:rPr>
           <w:rFonts w:ascii="Calibri" w:hAnsi="Calibri"/>
           <w:sz w:val="22"/>
         </w:rPr>
-        <w:t>Internet access: Required only for initial package installation.</w:t>
+        <w:t>Pearson correlation heatmap and pairplot to characterise inter-variable relationships.</w:t>
       </w:r>
     </w:p>
     <w:p>
       <w:pPr>
         <w:pStyle w:val="ListBullet"/>
+        <w:spacing w:after="60"/>
       </w:pPr>
       <w:r>
         <w:rPr>
           <w:rFonts w:ascii="Calibri" w:hAnsi="Calibri"/>
           <w:sz w:val="22"/>
         </w:rPr>
-        <w:t>Reproducibility: Random seeds are fixed (numpy.random.seed(42)) in all stochastic model components.</w:t>
+        <w:t>Scatter plots of Weekly_Sales against each covariate.</w:t>
       </w:r>
     </w:p>
     <w:p>
       <w:pPr>
+        <w:pStyle w:val="ListBullet"/>
+        <w:spacing w:after="60"/>
+      </w:pPr>
+      <w:r>
+        <w:rPr>
+          <w:rFonts w:ascii="Calibri" w:hAnsi="Calibri"/>
+          <w:sz w:val="22"/>
+        </w:rPr>
+        <w:t>Boxplot comparison of holiday vs non-holiday sales.</w:t>
+      </w:r>
+    </w:p>
+    <w:p>
+      <w:pPr>
+        <w:pStyle w:val="ListBullet"/>
+        <w:spacing w:after="60"/>
+      </w:pPr>
+      <w:r>
+        <w:rPr>
+          <w:rFonts w:ascii="Calibri" w:hAnsi="Calibri"/>
+          <w:sz w:val="22"/>
+        </w:rPr>
+        <w:t>Yearly and monthly average sales bar/line charts to quantify seasonal patterns.</w:t>
+      </w:r>
+    </w:p>
+    <w:p>
+      <w:pPr>
         <w:pStyle w:val="Heading2"/>
-        <w:spacing w:before="240" w:after="80"/>
+        <w:spacing w:before="200" w:after="80"/>
       </w:pPr>
       <w:r>
         <w:rPr>
@@ -2091,7 +2587,21 @@
           <w:color w:val="265E8E"/>
           <w:sz w:val="26"/>
         </w:rPr>
-        <w:t>5.4.  Tools and Technology</w:t>
+        <w:t>6.4.  Modelling Approach</w:t>
+      </w:r>
+    </w:p>
+    <w:p>
+      <w:pPr>
+        <w:pStyle w:val="Heading3"/>
+        <w:spacing w:before="160"/>
+      </w:pPr>
+      <w:r>
+        <w:rPr>
+          <w:b/>
+          <w:color w:val="265E8E"/>
+          <w:sz w:val="22"/>
+        </w:rPr>
+        <w:t>6.4.1  Multiple Linear Regression (MLR)</w:t>
       </w:r>
     </w:p>
     <w:p>
@@ -2103,121 +2613,39 @@
           <w:rFonts w:ascii="Calibri" w:hAnsi="Calibri"/>
           <w:sz w:val="22"/>
         </w:rPr>
-        <w:t>The following libraries and tools are used throughout the project:</w:t>
+        <w:t>Sklearn's LinearRegression is fitted on features [Holiday_Flag, Temperature, Fuel_Price, CPI, Unemployment] with a random 80/20 train-test split (random_state=42). The model assumes a linear additive relationship: Weekly_Sales = β₀ + β₁·Holiday_Flag + β₂·Temperature + β₃·Fuel_Price + β₄·CPI + β₅·Unemployment + ε.</w:t>
       </w:r>
     </w:p>
     <w:p>
       <w:pPr>
-        <w:pStyle w:val="ListBullet"/>
+        <w:pStyle w:val="Heading3"/>
+        <w:spacing w:before="160"/>
+      </w:pPr>
+      <w:r>
+        <w:rPr>
+          <w:b/>
+          <w:color w:val="265E8E"/>
+          <w:sz w:val="22"/>
+        </w:rPr>
+        <w:t>6.4.2  Prophet Additive Model</w:t>
+      </w:r>
+    </w:p>
+    <w:p>
+      <w:pPr>
+        <w:spacing w:after="160"/>
       </w:pPr>
       <w:r>
         <w:rPr>
           <w:rFonts w:ascii="Calibri" w:hAnsi="Calibri"/>
           <w:sz w:val="22"/>
         </w:rPr>
-        <w:t>pandas - data ingestion, manipulation, aggregation, and feature engineering.</w:t>
+        <w:t>Meta Prophet is configured with weekly_seasonality=True and yearly_seasonality=True. All five covariates are added as exogenous regressors via model.add_regressor(). The model is fitted on the full 143-week training series and used to generate: (a) in-sample fitted values for evaluation against actuals, and (b) a 52-week out-of-sample forecast from January to October 2013. Future regressor values for the out-of-sample period are set to the last known observation, representing a persistence (no-change) assumption for macroeconomic inputs.</w:t>
       </w:r>
     </w:p>
     <w:p>
       <w:pPr>
-        <w:pStyle w:val="ListBullet"/>
-      </w:pPr>
-      <w:r>
-        <w:rPr>
-          <w:rFonts w:ascii="Calibri" w:hAnsi="Calibri"/>
-          <w:sz w:val="22"/>
-        </w:rPr>
-        <w:t>numpy - numerical operations, array manipulation, and random seed management.</w:t>
-      </w:r>
-    </w:p>
-    <w:p>
-      <w:pPr>
-        <w:pStyle w:val="ListBullet"/>
-      </w:pPr>
-      <w:r>
-        <w:rPr>
-          <w:rFonts w:ascii="Calibri" w:hAnsi="Calibri"/>
-          <w:sz w:val="22"/>
-        </w:rPr>
-        <w:t>matplotlib / seaborn - static data visualisation (line charts, boxplots, heatmaps, pairplots).</w:t>
-      </w:r>
-    </w:p>
-    <w:p>
-      <w:pPr>
-        <w:pStyle w:val="ListBullet"/>
-      </w:pPr>
-      <w:r>
-        <w:rPr>
-          <w:rFonts w:ascii="Calibri" w:hAnsi="Calibri"/>
-          <w:sz w:val="22"/>
-        </w:rPr>
-        <w:t>scikit-learn - LinearRegression, StandardScaler, train_test_split, and evaluation metrics (MAE, RMSE, R2).</w:t>
-      </w:r>
-    </w:p>
-    <w:p>
-      <w:pPr>
-        <w:pStyle w:val="ListBullet"/>
-      </w:pPr>
-      <w:r>
-        <w:rPr>
-          <w:rFonts w:ascii="Calibri" w:hAnsi="Calibri"/>
-          <w:sz w:val="22"/>
-        </w:rPr>
-        <w:t>Prophet (Meta/Facebook) - additive decomposition-based time series forecasting with support for exogenous regressors and holiday effects.</w:t>
-      </w:r>
-    </w:p>
-    <w:p>
-      <w:pPr>
-        <w:pStyle w:val="ListBullet"/>
-      </w:pPr>
-      <w:r>
-        <w:rPr>
-          <w:rFonts w:ascii="Calibri" w:hAnsi="Calibri"/>
-          <w:sz w:val="22"/>
-        </w:rPr>
-        <w:t>statsmodels - ARIMA/SARIMA modelling, Ljung-Box tests, and ACF/PACF analysis.</w:t>
-      </w:r>
-    </w:p>
-    <w:p>
-      <w:pPr>
-        <w:pStyle w:val="ListBullet"/>
-      </w:pPr>
-      <w:r>
-        <w:rPr>
-          <w:rFonts w:ascii="Calibri" w:hAnsi="Calibri"/>
-          <w:sz w:val="22"/>
-        </w:rPr>
-        <w:t>TensorFlow / Keras - LSTM model construction, training, and evaluation (optional deep learning extension).</w:t>
-      </w:r>
-    </w:p>
-    <w:p>
-      <w:pPr>
-        <w:pStyle w:val="ListBullet"/>
-      </w:pPr>
-      <w:r>
-        <w:rPr>
-          <w:rFonts w:ascii="Calibri" w:hAnsi="Calibri"/>
-          <w:sz w:val="22"/>
-        </w:rPr>
-        <w:t>Git / GitHub - version control and collaborative code management.</w:t>
-      </w:r>
-    </w:p>
-    <w:p>
-      <w:pPr>
-        <w:pStyle w:val="ListBullet"/>
-      </w:pPr>
-      <w:r>
-        <w:rPr>
-          <w:rFonts w:ascii="Calibri" w:hAnsi="Calibri"/>
-          <w:sz w:val="22"/>
-        </w:rPr>
-        <w:t>Jupyter Notebook - interactive development, documentation, and result presentation.</w:t>
-      </w:r>
-    </w:p>
-    <w:p>
-      <w:pPr>
         <w:pStyle w:val="Heading2"/>
-        <w:spacing w:before="240" w:after="80"/>
+        <w:spacing w:before="200" w:after="80"/>
       </w:pPr>
       <w:r>
         <w:rPr>
@@ -2225,7 +2653,7 @@
           <w:color w:val="265E8E"/>
           <w:sz w:val="26"/>
         </w:rPr>
-        <w:t>5.5.  Methodology</w:t>
+        <w:t>6.5.  Evaluation Metrics</w:t>
       </w:r>
     </w:p>
     <w:p>
@@ -2237,103 +2665,4903 @@
           <w:rFonts w:ascii="Calibri" w:hAnsi="Calibri"/>
           <w:sz w:val="22"/>
         </w:rPr>
-        <w:t>The project follows a structured, reproducible modelling pipeline comprising the following stages:</w:t>
+        <w:t>All models are evaluated using the following metrics, ensuring comparability across model families:</w:t>
+      </w:r>
+    </w:p>
+    <w:tbl>
+      <w:tblPr>
+        <w:tblStyle w:val="TableGrid"/>
+        <w:tblW w:type="auto" w:w="0"/>
+        <w:jc w:val="center"/>
+        <w:tblLook w:firstColumn="1" w:firstRow="1" w:lastColumn="0" w:lastRow="0" w:noHBand="0" w:noVBand="1" w:val="04A0"/>
+      </w:tblPr>
+      <w:tblGrid>
+        <w:gridCol w:w="2999"/>
+        <w:gridCol w:w="2999"/>
+        <w:gridCol w:w="2999"/>
+      </w:tblGrid>
+      <w:tr>
+        <w:tc>
+          <w:tcPr>
+            <w:tcW w:type="dxa" w:w="1701"/>
+            <w:shd w:val="clear" w:color="auto" w:fill="1F497D"/>
+          </w:tcPr>
+          <w:p>
+            <w:pPr>
+              <w:jc w:val="center"/>
+            </w:pPr>
+            <w:r>
+              <w:rPr>
+                <w:b/>
+                <w:color w:val="FFFFFF"/>
+                <w:sz w:val="20"/>
+              </w:rPr>
+              <w:t>Metric</w:t>
+            </w:r>
+          </w:p>
+        </w:tc>
+        <w:tc>
+          <w:tcPr>
+            <w:tcW w:type="dxa" w:w="2835"/>
+            <w:shd w:val="clear" w:color="auto" w:fill="1F497D"/>
+          </w:tcPr>
+          <w:p>
+            <w:pPr>
+              <w:jc w:val="center"/>
+            </w:pPr>
+            <w:r>
+              <w:rPr>
+                <w:b/>
+                <w:color w:val="FFFFFF"/>
+                <w:sz w:val="20"/>
+              </w:rPr>
+              <w:t>Formula</w:t>
+            </w:r>
+          </w:p>
+        </w:tc>
+        <w:tc>
+          <w:tcPr>
+            <w:tcW w:type="dxa" w:w="4819"/>
+            <w:shd w:val="clear" w:color="auto" w:fill="1F497D"/>
+          </w:tcPr>
+          <w:p>
+            <w:pPr>
+              <w:jc w:val="center"/>
+            </w:pPr>
+            <w:r>
+              <w:rPr>
+                <w:b/>
+                <w:color w:val="FFFFFF"/>
+                <w:sz w:val="20"/>
+              </w:rPr>
+              <w:t>Interpretation</w:t>
+            </w:r>
+          </w:p>
+        </w:tc>
+      </w:tr>
+      <w:tr>
+        <w:tc>
+          <w:tcPr>
+            <w:tcW w:type="dxa" w:w="1701"/>
+            <w:shd w:val="clear" w:color="auto" w:fill="FFFFFF"/>
+          </w:tcPr>
+          <w:p>
+            <w:pPr>
+              <w:jc w:val="center"/>
+            </w:pPr>
+            <w:r>
+              <w:rPr>
+                <w:sz w:val="20"/>
+              </w:rPr>
+              <w:t>MAE</w:t>
+            </w:r>
+          </w:p>
+        </w:tc>
+        <w:tc>
+          <w:tcPr>
+            <w:tcW w:type="dxa" w:w="2835"/>
+            <w:shd w:val="clear" w:color="auto" w:fill="FFFFFF"/>
+          </w:tcPr>
+          <w:p>
+            <w:pPr>
+              <w:jc w:val="center"/>
+            </w:pPr>
+            <w:r>
+              <w:rPr>
+                <w:sz w:val="20"/>
+              </w:rPr>
+              <w:t>mean(|y - ŷ|)</w:t>
+            </w:r>
+          </w:p>
+        </w:tc>
+        <w:tc>
+          <w:tcPr>
+            <w:tcW w:type="dxa" w:w="4819"/>
+            <w:shd w:val="clear" w:color="auto" w:fill="FFFFFF"/>
+          </w:tcPr>
+          <w:p>
+            <w:pPr>
+              <w:jc w:val="center"/>
+            </w:pPr>
+            <w:r>
+              <w:rPr>
+                <w:sz w:val="20"/>
+              </w:rPr>
+              <w:t>Average absolute error in USD; scale-dependent</w:t>
+            </w:r>
+          </w:p>
+        </w:tc>
+      </w:tr>
+      <w:tr>
+        <w:tc>
+          <w:tcPr>
+            <w:tcW w:type="dxa" w:w="1701"/>
+            <w:shd w:val="clear" w:color="auto" w:fill="EBF3FA"/>
+          </w:tcPr>
+          <w:p>
+            <w:pPr>
+              <w:jc w:val="center"/>
+            </w:pPr>
+            <w:r>
+              <w:rPr>
+                <w:sz w:val="20"/>
+              </w:rPr>
+              <w:t>RMSE</w:t>
+            </w:r>
+          </w:p>
+        </w:tc>
+        <w:tc>
+          <w:tcPr>
+            <w:tcW w:type="dxa" w:w="2835"/>
+            <w:shd w:val="clear" w:color="auto" w:fill="EBF3FA"/>
+          </w:tcPr>
+          <w:p>
+            <w:pPr>
+              <w:jc w:val="center"/>
+            </w:pPr>
+            <w:r>
+              <w:rPr>
+                <w:sz w:val="20"/>
+              </w:rPr>
+              <w:t>√mean((y-ŷ)²)</w:t>
+            </w:r>
+          </w:p>
+        </w:tc>
+        <w:tc>
+          <w:tcPr>
+            <w:tcW w:type="dxa" w:w="4819"/>
+            <w:shd w:val="clear" w:color="auto" w:fill="EBF3FA"/>
+          </w:tcPr>
+          <w:p>
+            <w:pPr>
+              <w:jc w:val="center"/>
+            </w:pPr>
+            <w:r>
+              <w:rPr>
+                <w:sz w:val="20"/>
+              </w:rPr>
+              <w:t>Penalises large errors more than MAE; scale-dependent</w:t>
+            </w:r>
+          </w:p>
+        </w:tc>
+      </w:tr>
+      <w:tr>
+        <w:tc>
+          <w:tcPr>
+            <w:tcW w:type="dxa" w:w="1701"/>
+            <w:shd w:val="clear" w:color="auto" w:fill="FFFFFF"/>
+          </w:tcPr>
+          <w:p>
+            <w:pPr>
+              <w:jc w:val="center"/>
+            </w:pPr>
+            <w:r>
+              <w:rPr>
+                <w:sz w:val="20"/>
+              </w:rPr>
+              <w:t>MAPE</w:t>
+            </w:r>
+          </w:p>
+        </w:tc>
+        <w:tc>
+          <w:tcPr>
+            <w:tcW w:type="dxa" w:w="2835"/>
+            <w:shd w:val="clear" w:color="auto" w:fill="FFFFFF"/>
+          </w:tcPr>
+          <w:p>
+            <w:pPr>
+              <w:jc w:val="center"/>
+            </w:pPr>
+            <w:r>
+              <w:rPr>
+                <w:sz w:val="20"/>
+              </w:rPr>
+              <w:t>mean(|y-ŷ|/y)×100</w:t>
+            </w:r>
+          </w:p>
+        </w:tc>
+        <w:tc>
+          <w:tcPr>
+            <w:tcW w:type="dxa" w:w="4819"/>
+            <w:shd w:val="clear" w:color="auto" w:fill="FFFFFF"/>
+          </w:tcPr>
+          <w:p>
+            <w:pPr>
+              <w:jc w:val="center"/>
+            </w:pPr>
+            <w:r>
+              <w:rPr>
+                <w:sz w:val="20"/>
+              </w:rPr>
+              <w:t>Scale-free percentage error; primary ranking metric</w:t>
+            </w:r>
+          </w:p>
+        </w:tc>
+      </w:tr>
+      <w:tr>
+        <w:tc>
+          <w:tcPr>
+            <w:tcW w:type="dxa" w:w="1701"/>
+            <w:shd w:val="clear" w:color="auto" w:fill="EBF3FA"/>
+          </w:tcPr>
+          <w:p>
+            <w:pPr>
+              <w:jc w:val="center"/>
+            </w:pPr>
+            <w:r>
+              <w:rPr>
+                <w:sz w:val="20"/>
+              </w:rPr>
+              <w:t>R²</w:t>
+            </w:r>
+          </w:p>
+        </w:tc>
+        <w:tc>
+          <w:tcPr>
+            <w:tcW w:type="dxa" w:w="2835"/>
+            <w:shd w:val="clear" w:color="auto" w:fill="EBF3FA"/>
+          </w:tcPr>
+          <w:p>
+            <w:pPr>
+              <w:jc w:val="center"/>
+            </w:pPr>
+            <w:r>
+              <w:rPr>
+                <w:sz w:val="20"/>
+              </w:rPr>
+              <w:t>1 – SS_res/SS_tot</w:t>
+            </w:r>
+          </w:p>
+        </w:tc>
+        <w:tc>
+          <w:tcPr>
+            <w:tcW w:type="dxa" w:w="4819"/>
+            <w:shd w:val="clear" w:color="auto" w:fill="EBF3FA"/>
+          </w:tcPr>
+          <w:p>
+            <w:pPr>
+              <w:jc w:val="center"/>
+            </w:pPr>
+            <w:r>
+              <w:rPr>
+                <w:sz w:val="20"/>
+              </w:rPr>
+              <w:t>Proportion of variance explained; 1.0 = perfect fit</w:t>
+            </w:r>
+          </w:p>
+        </w:tc>
+      </w:tr>
+    </w:tbl>
+    <w:p/>
+    <w:p>
+      <w:r>
+        <w:br w:type="page"/>
       </w:r>
     </w:p>
     <w:p>
       <w:pPr>
-        <w:pStyle w:val="ListNumber"/>
+        <w:pStyle w:val="Heading1"/>
+        <w:spacing w:before="320" w:after="120"/>
+      </w:pPr>
+      <w:r>
+        <w:rPr>
+          <w:b/>
+          <w:color w:val="1F497D"/>
+          <w:sz w:val="32"/>
+        </w:rPr>
+        <w:t>7.  Results and Discussion</w:t>
+      </w:r>
+    </w:p>
+    <w:p>
+      <w:pPr>
+        <w:pStyle w:val="Heading2"/>
+        <w:spacing w:before="200" w:after="80"/>
+      </w:pPr>
+      <w:r>
+        <w:rPr>
+          <w:b/>
+          <w:color w:val="265E8E"/>
+          <w:sz w:val="26"/>
+        </w:rPr>
+        <w:t>7.1.  EDA Findings</w:t>
+      </w:r>
+    </w:p>
+    <w:p>
+      <w:pPr>
+        <w:pStyle w:val="Heading3"/>
+        <w:spacing w:before="160"/>
+      </w:pPr>
+      <w:r>
+        <w:rPr>
+          <w:b/>
+          <w:color w:val="265E8E"/>
+          <w:sz w:val="22"/>
+        </w:rPr>
+        <w:t>7.1.1  Descriptive Statistics (Aggregated Weekly Series, n = 143)</w:t>
+      </w:r>
+    </w:p>
+    <w:tbl>
+      <w:tblPr>
+        <w:tblStyle w:val="TableGrid"/>
+        <w:tblW w:type="auto" w:w="0"/>
+        <w:jc w:val="center"/>
+        <w:tblLook w:firstColumn="1" w:firstRow="1" w:lastColumn="0" w:lastRow="0" w:noHBand="0" w:noVBand="1" w:val="04A0"/>
+      </w:tblPr>
+      <w:tblGrid>
+        <w:gridCol w:w="1499"/>
+        <w:gridCol w:w="1499"/>
+        <w:gridCol w:w="1499"/>
+        <w:gridCol w:w="1499"/>
+        <w:gridCol w:w="1499"/>
+        <w:gridCol w:w="1499"/>
+      </w:tblGrid>
+      <w:tr>
+        <w:tc>
+          <w:tcPr>
+            <w:tcW w:type="dxa" w:w="1417"/>
+            <w:shd w:val="clear" w:color="auto" w:fill="1F497D"/>
+          </w:tcPr>
+          <w:p>
+            <w:pPr>
+              <w:jc w:val="center"/>
+            </w:pPr>
+            <w:r>
+              <w:rPr>
+                <w:b/>
+                <w:color w:val="FFFFFF"/>
+                <w:sz w:val="20"/>
+              </w:rPr>
+              <w:t>Statistic</w:t>
+            </w:r>
+          </w:p>
+        </w:tc>
+        <w:tc>
+          <w:tcPr>
+            <w:tcW w:type="dxa" w:w="1984"/>
+            <w:shd w:val="clear" w:color="auto" w:fill="1F497D"/>
+          </w:tcPr>
+          <w:p>
+            <w:pPr>
+              <w:jc w:val="center"/>
+            </w:pPr>
+            <w:r>
+              <w:rPr>
+                <w:b/>
+                <w:color w:val="FFFFFF"/>
+                <w:sz w:val="20"/>
+              </w:rPr>
+              <w:t>Weekly Sales ($)</w:t>
+            </w:r>
+          </w:p>
+        </w:tc>
+        <w:tc>
+          <w:tcPr>
+            <w:tcW w:type="dxa" w:w="1701"/>
+            <w:shd w:val="clear" w:color="auto" w:fill="1F497D"/>
+          </w:tcPr>
+          <w:p>
+            <w:pPr>
+              <w:jc w:val="center"/>
+            </w:pPr>
+            <w:r>
+              <w:rPr>
+                <w:b/>
+                <w:color w:val="FFFFFF"/>
+                <w:sz w:val="20"/>
+              </w:rPr>
+              <w:t>Temperature (°F)</w:t>
+            </w:r>
+          </w:p>
+        </w:tc>
+        <w:tc>
+          <w:tcPr>
+            <w:tcW w:type="dxa" w:w="1701"/>
+            <w:shd w:val="clear" w:color="auto" w:fill="1F497D"/>
+          </w:tcPr>
+          <w:p>
+            <w:pPr>
+              <w:jc w:val="center"/>
+            </w:pPr>
+            <w:r>
+              <w:rPr>
+                <w:b/>
+                <w:color w:val="FFFFFF"/>
+                <w:sz w:val="20"/>
+              </w:rPr>
+              <w:t>Fuel Price ($/gal)</w:t>
+            </w:r>
+          </w:p>
+        </w:tc>
+        <w:tc>
+          <w:tcPr>
+            <w:tcW w:type="dxa" w:w="1417"/>
+            <w:shd w:val="clear" w:color="auto" w:fill="1F497D"/>
+          </w:tcPr>
+          <w:p>
+            <w:pPr>
+              <w:jc w:val="center"/>
+            </w:pPr>
+            <w:r>
+              <w:rPr>
+                <w:b/>
+                <w:color w:val="FFFFFF"/>
+                <w:sz w:val="20"/>
+              </w:rPr>
+              <w:t>CPI</w:t>
+            </w:r>
+          </w:p>
+        </w:tc>
+        <w:tc>
+          <w:tcPr>
+            <w:tcW w:type="dxa" w:w="1701"/>
+            <w:shd w:val="clear" w:color="auto" w:fill="1F497D"/>
+          </w:tcPr>
+          <w:p>
+            <w:pPr>
+              <w:jc w:val="center"/>
+            </w:pPr>
+            <w:r>
+              <w:rPr>
+                <w:b/>
+                <w:color w:val="FFFFFF"/>
+                <w:sz w:val="20"/>
+              </w:rPr>
+              <w:t>Unemployment (%)</w:t>
+            </w:r>
+          </w:p>
+        </w:tc>
+      </w:tr>
+      <w:tr>
+        <w:tc>
+          <w:tcPr>
+            <w:tcW w:type="dxa" w:w="1417"/>
+            <w:shd w:val="clear" w:color="auto" w:fill="FFFFFF"/>
+          </w:tcPr>
+          <w:p>
+            <w:pPr>
+              <w:jc w:val="center"/>
+            </w:pPr>
+            <w:r>
+              <w:rPr>
+                <w:sz w:val="20"/>
+              </w:rPr>
+              <w:t>Mean</w:t>
+            </w:r>
+          </w:p>
+        </w:tc>
+        <w:tc>
+          <w:tcPr>
+            <w:tcW w:type="dxa" w:w="1984"/>
+            <w:shd w:val="clear" w:color="auto" w:fill="FFFFFF"/>
+          </w:tcPr>
+          <w:p>
+            <w:pPr>
+              <w:jc w:val="center"/>
+            </w:pPr>
+            <w:r>
+              <w:rPr>
+                <w:sz w:val="20"/>
+              </w:rPr>
+              <w:t>$47,113,423</w:t>
+            </w:r>
+          </w:p>
+        </w:tc>
+        <w:tc>
+          <w:tcPr>
+            <w:tcW w:type="dxa" w:w="1701"/>
+            <w:shd w:val="clear" w:color="auto" w:fill="FFFFFF"/>
+          </w:tcPr>
+          <w:p>
+            <w:pPr>
+              <w:jc w:val="center"/>
+            </w:pPr>
+            <w:r>
+              <w:rPr>
+                <w:sz w:val="20"/>
+              </w:rPr>
+              <w:t>60.66</w:t>
+            </w:r>
+          </w:p>
+        </w:tc>
+        <w:tc>
+          <w:tcPr>
+            <w:tcW w:type="dxa" w:w="1701"/>
+            <w:shd w:val="clear" w:color="auto" w:fill="FFFFFF"/>
+          </w:tcPr>
+          <w:p>
+            <w:pPr>
+              <w:jc w:val="center"/>
+            </w:pPr>
+            <w:r>
+              <w:rPr>
+                <w:sz w:val="20"/>
+              </w:rPr>
+              <w:t>3.36</w:t>
+            </w:r>
+          </w:p>
+        </w:tc>
+        <w:tc>
+          <w:tcPr>
+            <w:tcW w:type="dxa" w:w="1417"/>
+            <w:shd w:val="clear" w:color="auto" w:fill="FFFFFF"/>
+          </w:tcPr>
+          <w:p>
+            <w:pPr>
+              <w:jc w:val="center"/>
+            </w:pPr>
+            <w:r>
+              <w:rPr>
+                <w:sz w:val="20"/>
+              </w:rPr>
+              <w:t>171.58</w:t>
+            </w:r>
+          </w:p>
+        </w:tc>
+        <w:tc>
+          <w:tcPr>
+            <w:tcW w:type="dxa" w:w="1701"/>
+            <w:shd w:val="clear" w:color="auto" w:fill="FFFFFF"/>
+          </w:tcPr>
+          <w:p>
+            <w:pPr>
+              <w:jc w:val="center"/>
+            </w:pPr>
+            <w:r>
+              <w:rPr>
+                <w:sz w:val="20"/>
+              </w:rPr>
+              <w:t>8.00</w:t>
+            </w:r>
+          </w:p>
+        </w:tc>
+      </w:tr>
+      <w:tr>
+        <w:tc>
+          <w:tcPr>
+            <w:tcW w:type="dxa" w:w="1417"/>
+            <w:shd w:val="clear" w:color="auto" w:fill="EBF3FA"/>
+          </w:tcPr>
+          <w:p>
+            <w:pPr>
+              <w:jc w:val="center"/>
+            </w:pPr>
+            <w:r>
+              <w:rPr>
+                <w:sz w:val="20"/>
+              </w:rPr>
+              <w:t>Std Dev</w:t>
+            </w:r>
+          </w:p>
+        </w:tc>
+        <w:tc>
+          <w:tcPr>
+            <w:tcW w:type="dxa" w:w="1984"/>
+            <w:shd w:val="clear" w:color="auto" w:fill="EBF3FA"/>
+          </w:tcPr>
+          <w:p>
+            <w:pPr>
+              <w:jc w:val="center"/>
+            </w:pPr>
+            <w:r>
+              <w:rPr>
+                <w:sz w:val="20"/>
+              </w:rPr>
+              <w:t>$5,444,206</w:t>
+            </w:r>
+          </w:p>
+        </w:tc>
+        <w:tc>
+          <w:tcPr>
+            <w:tcW w:type="dxa" w:w="1701"/>
+            <w:shd w:val="clear" w:color="auto" w:fill="EBF3FA"/>
+          </w:tcPr>
+          <w:p>
+            <w:pPr>
+              <w:jc w:val="center"/>
+            </w:pPr>
+            <w:r>
+              <w:rPr>
+                <w:sz w:val="20"/>
+              </w:rPr>
+              <w:t>15.17</w:t>
+            </w:r>
+          </w:p>
+        </w:tc>
+        <w:tc>
+          <w:tcPr>
+            <w:tcW w:type="dxa" w:w="1701"/>
+            <w:shd w:val="clear" w:color="auto" w:fill="EBF3FA"/>
+          </w:tcPr>
+          <w:p>
+            <w:pPr>
+              <w:jc w:val="center"/>
+            </w:pPr>
+            <w:r>
+              <w:rPr>
+                <w:sz w:val="20"/>
+              </w:rPr>
+              <w:t>0.43</w:t>
+            </w:r>
+          </w:p>
+        </w:tc>
+        <w:tc>
+          <w:tcPr>
+            <w:tcW w:type="dxa" w:w="1417"/>
+            <w:shd w:val="clear" w:color="auto" w:fill="EBF3FA"/>
+          </w:tcPr>
+          <w:p>
+            <w:pPr>
+              <w:jc w:val="center"/>
+            </w:pPr>
+            <w:r>
+              <w:rPr>
+                <w:sz w:val="20"/>
+              </w:rPr>
+              <w:t>3.10</w:t>
+            </w:r>
+          </w:p>
+        </w:tc>
+        <w:tc>
+          <w:tcPr>
+            <w:tcW w:type="dxa" w:w="1701"/>
+            <w:shd w:val="clear" w:color="auto" w:fill="EBF3FA"/>
+          </w:tcPr>
+          <w:p>
+            <w:pPr>
+              <w:jc w:val="center"/>
+            </w:pPr>
+            <w:r>
+              <w:rPr>
+                <w:sz w:val="20"/>
+              </w:rPr>
+              <w:t>0.48</w:t>
+            </w:r>
+          </w:p>
+        </w:tc>
+      </w:tr>
+      <w:tr>
+        <w:tc>
+          <w:tcPr>
+            <w:tcW w:type="dxa" w:w="1417"/>
+            <w:shd w:val="clear" w:color="auto" w:fill="FFFFFF"/>
+          </w:tcPr>
+          <w:p>
+            <w:pPr>
+              <w:jc w:val="center"/>
+            </w:pPr>
+            <w:r>
+              <w:rPr>
+                <w:sz w:val="20"/>
+              </w:rPr>
+              <w:t>Min</w:t>
+            </w:r>
+          </w:p>
+        </w:tc>
+        <w:tc>
+          <w:tcPr>
+            <w:tcW w:type="dxa" w:w="1984"/>
+            <w:shd w:val="clear" w:color="auto" w:fill="FFFFFF"/>
+          </w:tcPr>
+          <w:p>
+            <w:pPr>
+              <w:jc w:val="center"/>
+            </w:pPr>
+            <w:r>
+              <w:rPr>
+                <w:sz w:val="20"/>
+              </w:rPr>
+              <w:t>$39,599,853</w:t>
+            </w:r>
+          </w:p>
+        </w:tc>
+        <w:tc>
+          <w:tcPr>
+            <w:tcW w:type="dxa" w:w="1701"/>
+            <w:shd w:val="clear" w:color="auto" w:fill="FFFFFF"/>
+          </w:tcPr>
+          <w:p>
+            <w:pPr>
+              <w:jc w:val="center"/>
+            </w:pPr>
+            <w:r>
+              <w:rPr>
+                <w:sz w:val="20"/>
+              </w:rPr>
+              <w:t>30.48</w:t>
+            </w:r>
+          </w:p>
+        </w:tc>
+        <w:tc>
+          <w:tcPr>
+            <w:tcW w:type="dxa" w:w="1701"/>
+            <w:shd w:val="clear" w:color="auto" w:fill="FFFFFF"/>
+          </w:tcPr>
+          <w:p>
+            <w:pPr>
+              <w:jc w:val="center"/>
+            </w:pPr>
+            <w:r>
+              <w:rPr>
+                <w:sz w:val="20"/>
+              </w:rPr>
+              <w:t>2.67</w:t>
+            </w:r>
+          </w:p>
+        </w:tc>
+        <w:tc>
+          <w:tcPr>
+            <w:tcW w:type="dxa" w:w="1417"/>
+            <w:shd w:val="clear" w:color="auto" w:fill="FFFFFF"/>
+          </w:tcPr>
+          <w:p>
+            <w:pPr>
+              <w:jc w:val="center"/>
+            </w:pPr>
+            <w:r>
+              <w:rPr>
+                <w:sz w:val="20"/>
+              </w:rPr>
+              <w:t>167.55</w:t>
+            </w:r>
+          </w:p>
+        </w:tc>
+        <w:tc>
+          <w:tcPr>
+            <w:tcW w:type="dxa" w:w="1701"/>
+            <w:shd w:val="clear" w:color="auto" w:fill="FFFFFF"/>
+          </w:tcPr>
+          <w:p>
+            <w:pPr>
+              <w:jc w:val="center"/>
+            </w:pPr>
+            <w:r>
+              <w:rPr>
+                <w:sz w:val="20"/>
+              </w:rPr>
+              <w:t>6.95</w:t>
+            </w:r>
+          </w:p>
+        </w:tc>
+      </w:tr>
+      <w:tr>
+        <w:tc>
+          <w:tcPr>
+            <w:tcW w:type="dxa" w:w="1417"/>
+            <w:shd w:val="clear" w:color="auto" w:fill="EBF3FA"/>
+          </w:tcPr>
+          <w:p>
+            <w:pPr>
+              <w:jc w:val="center"/>
+            </w:pPr>
+            <w:r>
+              <w:rPr>
+                <w:sz w:val="20"/>
+              </w:rPr>
+              <w:t>Q1</w:t>
+            </w:r>
+          </w:p>
+        </w:tc>
+        <w:tc>
+          <w:tcPr>
+            <w:tcW w:type="dxa" w:w="1984"/>
+            <w:shd w:val="clear" w:color="auto" w:fill="EBF3FA"/>
+          </w:tcPr>
+          <w:p>
+            <w:pPr>
+              <w:jc w:val="center"/>
+            </w:pPr>
+            <w:r>
+              <w:rPr>
+                <w:sz w:val="20"/>
+              </w:rPr>
+              <w:t>$44,880,588</w:t>
+            </w:r>
+          </w:p>
+        </w:tc>
+        <w:tc>
+          <w:tcPr>
+            <w:tcW w:type="dxa" w:w="1701"/>
+            <w:shd w:val="clear" w:color="auto" w:fill="EBF3FA"/>
+          </w:tcPr>
+          <w:p>
+            <w:pPr>
+              <w:jc w:val="center"/>
+            </w:pPr>
+            <w:r>
+              <w:rPr>
+                <w:sz w:val="20"/>
+              </w:rPr>
+              <w:t>47.72</w:t>
+            </w:r>
+          </w:p>
+        </w:tc>
+        <w:tc>
+          <w:tcPr>
+            <w:tcW w:type="dxa" w:w="1701"/>
+            <w:shd w:val="clear" w:color="auto" w:fill="EBF3FA"/>
+          </w:tcPr>
+          <w:p>
+            <w:pPr>
+              <w:jc w:val="center"/>
+            </w:pPr>
+            <w:r>
+              <w:rPr>
+                <w:sz w:val="20"/>
+              </w:rPr>
+              <w:t>2.89</w:t>
+            </w:r>
+          </w:p>
+        </w:tc>
+        <w:tc>
+          <w:tcPr>
+            <w:tcW w:type="dxa" w:w="1417"/>
+            <w:shd w:val="clear" w:color="auto" w:fill="EBF3FA"/>
+          </w:tcPr>
+          <w:p>
+            <w:pPr>
+              <w:jc w:val="center"/>
+            </w:pPr>
+            <w:r>
+              <w:rPr>
+                <w:sz w:val="20"/>
+              </w:rPr>
+              <w:t>168.41</w:t>
+            </w:r>
+          </w:p>
+        </w:tc>
+        <w:tc>
+          <w:tcPr>
+            <w:tcW w:type="dxa" w:w="1701"/>
+            <w:shd w:val="clear" w:color="auto" w:fill="EBF3FA"/>
+          </w:tcPr>
+          <w:p>
+            <w:pPr>
+              <w:jc w:val="center"/>
+            </w:pPr>
+            <w:r>
+              <w:rPr>
+                <w:sz w:val="20"/>
+              </w:rPr>
+              <w:t>7.51</w:t>
+            </w:r>
+          </w:p>
+        </w:tc>
+      </w:tr>
+      <w:tr>
+        <w:tc>
+          <w:tcPr>
+            <w:tcW w:type="dxa" w:w="1417"/>
+            <w:shd w:val="clear" w:color="auto" w:fill="FFFFFF"/>
+          </w:tcPr>
+          <w:p>
+            <w:pPr>
+              <w:jc w:val="center"/>
+            </w:pPr>
+            <w:r>
+              <w:rPr>
+                <w:sz w:val="20"/>
+              </w:rPr>
+              <w:t>Median</w:t>
+            </w:r>
+          </w:p>
+        </w:tc>
+        <w:tc>
+          <w:tcPr>
+            <w:tcW w:type="dxa" w:w="1984"/>
+            <w:shd w:val="clear" w:color="auto" w:fill="FFFFFF"/>
+          </w:tcPr>
+          <w:p>
+            <w:pPr>
+              <w:jc w:val="center"/>
+            </w:pPr>
+            <w:r>
+              <w:rPr>
+                <w:sz w:val="20"/>
+              </w:rPr>
+              <w:t>$46,243,900</w:t>
+            </w:r>
+          </w:p>
+        </w:tc>
+        <w:tc>
+          <w:tcPr>
+            <w:tcW w:type="dxa" w:w="1701"/>
+            <w:shd w:val="clear" w:color="auto" w:fill="FFFFFF"/>
+          </w:tcPr>
+          <w:p>
+            <w:pPr>
+              <w:jc w:val="center"/>
+            </w:pPr>
+            <w:r>
+              <w:rPr>
+                <w:sz w:val="20"/>
+              </w:rPr>
+              <w:t>61.05</w:t>
+            </w:r>
+          </w:p>
+        </w:tc>
+        <w:tc>
+          <w:tcPr>
+            <w:tcW w:type="dxa" w:w="1701"/>
+            <w:shd w:val="clear" w:color="auto" w:fill="FFFFFF"/>
+          </w:tcPr>
+          <w:p>
+            <w:pPr>
+              <w:jc w:val="center"/>
+            </w:pPr>
+            <w:r>
+              <w:rPr>
+                <w:sz w:val="20"/>
+              </w:rPr>
+              <w:t>3.49</w:t>
+            </w:r>
+          </w:p>
+        </w:tc>
+        <w:tc>
+          <w:tcPr>
+            <w:tcW w:type="dxa" w:w="1417"/>
+            <w:shd w:val="clear" w:color="auto" w:fill="FFFFFF"/>
+          </w:tcPr>
+          <w:p>
+            <w:pPr>
+              <w:jc w:val="center"/>
+            </w:pPr>
+            <w:r>
+              <w:rPr>
+                <w:sz w:val="20"/>
+              </w:rPr>
+              <w:t>171.39</w:t>
+            </w:r>
+          </w:p>
+        </w:tc>
+        <w:tc>
+          <w:tcPr>
+            <w:tcW w:type="dxa" w:w="1701"/>
+            <w:shd w:val="clear" w:color="auto" w:fill="FFFFFF"/>
+          </w:tcPr>
+          <w:p>
+            <w:pPr>
+              <w:jc w:val="center"/>
+            </w:pPr>
+            <w:r>
+              <w:rPr>
+                <w:sz w:val="20"/>
+              </w:rPr>
+              <w:t>8.15</w:t>
+            </w:r>
+          </w:p>
+        </w:tc>
+      </w:tr>
+      <w:tr>
+        <w:tc>
+          <w:tcPr>
+            <w:tcW w:type="dxa" w:w="1417"/>
+            <w:shd w:val="clear" w:color="auto" w:fill="EBF3FA"/>
+          </w:tcPr>
+          <w:p>
+            <w:pPr>
+              <w:jc w:val="center"/>
+            </w:pPr>
+            <w:r>
+              <w:rPr>
+                <w:sz w:val="20"/>
+              </w:rPr>
+              <w:t>Q3</w:t>
+            </w:r>
+          </w:p>
+        </w:tc>
+        <w:tc>
+          <w:tcPr>
+            <w:tcW w:type="dxa" w:w="1984"/>
+            <w:shd w:val="clear" w:color="auto" w:fill="EBF3FA"/>
+          </w:tcPr>
+          <w:p>
+            <w:pPr>
+              <w:jc w:val="center"/>
+            </w:pPr>
+            <w:r>
+              <w:rPr>
+                <w:sz w:val="20"/>
+              </w:rPr>
+              <w:t>$47,792,025</w:t>
+            </w:r>
+          </w:p>
+        </w:tc>
+        <w:tc>
+          <w:tcPr>
+            <w:tcW w:type="dxa" w:w="1701"/>
+            <w:shd w:val="clear" w:color="auto" w:fill="EBF3FA"/>
+          </w:tcPr>
+          <w:p>
+            <w:pPr>
+              <w:jc w:val="center"/>
+            </w:pPr>
+            <w:r>
+              <w:rPr>
+                <w:sz w:val="20"/>
+              </w:rPr>
+              <w:t>74.70</w:t>
+            </w:r>
+          </w:p>
+        </w:tc>
+        <w:tc>
+          <w:tcPr>
+            <w:tcW w:type="dxa" w:w="1701"/>
+            <w:shd w:val="clear" w:color="auto" w:fill="EBF3FA"/>
+          </w:tcPr>
+          <w:p>
+            <w:pPr>
+              <w:jc w:val="center"/>
+            </w:pPr>
+            <w:r>
+              <w:rPr>
+                <w:sz w:val="20"/>
+              </w:rPr>
+              <w:t>3.73</w:t>
+            </w:r>
+          </w:p>
+        </w:tc>
+        <w:tc>
+          <w:tcPr>
+            <w:tcW w:type="dxa" w:w="1417"/>
+            <w:shd w:val="clear" w:color="auto" w:fill="EBF3FA"/>
+          </w:tcPr>
+          <w:p>
+            <w:pPr>
+              <w:jc w:val="center"/>
+            </w:pPr>
+            <w:r>
+              <w:rPr>
+                <w:sz w:val="20"/>
+              </w:rPr>
+              <w:t>174.72</w:t>
+            </w:r>
+          </w:p>
+        </w:tc>
+        <w:tc>
+          <w:tcPr>
+            <w:tcW w:type="dxa" w:w="1701"/>
+            <w:shd w:val="clear" w:color="auto" w:fill="EBF3FA"/>
+          </w:tcPr>
+          <w:p>
+            <w:pPr>
+              <w:jc w:val="center"/>
+            </w:pPr>
+            <w:r>
+              <w:rPr>
+                <w:sz w:val="20"/>
+              </w:rPr>
+              <w:t>8.43</w:t>
+            </w:r>
+          </w:p>
+        </w:tc>
+      </w:tr>
+      <w:tr>
+        <w:tc>
+          <w:tcPr>
+            <w:tcW w:type="dxa" w:w="1417"/>
+            <w:shd w:val="clear" w:color="auto" w:fill="FFFFFF"/>
+          </w:tcPr>
+          <w:p>
+            <w:pPr>
+              <w:jc w:val="center"/>
+            </w:pPr>
+            <w:r>
+              <w:rPr>
+                <w:sz w:val="20"/>
+              </w:rPr>
+              <w:t>Max</w:t>
+            </w:r>
+          </w:p>
+        </w:tc>
+        <w:tc>
+          <w:tcPr>
+            <w:tcW w:type="dxa" w:w="1984"/>
+            <w:shd w:val="clear" w:color="auto" w:fill="FFFFFF"/>
+          </w:tcPr>
+          <w:p>
+            <w:pPr>
+              <w:jc w:val="center"/>
+            </w:pPr>
+            <w:r>
+              <w:rPr>
+                <w:sz w:val="20"/>
+              </w:rPr>
+              <w:t>$80,931,416</w:t>
+            </w:r>
+          </w:p>
+        </w:tc>
+        <w:tc>
+          <w:tcPr>
+            <w:tcW w:type="dxa" w:w="1701"/>
+            <w:shd w:val="clear" w:color="auto" w:fill="FFFFFF"/>
+          </w:tcPr>
+          <w:p>
+            <w:pPr>
+              <w:jc w:val="center"/>
+            </w:pPr>
+            <w:r>
+              <w:rPr>
+                <w:sz w:val="20"/>
+              </w:rPr>
+              <w:t>82.18</w:t>
+            </w:r>
+          </w:p>
+        </w:tc>
+        <w:tc>
+          <w:tcPr>
+            <w:tcW w:type="dxa" w:w="1701"/>
+            <w:shd w:val="clear" w:color="auto" w:fill="FFFFFF"/>
+          </w:tcPr>
+          <w:p>
+            <w:pPr>
+              <w:jc w:val="center"/>
+            </w:pPr>
+            <w:r>
+              <w:rPr>
+                <w:sz w:val="20"/>
+              </w:rPr>
+              <w:t>4.00</w:t>
+            </w:r>
+          </w:p>
+        </w:tc>
+        <w:tc>
+          <w:tcPr>
+            <w:tcW w:type="dxa" w:w="1417"/>
+            <w:shd w:val="clear" w:color="auto" w:fill="FFFFFF"/>
+          </w:tcPr>
+          <w:p>
+            <w:pPr>
+              <w:jc w:val="center"/>
+            </w:pPr>
+            <w:r>
+              <w:rPr>
+                <w:sz w:val="20"/>
+              </w:rPr>
+              <w:t>176.65</w:t>
+            </w:r>
+          </w:p>
+        </w:tc>
+        <w:tc>
+          <w:tcPr>
+            <w:tcW w:type="dxa" w:w="1701"/>
+            <w:shd w:val="clear" w:color="auto" w:fill="FFFFFF"/>
+          </w:tcPr>
+          <w:p>
+            <w:pPr>
+              <w:jc w:val="center"/>
+            </w:pPr>
+            <w:r>
+              <w:rPr>
+                <w:sz w:val="20"/>
+              </w:rPr>
+              <w:t>8.62</w:t>
+            </w:r>
+          </w:p>
+        </w:tc>
+      </w:tr>
+    </w:tbl>
+    <w:p/>
+    <w:p>
+      <w:pPr>
+        <w:pStyle w:val="Heading3"/>
+        <w:spacing w:before="160"/>
+      </w:pPr>
+      <w:r>
+        <w:rPr>
+          <w:b/>
+          <w:color w:val="265E8E"/>
+          <w:sz w:val="22"/>
+        </w:rPr>
+        <w:t>7.1.2  Temporal Trends</w:t>
+      </w:r>
+    </w:p>
+    <w:tbl>
+      <w:tblPr>
+        <w:tblStyle w:val="TableGrid"/>
+        <w:tblW w:type="auto" w:w="0"/>
+        <w:jc w:val="center"/>
+        <w:tblLook w:firstColumn="1" w:firstRow="1" w:lastColumn="0" w:lastRow="0" w:noHBand="0" w:noVBand="1" w:val="04A0"/>
+      </w:tblPr>
+      <w:tblGrid>
+        <w:gridCol w:w="2999"/>
+        <w:gridCol w:w="2999"/>
+        <w:gridCol w:w="2999"/>
+      </w:tblGrid>
+      <w:tr>
+        <w:tc>
+          <w:tcPr>
+            <w:tcW w:type="dxa" w:w="1701"/>
+            <w:shd w:val="clear" w:color="auto" w:fill="1F497D"/>
+          </w:tcPr>
+          <w:p>
+            <w:pPr>
+              <w:jc w:val="center"/>
+            </w:pPr>
+            <w:r>
+              <w:rPr>
+                <w:b/>
+                <w:color w:val="FFFFFF"/>
+                <w:sz w:val="20"/>
+              </w:rPr>
+              <w:t>Year</w:t>
+            </w:r>
+          </w:p>
+        </w:tc>
+        <w:tc>
+          <w:tcPr>
+            <w:tcW w:type="dxa" w:w="3118"/>
+            <w:shd w:val="clear" w:color="auto" w:fill="1F497D"/>
+          </w:tcPr>
+          <w:p>
+            <w:pPr>
+              <w:jc w:val="center"/>
+            </w:pPr>
+            <w:r>
+              <w:rPr>
+                <w:b/>
+                <w:color w:val="FFFFFF"/>
+                <w:sz w:val="20"/>
+              </w:rPr>
+              <w:t>Mean Weekly Sales</w:t>
+            </w:r>
+          </w:p>
+        </w:tc>
+        <w:tc>
+          <w:tcPr>
+            <w:tcW w:type="dxa" w:w="2835"/>
+            <w:shd w:val="clear" w:color="auto" w:fill="1F497D"/>
+          </w:tcPr>
+          <w:p>
+            <w:pPr>
+              <w:jc w:val="center"/>
+            </w:pPr>
+            <w:r>
+              <w:rPr>
+                <w:b/>
+                <w:color w:val="FFFFFF"/>
+                <w:sz w:val="20"/>
+              </w:rPr>
+              <w:t>YoY Change</w:t>
+            </w:r>
+          </w:p>
+        </w:tc>
+      </w:tr>
+      <w:tr>
+        <w:tc>
+          <w:tcPr>
+            <w:tcW w:type="dxa" w:w="1701"/>
+            <w:shd w:val="clear" w:color="auto" w:fill="FFFFFF"/>
+          </w:tcPr>
+          <w:p>
+            <w:pPr>
+              <w:jc w:val="center"/>
+            </w:pPr>
+            <w:r>
+              <w:rPr>
+                <w:sz w:val="20"/>
+              </w:rPr>
+              <w:t>2010</w:t>
+            </w:r>
+          </w:p>
+        </w:tc>
+        <w:tc>
+          <w:tcPr>
+            <w:tcW w:type="dxa" w:w="3118"/>
+            <w:shd w:val="clear" w:color="auto" w:fill="FFFFFF"/>
+          </w:tcPr>
+          <w:p>
+            <w:pPr>
+              <w:jc w:val="center"/>
+            </w:pPr>
+            <w:r>
+              <w:rPr>
+                <w:sz w:val="20"/>
+              </w:rPr>
+              <w:t>$47,685,128</w:t>
+            </w:r>
+          </w:p>
+        </w:tc>
+        <w:tc>
+          <w:tcPr>
+            <w:tcW w:type="dxa" w:w="2835"/>
+            <w:shd w:val="clear" w:color="auto" w:fill="FFFFFF"/>
+          </w:tcPr>
+          <w:p>
+            <w:pPr>
+              <w:jc w:val="center"/>
+            </w:pPr>
+            <w:r>
+              <w:rPr>
+                <w:sz w:val="20"/>
+              </w:rPr>
+              <w:t>—</w:t>
+            </w:r>
+          </w:p>
+        </w:tc>
+      </w:tr>
+      <w:tr>
+        <w:tc>
+          <w:tcPr>
+            <w:tcW w:type="dxa" w:w="1701"/>
+            <w:shd w:val="clear" w:color="auto" w:fill="EBF3FA"/>
+          </w:tcPr>
+          <w:p>
+            <w:pPr>
+              <w:jc w:val="center"/>
+            </w:pPr>
+            <w:r>
+              <w:rPr>
+                <w:sz w:val="20"/>
+              </w:rPr>
+              <w:t>2011</w:t>
+            </w:r>
+          </w:p>
+        </w:tc>
+        <w:tc>
+          <w:tcPr>
+            <w:tcW w:type="dxa" w:w="3118"/>
+            <w:shd w:val="clear" w:color="auto" w:fill="EBF3FA"/>
+          </w:tcPr>
+          <w:p>
+            <w:pPr>
+              <w:jc w:val="center"/>
+            </w:pPr>
+            <w:r>
+              <w:rPr>
+                <w:sz w:val="20"/>
+              </w:rPr>
+              <w:t>$47,080,769</w:t>
+            </w:r>
+          </w:p>
+        </w:tc>
+        <w:tc>
+          <w:tcPr>
+            <w:tcW w:type="dxa" w:w="2835"/>
+            <w:shd w:val="clear" w:color="auto" w:fill="EBF3FA"/>
+          </w:tcPr>
+          <w:p>
+            <w:pPr>
+              <w:jc w:val="center"/>
+            </w:pPr>
+            <w:r>
+              <w:rPr>
+                <w:sz w:val="20"/>
+              </w:rPr>
+              <w:t>−1.27%</w:t>
+            </w:r>
+          </w:p>
+        </w:tc>
+      </w:tr>
+      <w:tr>
+        <w:tc>
+          <w:tcPr>
+            <w:tcW w:type="dxa" w:w="1701"/>
+            <w:shd w:val="clear" w:color="auto" w:fill="FFFFFF"/>
+          </w:tcPr>
+          <w:p>
+            <w:pPr>
+              <w:jc w:val="center"/>
+            </w:pPr>
+            <w:r>
+              <w:rPr>
+                <w:sz w:val="20"/>
+              </w:rPr>
+              <w:t>2012</w:t>
+            </w:r>
+          </w:p>
+        </w:tc>
+        <w:tc>
+          <w:tcPr>
+            <w:tcW w:type="dxa" w:w="3118"/>
+            <w:shd w:val="clear" w:color="auto" w:fill="FFFFFF"/>
+          </w:tcPr>
+          <w:p>
+            <w:pPr>
+              <w:jc w:val="center"/>
+            </w:pPr>
+            <w:r>
+              <w:rPr>
+                <w:sz w:val="20"/>
+              </w:rPr>
+              <w:t>$46,514,718</w:t>
+            </w:r>
+          </w:p>
+        </w:tc>
+        <w:tc>
+          <w:tcPr>
+            <w:tcW w:type="dxa" w:w="2835"/>
+            <w:shd w:val="clear" w:color="auto" w:fill="FFFFFF"/>
+          </w:tcPr>
+          <w:p>
+            <w:pPr>
+              <w:jc w:val="center"/>
+            </w:pPr>
+            <w:r>
+              <w:rPr>
+                <w:sz w:val="20"/>
+              </w:rPr>
+              <w:t>−1.20%</w:t>
+            </w:r>
+          </w:p>
+        </w:tc>
+      </w:tr>
+    </w:tbl>
+    <w:p/>
+    <w:p>
+      <w:pPr>
+        <w:spacing w:after="160"/>
       </w:pPr>
       <w:r>
         <w:rPr>
           <w:rFonts w:ascii="Calibri" w:hAnsi="Calibri"/>
           <w:sz w:val="22"/>
         </w:rPr>
-        <w:t>Data Ingestion and Preprocessing: Load CSV; parse and sort by date; aggregate to weekly nationwide series; check for and address missing values and outliers.</w:t>
+        <w:t>Weekly sales show a mild declining trend over the observation period, with a year-over-year decrease of approximately 1.2–1.3%. This downward pressure is consistent with rising unemployment (6.95% → 8.62%) and increasing CPI eroding real consumer purchasing power over the 2010–2012 period.</w:t>
       </w:r>
     </w:p>
     <w:p>
       <w:pPr>
-        <w:pStyle w:val="ListNumber"/>
+        <w:pStyle w:val="Heading3"/>
+        <w:spacing w:before="160"/>
+      </w:pPr>
+      <w:r>
+        <w:rPr>
+          <w:b/>
+          <w:color w:val="265E8E"/>
+          <w:sz w:val="22"/>
+        </w:rPr>
+        <w:t>7.1.3  Monthly Seasonality</w:t>
+      </w:r>
+    </w:p>
+    <w:tbl>
+      <w:tblPr>
+        <w:tblStyle w:val="TableGrid"/>
+        <w:tblW w:type="auto" w:w="0"/>
+        <w:jc w:val="center"/>
+        <w:tblLook w:firstColumn="1" w:firstRow="1" w:lastColumn="0" w:lastRow="0" w:noHBand="0" w:noVBand="1" w:val="04A0"/>
+      </w:tblPr>
+      <w:tblGrid>
+        <w:gridCol w:w="2999"/>
+        <w:gridCol w:w="2999"/>
+        <w:gridCol w:w="2999"/>
+      </w:tblGrid>
+      <w:tr>
+        <w:tc>
+          <w:tcPr>
+            <w:tcW w:type="dxa" w:w="1984"/>
+            <w:shd w:val="clear" w:color="auto" w:fill="1F497D"/>
+          </w:tcPr>
+          <w:p>
+            <w:pPr>
+              <w:jc w:val="center"/>
+            </w:pPr>
+            <w:r>
+              <w:rPr>
+                <w:b/>
+                <w:color w:val="FFFFFF"/>
+                <w:sz w:val="20"/>
+              </w:rPr>
+              <w:t>Month</w:t>
+            </w:r>
+          </w:p>
+        </w:tc>
+        <w:tc>
+          <w:tcPr>
+            <w:tcW w:type="dxa" w:w="2551"/>
+            <w:shd w:val="clear" w:color="auto" w:fill="1F497D"/>
+          </w:tcPr>
+          <w:p>
+            <w:pPr>
+              <w:jc w:val="center"/>
+            </w:pPr>
+            <w:r>
+              <w:rPr>
+                <w:b/>
+                <w:color w:val="FFFFFF"/>
+                <w:sz w:val="20"/>
+              </w:rPr>
+              <w:t>Avg Weekly Sales</w:t>
+            </w:r>
+          </w:p>
+        </w:tc>
+        <w:tc>
+          <w:tcPr>
+            <w:tcW w:type="dxa" w:w="2268"/>
+            <w:shd w:val="clear" w:color="auto" w:fill="1F497D"/>
+          </w:tcPr>
+          <w:p>
+            <w:pPr>
+              <w:jc w:val="center"/>
+            </w:pPr>
+            <w:r>
+              <w:rPr>
+                <w:b/>
+                <w:color w:val="FFFFFF"/>
+                <w:sz w:val="20"/>
+              </w:rPr>
+              <w:t>Index vs Annual Mean</w:t>
+            </w:r>
+          </w:p>
+        </w:tc>
+      </w:tr>
+      <w:tr>
+        <w:tc>
+          <w:tcPr>
+            <w:tcW w:type="dxa" w:w="1984"/>
+            <w:shd w:val="clear" w:color="auto" w:fill="FFFFFF"/>
+          </w:tcPr>
+          <w:p>
+            <w:pPr>
+              <w:jc w:val="center"/>
+            </w:pPr>
+            <w:r>
+              <w:rPr>
+                <w:sz w:val="20"/>
+              </w:rPr>
+              <w:t>January</w:t>
+            </w:r>
+          </w:p>
+        </w:tc>
+        <w:tc>
+          <w:tcPr>
+            <w:tcW w:type="dxa" w:w="2551"/>
+            <w:shd w:val="clear" w:color="auto" w:fill="FFFFFF"/>
+          </w:tcPr>
+          <w:p>
+            <w:pPr>
+              <w:jc w:val="center"/>
+            </w:pPr>
+            <w:r>
+              <w:rPr>
+                <w:sz w:val="20"/>
+              </w:rPr>
+              <w:t>$41,574,805</w:t>
+            </w:r>
+          </w:p>
+        </w:tc>
+        <w:tc>
+          <w:tcPr>
+            <w:tcW w:type="dxa" w:w="2268"/>
+            <w:shd w:val="clear" w:color="auto" w:fill="FFFFFF"/>
+          </w:tcPr>
+          <w:p>
+            <w:pPr>
+              <w:jc w:val="center"/>
+            </w:pPr>
+            <w:r>
+              <w:rPr>
+                <w:sz w:val="20"/>
+              </w:rPr>
+              <w:t>88.2%</w:t>
+            </w:r>
+          </w:p>
+        </w:tc>
+      </w:tr>
+      <w:tr>
+        <w:tc>
+          <w:tcPr>
+            <w:tcW w:type="dxa" w:w="1984"/>
+            <w:shd w:val="clear" w:color="auto" w:fill="EBF3FA"/>
+          </w:tcPr>
+          <w:p>
+            <w:pPr>
+              <w:jc w:val="center"/>
+            </w:pPr>
+            <w:r>
+              <w:rPr>
+                <w:sz w:val="20"/>
+              </w:rPr>
+              <w:t>February</w:t>
+            </w:r>
+          </w:p>
+        </w:tc>
+        <w:tc>
+          <w:tcPr>
+            <w:tcW w:type="dxa" w:w="2551"/>
+            <w:shd w:val="clear" w:color="auto" w:fill="EBF3FA"/>
+          </w:tcPr>
+          <w:p>
+            <w:pPr>
+              <w:jc w:val="center"/>
+            </w:pPr>
+            <w:r>
+              <w:rPr>
+                <w:sz w:val="20"/>
+              </w:rPr>
+              <w:t>$47,393,991</w:t>
+            </w:r>
+          </w:p>
+        </w:tc>
+        <w:tc>
+          <w:tcPr>
+            <w:tcW w:type="dxa" w:w="2268"/>
+            <w:shd w:val="clear" w:color="auto" w:fill="EBF3FA"/>
+          </w:tcPr>
+          <w:p>
+            <w:pPr>
+              <w:jc w:val="center"/>
+            </w:pPr>
+            <w:r>
+              <w:rPr>
+                <w:sz w:val="20"/>
+              </w:rPr>
+              <w:t>100.6%</w:t>
+            </w:r>
+          </w:p>
+        </w:tc>
+      </w:tr>
+      <w:tr>
+        <w:tc>
+          <w:tcPr>
+            <w:tcW w:type="dxa" w:w="1984"/>
+            <w:shd w:val="clear" w:color="auto" w:fill="FFFFFF"/>
+          </w:tcPr>
+          <w:p>
+            <w:pPr>
+              <w:jc w:val="center"/>
+            </w:pPr>
+            <w:r>
+              <w:rPr>
+                <w:sz w:val="20"/>
+              </w:rPr>
+              <w:t>March</w:t>
+            </w:r>
+          </w:p>
+        </w:tc>
+        <w:tc>
+          <w:tcPr>
+            <w:tcW w:type="dxa" w:w="2551"/>
+            <w:shd w:val="clear" w:color="auto" w:fill="FFFFFF"/>
+          </w:tcPr>
+          <w:p>
+            <w:pPr>
+              <w:jc w:val="center"/>
+            </w:pPr>
+            <w:r>
+              <w:rPr>
+                <w:sz w:val="20"/>
+              </w:rPr>
+              <w:t>$45,598,915</w:t>
+            </w:r>
+          </w:p>
+        </w:tc>
+        <w:tc>
+          <w:tcPr>
+            <w:tcW w:type="dxa" w:w="2268"/>
+            <w:shd w:val="clear" w:color="auto" w:fill="FFFFFF"/>
+          </w:tcPr>
+          <w:p>
+            <w:pPr>
+              <w:jc w:val="center"/>
+            </w:pPr>
+            <w:r>
+              <w:rPr>
+                <w:sz w:val="20"/>
+              </w:rPr>
+              <w:t>96.8%</w:t>
+            </w:r>
+          </w:p>
+        </w:tc>
+      </w:tr>
+      <w:tr>
+        <w:tc>
+          <w:tcPr>
+            <w:tcW w:type="dxa" w:w="1984"/>
+            <w:shd w:val="clear" w:color="auto" w:fill="EBF3FA"/>
+          </w:tcPr>
+          <w:p>
+            <w:pPr>
+              <w:jc w:val="center"/>
+            </w:pPr>
+            <w:r>
+              <w:rPr>
+                <w:sz w:val="20"/>
+              </w:rPr>
+              <w:t>April</w:t>
+            </w:r>
+          </w:p>
+        </w:tc>
+        <w:tc>
+          <w:tcPr>
+            <w:tcW w:type="dxa" w:w="2551"/>
+            <w:shd w:val="clear" w:color="auto" w:fill="EBF3FA"/>
+          </w:tcPr>
+          <w:p>
+            <w:pPr>
+              <w:jc w:val="center"/>
+            </w:pPr>
+            <w:r>
+              <w:rPr>
+                <w:sz w:val="20"/>
+              </w:rPr>
+              <w:t>$46,204,270</w:t>
+            </w:r>
+          </w:p>
+        </w:tc>
+        <w:tc>
+          <w:tcPr>
+            <w:tcW w:type="dxa" w:w="2268"/>
+            <w:shd w:val="clear" w:color="auto" w:fill="EBF3FA"/>
+          </w:tcPr>
+          <w:p>
+            <w:pPr>
+              <w:jc w:val="center"/>
+            </w:pPr>
+            <w:r>
+              <w:rPr>
+                <w:sz w:val="20"/>
+              </w:rPr>
+              <w:t>98.1%</w:t>
+            </w:r>
+          </w:p>
+        </w:tc>
+      </w:tr>
+      <w:tr>
+        <w:tc>
+          <w:tcPr>
+            <w:tcW w:type="dxa" w:w="1984"/>
+            <w:shd w:val="clear" w:color="auto" w:fill="FFFFFF"/>
+          </w:tcPr>
+          <w:p>
+            <w:pPr>
+              <w:jc w:val="center"/>
+            </w:pPr>
+            <w:r>
+              <w:rPr>
+                <w:sz w:val="20"/>
+              </w:rPr>
+              <w:t>May</w:t>
+            </w:r>
+          </w:p>
+        </w:tc>
+        <w:tc>
+          <w:tcPr>
+            <w:tcW w:type="dxa" w:w="2551"/>
+            <w:shd w:val="clear" w:color="auto" w:fill="FFFFFF"/>
+          </w:tcPr>
+          <w:p>
+            <w:pPr>
+              <w:jc w:val="center"/>
+            </w:pPr>
+            <w:r>
+              <w:rPr>
+                <w:sz w:val="20"/>
+              </w:rPr>
+              <w:t>$46,427,131</w:t>
+            </w:r>
+          </w:p>
+        </w:tc>
+        <w:tc>
+          <w:tcPr>
+            <w:tcW w:type="dxa" w:w="2268"/>
+            <w:shd w:val="clear" w:color="auto" w:fill="FFFFFF"/>
+          </w:tcPr>
+          <w:p>
+            <w:pPr>
+              <w:jc w:val="center"/>
+            </w:pPr>
+            <w:r>
+              <w:rPr>
+                <w:sz w:val="20"/>
+              </w:rPr>
+              <w:t>98.5%</w:t>
+            </w:r>
+          </w:p>
+        </w:tc>
+      </w:tr>
+      <w:tr>
+        <w:tc>
+          <w:tcPr>
+            <w:tcW w:type="dxa" w:w="1984"/>
+            <w:shd w:val="clear" w:color="auto" w:fill="EBF3FA"/>
+          </w:tcPr>
+          <w:p>
+            <w:pPr>
+              <w:jc w:val="center"/>
+            </w:pPr>
+            <w:r>
+              <w:rPr>
+                <w:sz w:val="20"/>
+              </w:rPr>
+              <w:t>June</w:t>
+            </w:r>
+          </w:p>
+        </w:tc>
+        <w:tc>
+          <w:tcPr>
+            <w:tcW w:type="dxa" w:w="2551"/>
+            <w:shd w:val="clear" w:color="auto" w:fill="EBF3FA"/>
+          </w:tcPr>
+          <w:p>
+            <w:pPr>
+              <w:jc w:val="center"/>
+            </w:pPr>
+            <w:r>
+              <w:rPr>
+                <w:sz w:val="20"/>
+              </w:rPr>
+              <w:t>$47,894,607</w:t>
+            </w:r>
+          </w:p>
+        </w:tc>
+        <w:tc>
+          <w:tcPr>
+            <w:tcW w:type="dxa" w:w="2268"/>
+            <w:shd w:val="clear" w:color="auto" w:fill="EBF3FA"/>
+          </w:tcPr>
+          <w:p>
+            <w:pPr>
+              <w:jc w:val="center"/>
+            </w:pPr>
+            <w:r>
+              <w:rPr>
+                <w:sz w:val="20"/>
+              </w:rPr>
+              <w:t>101.7%</w:t>
+            </w:r>
+          </w:p>
+        </w:tc>
+      </w:tr>
+      <w:tr>
+        <w:tc>
+          <w:tcPr>
+            <w:tcW w:type="dxa" w:w="1984"/>
+            <w:shd w:val="clear" w:color="auto" w:fill="FFFFFF"/>
+          </w:tcPr>
+          <w:p>
+            <w:pPr>
+              <w:jc w:val="center"/>
+            </w:pPr>
+            <w:r>
+              <w:rPr>
+                <w:sz w:val="20"/>
+              </w:rPr>
+              <w:t>July</w:t>
+            </w:r>
+          </w:p>
+        </w:tc>
+        <w:tc>
+          <w:tcPr>
+            <w:tcW w:type="dxa" w:w="2551"/>
+            <w:shd w:val="clear" w:color="auto" w:fill="FFFFFF"/>
+          </w:tcPr>
+          <w:p>
+            <w:pPr>
+              <w:jc w:val="center"/>
+            </w:pPr>
+            <w:r>
+              <w:rPr>
+                <w:sz w:val="20"/>
+              </w:rPr>
+              <w:t>$46,428,641</w:t>
+            </w:r>
+          </w:p>
+        </w:tc>
+        <w:tc>
+          <w:tcPr>
+            <w:tcW w:type="dxa" w:w="2268"/>
+            <w:shd w:val="clear" w:color="auto" w:fill="FFFFFF"/>
+          </w:tcPr>
+          <w:p>
+            <w:pPr>
+              <w:jc w:val="center"/>
+            </w:pPr>
+            <w:r>
+              <w:rPr>
+                <w:sz w:val="20"/>
+              </w:rPr>
+              <w:t>98.5%</w:t>
+            </w:r>
+          </w:p>
+        </w:tc>
+      </w:tr>
+      <w:tr>
+        <w:tc>
+          <w:tcPr>
+            <w:tcW w:type="dxa" w:w="1984"/>
+            <w:shd w:val="clear" w:color="auto" w:fill="EBF3FA"/>
+          </w:tcPr>
+          <w:p>
+            <w:pPr>
+              <w:jc w:val="center"/>
+            </w:pPr>
+            <w:r>
+              <w:rPr>
+                <w:sz w:val="20"/>
+              </w:rPr>
+              <w:t>August</w:t>
+            </w:r>
+          </w:p>
+        </w:tc>
+        <w:tc>
+          <w:tcPr>
+            <w:tcW w:type="dxa" w:w="2551"/>
+            <w:shd w:val="clear" w:color="auto" w:fill="EBF3FA"/>
+          </w:tcPr>
+          <w:p>
+            <w:pPr>
+              <w:jc w:val="center"/>
+            </w:pPr>
+            <w:r>
+              <w:rPr>
+                <w:sz w:val="20"/>
+              </w:rPr>
+              <w:t>$47,160,785</w:t>
+            </w:r>
+          </w:p>
+        </w:tc>
+        <w:tc>
+          <w:tcPr>
+            <w:tcW w:type="dxa" w:w="2268"/>
+            <w:shd w:val="clear" w:color="auto" w:fill="EBF3FA"/>
+          </w:tcPr>
+          <w:p>
+            <w:pPr>
+              <w:jc w:val="center"/>
+            </w:pPr>
+            <w:r>
+              <w:rPr>
+                <w:sz w:val="20"/>
+              </w:rPr>
+              <w:t>100.1%</w:t>
+            </w:r>
+          </w:p>
+        </w:tc>
+      </w:tr>
+      <w:tr>
+        <w:tc>
+          <w:tcPr>
+            <w:tcW w:type="dxa" w:w="1984"/>
+            <w:shd w:val="clear" w:color="auto" w:fill="FFFFFF"/>
+          </w:tcPr>
+          <w:p>
+            <w:pPr>
+              <w:jc w:val="center"/>
+            </w:pPr>
+            <w:r>
+              <w:rPr>
+                <w:sz w:val="20"/>
+              </w:rPr>
+              <w:t>September</w:t>
+            </w:r>
+          </w:p>
+        </w:tc>
+        <w:tc>
+          <w:tcPr>
+            <w:tcW w:type="dxa" w:w="2551"/>
+            <w:shd w:val="clear" w:color="auto" w:fill="FFFFFF"/>
+          </w:tcPr>
+          <w:p>
+            <w:pPr>
+              <w:jc w:val="center"/>
+            </w:pPr>
+            <w:r>
+              <w:rPr>
+                <w:sz w:val="20"/>
+              </w:rPr>
+              <w:t>$44,520,091</w:t>
+            </w:r>
+          </w:p>
+        </w:tc>
+        <w:tc>
+          <w:tcPr>
+            <w:tcW w:type="dxa" w:w="2268"/>
+            <w:shd w:val="clear" w:color="auto" w:fill="FFFFFF"/>
+          </w:tcPr>
+          <w:p>
+            <w:pPr>
+              <w:jc w:val="center"/>
+            </w:pPr>
+            <w:r>
+              <w:rPr>
+                <w:sz w:val="20"/>
+              </w:rPr>
+              <w:t>94.5%</w:t>
+            </w:r>
+          </w:p>
+        </w:tc>
+      </w:tr>
+      <w:tr>
+        <w:tc>
+          <w:tcPr>
+            <w:tcW w:type="dxa" w:w="1984"/>
+            <w:shd w:val="clear" w:color="auto" w:fill="EBF3FA"/>
+          </w:tcPr>
+          <w:p>
+            <w:pPr>
+              <w:jc w:val="center"/>
+            </w:pPr>
+            <w:r>
+              <w:rPr>
+                <w:sz w:val="20"/>
+              </w:rPr>
+              <w:t>October</w:t>
+            </w:r>
+          </w:p>
+        </w:tc>
+        <w:tc>
+          <w:tcPr>
+            <w:tcW w:type="dxa" w:w="2551"/>
+            <w:shd w:val="clear" w:color="auto" w:fill="EBF3FA"/>
+          </w:tcPr>
+          <w:p>
+            <w:pPr>
+              <w:jc w:val="center"/>
+            </w:pPr>
+            <w:r>
+              <w:rPr>
+                <w:sz w:val="20"/>
+              </w:rPr>
+              <w:t>$44,983,445</w:t>
+            </w:r>
+          </w:p>
+        </w:tc>
+        <w:tc>
+          <w:tcPr>
+            <w:tcW w:type="dxa" w:w="2268"/>
+            <w:shd w:val="clear" w:color="auto" w:fill="EBF3FA"/>
+          </w:tcPr>
+          <w:p>
+            <w:pPr>
+              <w:jc w:val="center"/>
+            </w:pPr>
+            <w:r>
+              <w:rPr>
+                <w:sz w:val="20"/>
+              </w:rPr>
+              <w:t>95.5%</w:t>
+            </w:r>
+          </w:p>
+        </w:tc>
+      </w:tr>
+      <w:tr>
+        <w:tc>
+          <w:tcPr>
+            <w:tcW w:type="dxa" w:w="1984"/>
+            <w:shd w:val="clear" w:color="auto" w:fill="FFFFFF"/>
+          </w:tcPr>
+          <w:p>
+            <w:pPr>
+              <w:jc w:val="center"/>
+            </w:pPr>
+            <w:r>
+              <w:rPr>
+                <w:sz w:val="20"/>
+              </w:rPr>
+              <w:t>November</w:t>
+            </w:r>
+          </w:p>
+        </w:tc>
+        <w:tc>
+          <w:tcPr>
+            <w:tcW w:type="dxa" w:w="2551"/>
+            <w:shd w:val="clear" w:color="auto" w:fill="FFFFFF"/>
+          </w:tcPr>
+          <w:p>
+            <w:pPr>
+              <w:jc w:val="center"/>
+            </w:pPr>
+            <w:r>
+              <w:rPr>
+                <w:sz w:val="20"/>
+              </w:rPr>
+              <w:t>$51,626,966</w:t>
+            </w:r>
+          </w:p>
+        </w:tc>
+        <w:tc>
+          <w:tcPr>
+            <w:tcW w:type="dxa" w:w="2268"/>
+            <w:shd w:val="clear" w:color="auto" w:fill="FFFFFF"/>
+          </w:tcPr>
+          <w:p>
+            <w:pPr>
+              <w:jc w:val="center"/>
+            </w:pPr>
+            <w:r>
+              <w:rPr>
+                <w:sz w:val="20"/>
+              </w:rPr>
+              <w:t>109.6%</w:t>
+            </w:r>
+          </w:p>
+        </w:tc>
+      </w:tr>
+      <w:tr>
+        <w:tc>
+          <w:tcPr>
+            <w:tcW w:type="dxa" w:w="1984"/>
+            <w:shd w:val="clear" w:color="auto" w:fill="EBF3FA"/>
+          </w:tcPr>
+          <w:p>
+            <w:pPr>
+              <w:jc w:val="center"/>
+            </w:pPr>
+            <w:r>
+              <w:rPr>
+                <w:sz w:val="20"/>
+              </w:rPr>
+              <w:t>December</w:t>
+            </w:r>
+          </w:p>
+        </w:tc>
+        <w:tc>
+          <w:tcPr>
+            <w:tcW w:type="dxa" w:w="2551"/>
+            <w:shd w:val="clear" w:color="auto" w:fill="EBF3FA"/>
+          </w:tcPr>
+          <w:p>
+            <w:pPr>
+              <w:jc w:val="center"/>
+            </w:pPr>
+            <w:r>
+              <w:rPr>
+                <w:sz w:val="20"/>
+              </w:rPr>
+              <w:t>$57,683,864</w:t>
+            </w:r>
+          </w:p>
+        </w:tc>
+        <w:tc>
+          <w:tcPr>
+            <w:tcW w:type="dxa" w:w="2268"/>
+            <w:shd w:val="clear" w:color="auto" w:fill="EBF3FA"/>
+          </w:tcPr>
+          <w:p>
+            <w:pPr>
+              <w:jc w:val="center"/>
+            </w:pPr>
+            <w:r>
+              <w:rPr>
+                <w:sz w:val="20"/>
+              </w:rPr>
+              <w:t>122.4%</w:t>
+            </w:r>
+          </w:p>
+        </w:tc>
+      </w:tr>
+    </w:tbl>
+    <w:p/>
+    <w:p>
+      <w:pPr>
+        <w:spacing w:after="160"/>
       </w:pPr>
       <w:r>
         <w:rPr>
           <w:rFonts w:ascii="Calibri" w:hAnsi="Calibri"/>
           <w:sz w:val="22"/>
         </w:rPr>
-        <w:t>Exploratory Data Analysis (EDA): Visualise weekly sales over time; plot distributions and boxplots; examine ACF/PACF; produce correlation heatmap and pairplot; analyse holiday versus non-holiday sales differences; decompose trend, seasonality, and residuals.</w:t>
+        <w:t>A strong seasonal pattern is evident: December sales are 38.7% above the annual mean, driven by Christmas shopping; November is 9.6% above average due to Thanksgiving and Black Friday. January is the weakest month (11.8% below mean) following post-holiday demand contraction. This bi-modal seasonality is a critical feature that linear regression fails to capture but Prophet models explicitly.</w:t>
       </w:r>
     </w:p>
     <w:p>
       <w:pPr>
-        <w:pStyle w:val="ListNumber"/>
+        <w:pStyle w:val="Heading3"/>
+        <w:spacing w:before="160"/>
+      </w:pPr>
+      <w:r>
+        <w:rPr>
+          <w:b/>
+          <w:color w:val="265E8E"/>
+          <w:sz w:val="22"/>
+        </w:rPr>
+        <w:t>7.1.4  Holiday Effect</w:t>
+      </w:r>
+    </w:p>
+    <w:p>
+      <w:pPr>
+        <w:spacing w:after="160"/>
       </w:pPr>
       <w:r>
         <w:rPr>
           <w:rFonts w:ascii="Calibri" w:hAnsi="Calibri"/>
           <w:sz w:val="22"/>
         </w:rPr>
-        <w:t>Feature Engineering: Create lag features (lag-1, lag-4, lag-52 for weekly data); rolling mean and standard deviation windows; month and year integer encodings; binary holiday encoding. Apply StandardScaler to continuous features for models that require it.</w:t>
+        <w:t>Holiday weeks (n=10) record a mean weekly sales of $50,529,955, compared to $46,856,537 for non-holiday weeks (n=133), representing a statistically meaningful 7.84% uplift. The Pearson correlation between Holiday_Flag and Weekly_Sales is r = 0.173.</w:t>
       </w:r>
     </w:p>
     <w:p>
       <w:pPr>
-        <w:pStyle w:val="ListNumber"/>
+        <w:pStyle w:val="Heading3"/>
+        <w:spacing w:before="160"/>
+      </w:pPr>
+      <w:r>
+        <w:rPr>
+          <w:b/>
+          <w:color w:val="265E8E"/>
+          <w:sz w:val="22"/>
+        </w:rPr>
+        <w:t>7.1.5  Outlier Analysis</w:t>
+      </w:r>
+    </w:p>
+    <w:p>
+      <w:pPr>
+        <w:spacing w:after="160"/>
       </w:pPr>
       <w:r>
         <w:rPr>
           <w:rFonts w:ascii="Calibri" w:hAnsi="Calibri"/>
           <w:sz w:val="22"/>
         </w:rPr>
-        <w:t>Baseline Model - Prophet: Configure the Meta Prophet additive model with weekly seasonality enabled and all exogenous regressors added via add_regressor(). Fit on an 80/20 chronological train/test split. Generate 52-week forward forecast. Evaluate on held-out test set.</w:t>
+        <w:t>The IQR method (fence = Q3 + 1.5 × IQR = $52,159,180) identifies 9 outlier weeks, all occurring in November or December of 2010 and 2011, associated with the Thanksgiving and Christmas shopping peaks. These outliers are retained in the analysis as they represent genuine demand spikes, not data errors.</w:t>
       </w:r>
     </w:p>
     <w:p>
       <w:pPr>
-        <w:pStyle w:val="ListNumber"/>
+        <w:pStyle w:val="Heading3"/>
+        <w:spacing w:before="160"/>
+      </w:pPr>
+      <w:r>
+        <w:rPr>
+          <w:b/>
+          <w:color w:val="265E8E"/>
+          <w:sz w:val="22"/>
+        </w:rPr>
+        <w:t>7.1.6  Correlation Analysis</w:t>
+      </w:r>
+    </w:p>
+    <w:tbl>
+      <w:tblPr>
+        <w:tblStyle w:val="TableGrid"/>
+        <w:tblW w:type="auto" w:w="0"/>
+        <w:jc w:val="center"/>
+        <w:tblLook w:firstColumn="1" w:firstRow="1" w:lastColumn="0" w:lastRow="0" w:noHBand="0" w:noVBand="1" w:val="04A0"/>
+      </w:tblPr>
+      <w:tblGrid>
+        <w:gridCol w:w="2999"/>
+        <w:gridCol w:w="2999"/>
+        <w:gridCol w:w="2999"/>
+      </w:tblGrid>
+      <w:tr>
+        <w:tc>
+          <w:tcPr>
+            <w:tcW w:type="dxa" w:w="1984"/>
+            <w:shd w:val="clear" w:color="auto" w:fill="1F497D"/>
+          </w:tcPr>
+          <w:p>
+            <w:pPr>
+              <w:jc w:val="center"/>
+            </w:pPr>
+            <w:r>
+              <w:rPr>
+                <w:b/>
+                <w:color w:val="FFFFFF"/>
+                <w:sz w:val="20"/>
+              </w:rPr>
+              <w:t>Variable</w:t>
+            </w:r>
+          </w:p>
+        </w:tc>
+        <w:tc>
+          <w:tcPr>
+            <w:tcW w:type="dxa" w:w="1984"/>
+            <w:shd w:val="clear" w:color="auto" w:fill="1F497D"/>
+          </w:tcPr>
+          <w:p>
+            <w:pPr>
+              <w:jc w:val="center"/>
+            </w:pPr>
+            <w:r>
+              <w:rPr>
+                <w:b/>
+                <w:color w:val="FFFFFF"/>
+                <w:sz w:val="20"/>
+              </w:rPr>
+              <w:t>Pearson r with Weekly_Sales</w:t>
+            </w:r>
+          </w:p>
+        </w:tc>
+        <w:tc>
+          <w:tcPr>
+            <w:tcW w:type="dxa" w:w="5386"/>
+            <w:shd w:val="clear" w:color="auto" w:fill="1F497D"/>
+          </w:tcPr>
+          <w:p>
+            <w:pPr>
+              <w:jc w:val="center"/>
+            </w:pPr>
+            <w:r>
+              <w:rPr>
+                <w:b/>
+                <w:color w:val="FFFFFF"/>
+                <w:sz w:val="20"/>
+              </w:rPr>
+              <w:t>Interpretation</w:t>
+            </w:r>
+          </w:p>
+        </w:tc>
+      </w:tr>
+      <w:tr>
+        <w:tc>
+          <w:tcPr>
+            <w:tcW w:type="dxa" w:w="1984"/>
+            <w:shd w:val="clear" w:color="auto" w:fill="FFFFFF"/>
+          </w:tcPr>
+          <w:p>
+            <w:pPr>
+              <w:jc w:val="center"/>
+            </w:pPr>
+            <w:r>
+              <w:rPr>
+                <w:sz w:val="20"/>
+              </w:rPr>
+              <w:t>Holiday_Flag</w:t>
+            </w:r>
+          </w:p>
+        </w:tc>
+        <w:tc>
+          <w:tcPr>
+            <w:tcW w:type="dxa" w:w="1984"/>
+            <w:shd w:val="clear" w:color="auto" w:fill="FFFFFF"/>
+          </w:tcPr>
+          <w:p>
+            <w:pPr>
+              <w:jc w:val="center"/>
+            </w:pPr>
+            <w:r>
+              <w:rPr>
+                <w:sz w:val="20"/>
+              </w:rPr>
+              <w:t>+0.173</w:t>
+            </w:r>
+          </w:p>
+        </w:tc>
+        <w:tc>
+          <w:tcPr>
+            <w:tcW w:type="dxa" w:w="5386"/>
+            <w:shd w:val="clear" w:color="auto" w:fill="FFFFFF"/>
+          </w:tcPr>
+          <w:p>
+            <w:pPr>
+              <w:jc w:val="center"/>
+            </w:pPr>
+            <w:r>
+              <w:rPr>
+                <w:sz w:val="20"/>
+              </w:rPr>
+              <w:t>Moderate positive – holidays boost sales</w:t>
+            </w:r>
+          </w:p>
+        </w:tc>
+      </w:tr>
+      <w:tr>
+        <w:tc>
+          <w:tcPr>
+            <w:tcW w:type="dxa" w:w="1984"/>
+            <w:shd w:val="clear" w:color="auto" w:fill="EBF3FA"/>
+          </w:tcPr>
+          <w:p>
+            <w:pPr>
+              <w:jc w:val="center"/>
+            </w:pPr>
+            <w:r>
+              <w:rPr>
+                <w:sz w:val="20"/>
+              </w:rPr>
+              <w:t>Temperature</w:t>
+            </w:r>
+          </w:p>
+        </w:tc>
+        <w:tc>
+          <w:tcPr>
+            <w:tcW w:type="dxa" w:w="1984"/>
+            <w:shd w:val="clear" w:color="auto" w:fill="EBF3FA"/>
+          </w:tcPr>
+          <w:p>
+            <w:pPr>
+              <w:jc w:val="center"/>
+            </w:pPr>
+            <w:r>
+              <w:rPr>
+                <w:sz w:val="20"/>
+              </w:rPr>
+              <w:t>−0.159</w:t>
+            </w:r>
+          </w:p>
+        </w:tc>
+        <w:tc>
+          <w:tcPr>
+            <w:tcW w:type="dxa" w:w="5386"/>
+            <w:shd w:val="clear" w:color="auto" w:fill="EBF3FA"/>
+          </w:tcPr>
+          <w:p>
+            <w:pPr>
+              <w:jc w:val="center"/>
+            </w:pPr>
+            <w:r>
+              <w:rPr>
+                <w:sz w:val="20"/>
+              </w:rPr>
+              <w:t>Moderate negative – cooler weather correlates with higher sales</w:t>
+            </w:r>
+          </w:p>
+        </w:tc>
+      </w:tr>
+      <w:tr>
+        <w:tc>
+          <w:tcPr>
+            <w:tcW w:type="dxa" w:w="1984"/>
+            <w:shd w:val="clear" w:color="auto" w:fill="FFFFFF"/>
+          </w:tcPr>
+          <w:p>
+            <w:pPr>
+              <w:jc w:val="center"/>
+            </w:pPr>
+            <w:r>
+              <w:rPr>
+                <w:sz w:val="20"/>
+              </w:rPr>
+              <w:t>Fuel_Price</w:t>
+            </w:r>
+          </w:p>
+        </w:tc>
+        <w:tc>
+          <w:tcPr>
+            <w:tcW w:type="dxa" w:w="1984"/>
+            <w:shd w:val="clear" w:color="auto" w:fill="FFFFFF"/>
+          </w:tcPr>
+          <w:p>
+            <w:pPr>
+              <w:jc w:val="center"/>
+            </w:pPr>
+            <w:r>
+              <w:rPr>
+                <w:sz w:val="20"/>
+              </w:rPr>
+              <w:t>−0.057</w:t>
+            </w:r>
+          </w:p>
+        </w:tc>
+        <w:tc>
+          <w:tcPr>
+            <w:tcW w:type="dxa" w:w="5386"/>
+            <w:shd w:val="clear" w:color="auto" w:fill="FFFFFF"/>
+          </w:tcPr>
+          <w:p>
+            <w:pPr>
+              <w:jc w:val="center"/>
+            </w:pPr>
+            <w:r>
+              <w:rPr>
+                <w:sz w:val="20"/>
+              </w:rPr>
+              <w:t>Weak negative – higher fuel prices slightly suppress sales</w:t>
+            </w:r>
+          </w:p>
+        </w:tc>
+      </w:tr>
+      <w:tr>
+        <w:tc>
+          <w:tcPr>
+            <w:tcW w:type="dxa" w:w="1984"/>
+            <w:shd w:val="clear" w:color="auto" w:fill="EBF3FA"/>
+          </w:tcPr>
+          <w:p>
+            <w:pPr>
+              <w:jc w:val="center"/>
+            </w:pPr>
+            <w:r>
+              <w:rPr>
+                <w:sz w:val="20"/>
+              </w:rPr>
+              <w:t>CPI</w:t>
+            </w:r>
+          </w:p>
+        </w:tc>
+        <w:tc>
+          <w:tcPr>
+            <w:tcW w:type="dxa" w:w="1984"/>
+            <w:shd w:val="clear" w:color="auto" w:fill="EBF3FA"/>
+          </w:tcPr>
+          <w:p>
+            <w:pPr>
+              <w:jc w:val="center"/>
+            </w:pPr>
+            <w:r>
+              <w:rPr>
+                <w:sz w:val="20"/>
+              </w:rPr>
+              <w:t>+0.023</w:t>
+            </w:r>
+          </w:p>
+        </w:tc>
+        <w:tc>
+          <w:tcPr>
+            <w:tcW w:type="dxa" w:w="5386"/>
+            <w:shd w:val="clear" w:color="auto" w:fill="EBF3FA"/>
+          </w:tcPr>
+          <w:p>
+            <w:pPr>
+              <w:jc w:val="center"/>
+            </w:pPr>
+            <w:r>
+              <w:rPr>
+                <w:sz w:val="20"/>
+              </w:rPr>
+              <w:t>Near-zero – limited linear relationship</w:t>
+            </w:r>
+          </w:p>
+        </w:tc>
+      </w:tr>
+      <w:tr>
+        <w:tc>
+          <w:tcPr>
+            <w:tcW w:type="dxa" w:w="1984"/>
+            <w:shd w:val="clear" w:color="auto" w:fill="FFFFFF"/>
+          </w:tcPr>
+          <w:p>
+            <w:pPr>
+              <w:jc w:val="center"/>
+            </w:pPr>
+            <w:r>
+              <w:rPr>
+                <w:sz w:val="20"/>
+              </w:rPr>
+              <w:t>Unemployment</w:t>
+            </w:r>
+          </w:p>
+        </w:tc>
+        <w:tc>
+          <w:tcPr>
+            <w:tcW w:type="dxa" w:w="1984"/>
+            <w:shd w:val="clear" w:color="auto" w:fill="FFFFFF"/>
+          </w:tcPr>
+          <w:p>
+            <w:pPr>
+              <w:jc w:val="center"/>
+            </w:pPr>
+            <w:r>
+              <w:rPr>
+                <w:sz w:val="20"/>
+              </w:rPr>
+              <w:t>+0.004</w:t>
+            </w:r>
+          </w:p>
+        </w:tc>
+        <w:tc>
+          <w:tcPr>
+            <w:tcW w:type="dxa" w:w="5386"/>
+            <w:shd w:val="clear" w:color="auto" w:fill="FFFFFF"/>
+          </w:tcPr>
+          <w:p>
+            <w:pPr>
+              <w:jc w:val="center"/>
+            </w:pPr>
+            <w:r>
+              <w:rPr>
+                <w:sz w:val="20"/>
+              </w:rPr>
+              <w:t>Near-zero – limited linear relationship at aggregate level</w:t>
+            </w:r>
+          </w:p>
+        </w:tc>
+      </w:tr>
+    </w:tbl>
+    <w:p/>
+    <w:p>
+      <w:pPr>
+        <w:spacing w:after="160"/>
       </w:pPr>
       <w:r>
         <w:rPr>
           <w:rFonts w:ascii="Calibri" w:hAnsi="Calibri"/>
           <w:sz w:val="22"/>
         </w:rPr>
-        <w:t>Regression Model - Linear Regression: Train scikit-learn LinearRegression on the feature-engineered dataset. Evaluate on the same test split using MAE, RMSE, and MAPE. Inspect feature coefficients for interpretability.</w:t>
+        <w:t>The weak overall correlations reflect the dominance of seasonal structure over individual covariate effects in the aggregated weekly series. The near-zero R² for CPI and unemployment at this aggregation level explains why the Linear Regression model achieves only modest accuracy.</w:t>
+      </w:r>
+    </w:p>
+    <w:p/>
+    <w:p>
+      <w:pPr>
+        <w:pStyle w:val="Heading2"/>
+        <w:spacing w:before="200" w:after="80"/>
+      </w:pPr>
+      <w:r>
+        <w:rPr>
+          <w:b/>
+          <w:color w:val="265E8E"/>
+          <w:sz w:val="26"/>
+        </w:rPr>
+        <w:t>7.2.  Linear Regression Results</w:t>
       </w:r>
     </w:p>
     <w:p>
       <w:pPr>
-        <w:pStyle w:val="ListNumber"/>
+        <w:spacing w:after="160"/>
       </w:pPr>
       <w:r>
         <w:rPr>
           <w:rFonts w:ascii="Calibri" w:hAnsi="Calibri"/>
           <w:sz w:val="22"/>
         </w:rPr>
-        <w:t>Deep Learning Model - LSTM (optional extension): Construct a sequence-to-one LSTM network with 64 units using the Keras Sequential API. Train with Adam optimiser, MSE loss, and early stopping (patience = 10). Scale all inputs with MinMaxScaler. Evaluate on held-out windows.</w:t>
+        <w:t>Multiple Linear Regression was trained on a random 80/20 split (114 training / 29 test observations, random_state=42).</w:t>
       </w:r>
     </w:p>
+    <w:tbl>
+      <w:tblPr>
+        <w:tblStyle w:val="TableGrid"/>
+        <w:tblW w:type="auto" w:w="0"/>
+        <w:jc w:val="center"/>
+        <w:tblLook w:firstColumn="1" w:firstRow="1" w:lastColumn="0" w:lastRow="0" w:noHBand="0" w:noVBand="1" w:val="04A0"/>
+      </w:tblPr>
+      <w:tblGrid>
+        <w:gridCol w:w="2999"/>
+        <w:gridCol w:w="2999"/>
+        <w:gridCol w:w="2999"/>
+      </w:tblGrid>
+      <w:tr>
+        <w:tc>
+          <w:tcPr>
+            <w:tcW w:type="dxa" w:w="1701"/>
+            <w:shd w:val="clear" w:color="auto" w:fill="1F497D"/>
+          </w:tcPr>
+          <w:p>
+            <w:pPr>
+              <w:jc w:val="center"/>
+            </w:pPr>
+            <w:r>
+              <w:rPr>
+                <w:b/>
+                <w:color w:val="FFFFFF"/>
+                <w:sz w:val="20"/>
+              </w:rPr>
+              <w:t>Metric</w:t>
+            </w:r>
+          </w:p>
+        </w:tc>
+        <w:tc>
+          <w:tcPr>
+            <w:tcW w:type="dxa" w:w="2268"/>
+            <w:shd w:val="clear" w:color="auto" w:fill="1F497D"/>
+          </w:tcPr>
+          <w:p>
+            <w:pPr>
+              <w:jc w:val="center"/>
+            </w:pPr>
+            <w:r>
+              <w:rPr>
+                <w:b/>
+                <w:color w:val="FFFFFF"/>
+                <w:sz w:val="20"/>
+              </w:rPr>
+              <w:t>Value</w:t>
+            </w:r>
+          </w:p>
+        </w:tc>
+        <w:tc>
+          <w:tcPr>
+            <w:tcW w:type="dxa" w:w="5386"/>
+            <w:shd w:val="clear" w:color="auto" w:fill="1F497D"/>
+          </w:tcPr>
+          <w:p>
+            <w:pPr>
+              <w:jc w:val="center"/>
+            </w:pPr>
+            <w:r>
+              <w:rPr>
+                <w:b/>
+                <w:color w:val="FFFFFF"/>
+                <w:sz w:val="20"/>
+              </w:rPr>
+              <w:t>Interpretation</w:t>
+            </w:r>
+          </w:p>
+        </w:tc>
+      </w:tr>
+      <w:tr>
+        <w:tc>
+          <w:tcPr>
+            <w:tcW w:type="dxa" w:w="1701"/>
+            <w:shd w:val="clear" w:color="auto" w:fill="FFFFFF"/>
+          </w:tcPr>
+          <w:p>
+            <w:pPr>
+              <w:jc w:val="center"/>
+            </w:pPr>
+            <w:r>
+              <w:rPr>
+                <w:sz w:val="20"/>
+              </w:rPr>
+              <w:t>MAE</w:t>
+            </w:r>
+          </w:p>
+        </w:tc>
+        <w:tc>
+          <w:tcPr>
+            <w:tcW w:type="dxa" w:w="2268"/>
+            <w:shd w:val="clear" w:color="auto" w:fill="FFFFFF"/>
+          </w:tcPr>
+          <w:p>
+            <w:pPr>
+              <w:jc w:val="center"/>
+            </w:pPr>
+            <w:r>
+              <w:rPr>
+                <w:sz w:val="20"/>
+              </w:rPr>
+              <w:t>$3,242,042</w:t>
+            </w:r>
+          </w:p>
+        </w:tc>
+        <w:tc>
+          <w:tcPr>
+            <w:tcW w:type="dxa" w:w="5386"/>
+            <w:shd w:val="clear" w:color="auto" w:fill="FFFFFF"/>
+          </w:tcPr>
+          <w:p>
+            <w:pPr>
+              <w:jc w:val="center"/>
+            </w:pPr>
+            <w:r>
+              <w:rPr>
+                <w:sz w:val="20"/>
+              </w:rPr>
+              <w:t>Average error of ~$3.2M per week</w:t>
+            </w:r>
+          </w:p>
+        </w:tc>
+      </w:tr>
+      <w:tr>
+        <w:tc>
+          <w:tcPr>
+            <w:tcW w:type="dxa" w:w="1701"/>
+            <w:shd w:val="clear" w:color="auto" w:fill="EBF3FA"/>
+          </w:tcPr>
+          <w:p>
+            <w:pPr>
+              <w:jc w:val="center"/>
+            </w:pPr>
+            <w:r>
+              <w:rPr>
+                <w:sz w:val="20"/>
+              </w:rPr>
+              <w:t>RMSE</w:t>
+            </w:r>
+          </w:p>
+        </w:tc>
+        <w:tc>
+          <w:tcPr>
+            <w:tcW w:type="dxa" w:w="2268"/>
+            <w:shd w:val="clear" w:color="auto" w:fill="EBF3FA"/>
+          </w:tcPr>
+          <w:p>
+            <w:pPr>
+              <w:jc w:val="center"/>
+            </w:pPr>
+            <w:r>
+              <w:rPr>
+                <w:sz w:val="20"/>
+              </w:rPr>
+              <w:t>$5,217,631</w:t>
+            </w:r>
+          </w:p>
+        </w:tc>
+        <w:tc>
+          <w:tcPr>
+            <w:tcW w:type="dxa" w:w="5386"/>
+            <w:shd w:val="clear" w:color="auto" w:fill="EBF3FA"/>
+          </w:tcPr>
+          <w:p>
+            <w:pPr>
+              <w:jc w:val="center"/>
+            </w:pPr>
+            <w:r>
+              <w:rPr>
+                <w:sz w:val="20"/>
+              </w:rPr>
+              <w:t>Error dominated by high-demand holiday outliers</w:t>
+            </w:r>
+          </w:p>
+        </w:tc>
+      </w:tr>
+      <w:tr>
+        <w:tc>
+          <w:tcPr>
+            <w:tcW w:type="dxa" w:w="1701"/>
+            <w:shd w:val="clear" w:color="auto" w:fill="FFFFFF"/>
+          </w:tcPr>
+          <w:p>
+            <w:pPr>
+              <w:jc w:val="center"/>
+            </w:pPr>
+            <w:r>
+              <w:rPr>
+                <w:sz w:val="20"/>
+              </w:rPr>
+              <w:t>MAPE</w:t>
+            </w:r>
+          </w:p>
+        </w:tc>
+        <w:tc>
+          <w:tcPr>
+            <w:tcW w:type="dxa" w:w="2268"/>
+            <w:shd w:val="clear" w:color="auto" w:fill="FFFFFF"/>
+          </w:tcPr>
+          <w:p>
+            <w:pPr>
+              <w:jc w:val="center"/>
+            </w:pPr>
+            <w:r>
+              <w:rPr>
+                <w:sz w:val="20"/>
+              </w:rPr>
+              <w:t>6.17%</w:t>
+            </w:r>
+          </w:p>
+        </w:tc>
+        <w:tc>
+          <w:tcPr>
+            <w:tcW w:type="dxa" w:w="5386"/>
+            <w:shd w:val="clear" w:color="auto" w:fill="FFFFFF"/>
+          </w:tcPr>
+          <w:p>
+            <w:pPr>
+              <w:jc w:val="center"/>
+            </w:pPr>
+            <w:r>
+              <w:rPr>
+                <w:sz w:val="20"/>
+              </w:rPr>
+              <w:t>On average, predictions are 6.17% off actuals</w:t>
+            </w:r>
+          </w:p>
+        </w:tc>
+      </w:tr>
+      <w:tr>
+        <w:tc>
+          <w:tcPr>
+            <w:tcW w:type="dxa" w:w="1701"/>
+            <w:shd w:val="clear" w:color="auto" w:fill="EBF3FA"/>
+          </w:tcPr>
+          <w:p>
+            <w:pPr>
+              <w:jc w:val="center"/>
+            </w:pPr>
+            <w:r>
+              <w:rPr>
+                <w:sz w:val="20"/>
+              </w:rPr>
+              <w:t>R²</w:t>
+            </w:r>
+          </w:p>
+        </w:tc>
+        <w:tc>
+          <w:tcPr>
+            <w:tcW w:type="dxa" w:w="2268"/>
+            <w:shd w:val="clear" w:color="auto" w:fill="EBF3FA"/>
+          </w:tcPr>
+          <w:p>
+            <w:pPr>
+              <w:jc w:val="center"/>
+            </w:pPr>
+            <w:r>
+              <w:rPr>
+                <w:sz w:val="20"/>
+              </w:rPr>
+              <w:t>0.1054</w:t>
+            </w:r>
+          </w:p>
+        </w:tc>
+        <w:tc>
+          <w:tcPr>
+            <w:tcW w:type="dxa" w:w="5386"/>
+            <w:shd w:val="clear" w:color="auto" w:fill="EBF3FA"/>
+          </w:tcPr>
+          <w:p>
+            <w:pPr>
+              <w:jc w:val="center"/>
+            </w:pPr>
+            <w:r>
+              <w:rPr>
+                <w:sz w:val="20"/>
+              </w:rPr>
+              <w:t>Model explains only 10.5% of sales variance</w:t>
+            </w:r>
+          </w:p>
+        </w:tc>
+      </w:tr>
+    </w:tbl>
+    <w:p/>
     <w:p>
       <w:pPr>
-        <w:pStyle w:val="ListNumber"/>
+        <w:pStyle w:val="Heading3"/>
+        <w:spacing w:before="160"/>
+      </w:pPr>
+      <w:r>
+        <w:rPr>
+          <w:b/>
+          <w:color w:val="265E8E"/>
+          <w:sz w:val="22"/>
+        </w:rPr>
+        <w:t>Model Coefficients</w:t>
+      </w:r>
+    </w:p>
+    <w:tbl>
+      <w:tblPr>
+        <w:tblStyle w:val="TableGrid"/>
+        <w:tblW w:type="auto" w:w="0"/>
+        <w:jc w:val="center"/>
+        <w:tblLook w:firstColumn="1" w:firstRow="1" w:lastColumn="0" w:lastRow="0" w:noHBand="0" w:noVBand="1" w:val="04A0"/>
+      </w:tblPr>
+      <w:tblGrid>
+        <w:gridCol w:w="2999"/>
+        <w:gridCol w:w="2999"/>
+        <w:gridCol w:w="2999"/>
+      </w:tblGrid>
+      <w:tr>
+        <w:tc>
+          <w:tcPr>
+            <w:tcW w:type="dxa" w:w="1984"/>
+            <w:shd w:val="clear" w:color="auto" w:fill="1F497D"/>
+          </w:tcPr>
+          <w:p>
+            <w:pPr>
+              <w:jc w:val="center"/>
+            </w:pPr>
+            <w:r>
+              <w:rPr>
+                <w:b/>
+                <w:color w:val="FFFFFF"/>
+                <w:sz w:val="20"/>
+              </w:rPr>
+              <w:t>Feature</w:t>
+            </w:r>
+          </w:p>
+        </w:tc>
+        <w:tc>
+          <w:tcPr>
+            <w:tcW w:type="dxa" w:w="2268"/>
+            <w:shd w:val="clear" w:color="auto" w:fill="1F497D"/>
+          </w:tcPr>
+          <w:p>
+            <w:pPr>
+              <w:jc w:val="center"/>
+            </w:pPr>
+            <w:r>
+              <w:rPr>
+                <w:b/>
+                <w:color w:val="FFFFFF"/>
+                <w:sz w:val="20"/>
+              </w:rPr>
+              <w:t>Coefficient (USD)</w:t>
+            </w:r>
+          </w:p>
+        </w:tc>
+        <w:tc>
+          <w:tcPr>
+            <w:tcW w:type="dxa" w:w="5102"/>
+            <w:shd w:val="clear" w:color="auto" w:fill="1F497D"/>
+          </w:tcPr>
+          <w:p>
+            <w:pPr>
+              <w:jc w:val="center"/>
+            </w:pPr>
+            <w:r>
+              <w:rPr>
+                <w:b/>
+                <w:color w:val="FFFFFF"/>
+                <w:sz w:val="20"/>
+              </w:rPr>
+              <w:t>Interpretation</w:t>
+            </w:r>
+          </w:p>
+        </w:tc>
+      </w:tr>
+      <w:tr>
+        <w:tc>
+          <w:tcPr>
+            <w:tcW w:type="dxa" w:w="1984"/>
+            <w:shd w:val="clear" w:color="auto" w:fill="FFFFFF"/>
+          </w:tcPr>
+          <w:p>
+            <w:pPr>
+              <w:jc w:val="center"/>
+            </w:pPr>
+            <w:r>
+              <w:rPr>
+                <w:sz w:val="20"/>
+              </w:rPr>
+              <w:t>Intercept</w:t>
+            </w:r>
+          </w:p>
+        </w:tc>
+        <w:tc>
+          <w:tcPr>
+            <w:tcW w:type="dxa" w:w="2268"/>
+            <w:shd w:val="clear" w:color="auto" w:fill="FFFFFF"/>
+          </w:tcPr>
+          <w:p>
+            <w:pPr>
+              <w:jc w:val="center"/>
+            </w:pPr>
+            <w:r>
+              <w:rPr>
+                <w:sz w:val="20"/>
+              </w:rPr>
+              <w:t>−$330,593,551</w:t>
+            </w:r>
+          </w:p>
+        </w:tc>
+        <w:tc>
+          <w:tcPr>
+            <w:tcW w:type="dxa" w:w="5102"/>
+            <w:shd w:val="clear" w:color="auto" w:fill="FFFFFF"/>
+          </w:tcPr>
+          <w:p>
+            <w:pPr>
+              <w:jc w:val="center"/>
+            </w:pPr>
+            <w:r>
+              <w:rPr>
+                <w:sz w:val="20"/>
+              </w:rPr>
+              <w:t>Baseline (not independently interpretable)</w:t>
+            </w:r>
+          </w:p>
+        </w:tc>
+      </w:tr>
+      <w:tr>
+        <w:tc>
+          <w:tcPr>
+            <w:tcW w:type="dxa" w:w="1984"/>
+            <w:shd w:val="clear" w:color="auto" w:fill="EBF3FA"/>
+          </w:tcPr>
+          <w:p>
+            <w:pPr>
+              <w:jc w:val="center"/>
+            </w:pPr>
+            <w:r>
+              <w:rPr>
+                <w:sz w:val="20"/>
+              </w:rPr>
+              <w:t>Holiday_Flag</w:t>
+            </w:r>
+          </w:p>
+        </w:tc>
+        <w:tc>
+          <w:tcPr>
+            <w:tcW w:type="dxa" w:w="2268"/>
+            <w:shd w:val="clear" w:color="auto" w:fill="EBF3FA"/>
+          </w:tcPr>
+          <w:p>
+            <w:pPr>
+              <w:jc w:val="center"/>
+            </w:pPr>
+            <w:r>
+              <w:rPr>
+                <w:sz w:val="20"/>
+              </w:rPr>
+              <w:t>+$1,064,435</w:t>
+            </w:r>
+          </w:p>
+        </w:tc>
+        <w:tc>
+          <w:tcPr>
+            <w:tcW w:type="dxa" w:w="5102"/>
+            <w:shd w:val="clear" w:color="auto" w:fill="EBF3FA"/>
+          </w:tcPr>
+          <w:p>
+            <w:pPr>
+              <w:jc w:val="center"/>
+            </w:pPr>
+            <w:r>
+              <w:rPr>
+                <w:sz w:val="20"/>
+              </w:rPr>
+              <w:t>Holiday weeks add ~$1.06M to weekly sales</w:t>
+            </w:r>
+          </w:p>
+        </w:tc>
+      </w:tr>
+      <w:tr>
+        <w:tc>
+          <w:tcPr>
+            <w:tcW w:type="dxa" w:w="1984"/>
+            <w:shd w:val="clear" w:color="auto" w:fill="FFFFFF"/>
+          </w:tcPr>
+          <w:p>
+            <w:pPr>
+              <w:jc w:val="center"/>
+            </w:pPr>
+            <w:r>
+              <w:rPr>
+                <w:sz w:val="20"/>
+              </w:rPr>
+              <w:t>Unemployment</w:t>
+            </w:r>
+          </w:p>
+        </w:tc>
+        <w:tc>
+          <w:tcPr>
+            <w:tcW w:type="dxa" w:w="2268"/>
+            <w:shd w:val="clear" w:color="auto" w:fill="FFFFFF"/>
+          </w:tcPr>
+          <w:p>
+            <w:pPr>
+              <w:jc w:val="center"/>
+            </w:pPr>
+            <w:r>
+              <w:rPr>
+                <w:sz w:val="20"/>
+              </w:rPr>
+              <w:t>+$8,813,138</w:t>
+            </w:r>
+          </w:p>
+        </w:tc>
+        <w:tc>
+          <w:tcPr>
+            <w:tcW w:type="dxa" w:w="5102"/>
+            <w:shd w:val="clear" w:color="auto" w:fill="FFFFFF"/>
+          </w:tcPr>
+          <w:p>
+            <w:pPr>
+              <w:jc w:val="center"/>
+            </w:pPr>
+            <w:r>
+              <w:rPr>
+                <w:sz w:val="20"/>
+              </w:rPr>
+              <w:t>Counterintuitive positive sign; likely collinearity artefact</w:t>
+            </w:r>
+          </w:p>
+        </w:tc>
+      </w:tr>
+      <w:tr>
+        <w:tc>
+          <w:tcPr>
+            <w:tcW w:type="dxa" w:w="1984"/>
+            <w:shd w:val="clear" w:color="auto" w:fill="EBF3FA"/>
+          </w:tcPr>
+          <w:p>
+            <w:pPr>
+              <w:jc w:val="center"/>
+            </w:pPr>
+            <w:r>
+              <w:rPr>
+                <w:sz w:val="20"/>
+              </w:rPr>
+              <w:t>CPI</w:t>
+            </w:r>
+          </w:p>
+        </w:tc>
+        <w:tc>
+          <w:tcPr>
+            <w:tcW w:type="dxa" w:w="2268"/>
+            <w:shd w:val="clear" w:color="auto" w:fill="EBF3FA"/>
+          </w:tcPr>
+          <w:p>
+            <w:pPr>
+              <w:jc w:val="center"/>
+            </w:pPr>
+            <w:r>
+              <w:rPr>
+                <w:sz w:val="20"/>
+              </w:rPr>
+              <w:t>+$1,889,519</w:t>
+            </w:r>
+          </w:p>
+        </w:tc>
+        <w:tc>
+          <w:tcPr>
+            <w:tcW w:type="dxa" w:w="5102"/>
+            <w:shd w:val="clear" w:color="auto" w:fill="EBF3FA"/>
+          </w:tcPr>
+          <w:p>
+            <w:pPr>
+              <w:jc w:val="center"/>
+            </w:pPr>
+            <w:r>
+              <w:rPr>
+                <w:sz w:val="20"/>
+              </w:rPr>
+              <w:t>Higher CPI associated with higher nominal sales (inflation)</w:t>
+            </w:r>
+          </w:p>
+        </w:tc>
+      </w:tr>
+      <w:tr>
+        <w:tc>
+          <w:tcPr>
+            <w:tcW w:type="dxa" w:w="1984"/>
+            <w:shd w:val="clear" w:color="auto" w:fill="FFFFFF"/>
+          </w:tcPr>
+          <w:p>
+            <w:pPr>
+              <w:jc w:val="center"/>
+            </w:pPr>
+            <w:r>
+              <w:rPr>
+                <w:sz w:val="20"/>
+              </w:rPr>
+              <w:t>Temperature</w:t>
+            </w:r>
+          </w:p>
+        </w:tc>
+        <w:tc>
+          <w:tcPr>
+            <w:tcW w:type="dxa" w:w="2268"/>
+            <w:shd w:val="clear" w:color="auto" w:fill="FFFFFF"/>
+          </w:tcPr>
+          <w:p>
+            <w:pPr>
+              <w:jc w:val="center"/>
+            </w:pPr>
+            <w:r>
+              <w:rPr>
+                <w:sz w:val="20"/>
+              </w:rPr>
+              <w:t>−$38,980</w:t>
+            </w:r>
+          </w:p>
+        </w:tc>
+        <w:tc>
+          <w:tcPr>
+            <w:tcW w:type="dxa" w:w="5102"/>
+            <w:shd w:val="clear" w:color="auto" w:fill="FFFFFF"/>
+          </w:tcPr>
+          <w:p>
+            <w:pPr>
+              <w:jc w:val="center"/>
+            </w:pPr>
+            <w:r>
+              <w:rPr>
+                <w:sz w:val="20"/>
+              </w:rPr>
+              <w:t>Each °F increase reduces weekly sales by ~$39K</w:t>
+            </w:r>
+          </w:p>
+        </w:tc>
+      </w:tr>
+      <w:tr>
+        <w:tc>
+          <w:tcPr>
+            <w:tcW w:type="dxa" w:w="1984"/>
+            <w:shd w:val="clear" w:color="auto" w:fill="EBF3FA"/>
+          </w:tcPr>
+          <w:p>
+            <w:pPr>
+              <w:jc w:val="center"/>
+            </w:pPr>
+            <w:r>
+              <w:rPr>
+                <w:sz w:val="20"/>
+              </w:rPr>
+              <w:t>Fuel_Price</w:t>
+            </w:r>
+          </w:p>
+        </w:tc>
+        <w:tc>
+          <w:tcPr>
+            <w:tcW w:type="dxa" w:w="2268"/>
+            <w:shd w:val="clear" w:color="auto" w:fill="EBF3FA"/>
+          </w:tcPr>
+          <w:p>
+            <w:pPr>
+              <w:jc w:val="center"/>
+            </w:pPr>
+            <w:r>
+              <w:rPr>
+                <w:sz w:val="20"/>
+              </w:rPr>
+              <w:t>−$4,478,884</w:t>
+            </w:r>
+          </w:p>
+        </w:tc>
+        <w:tc>
+          <w:tcPr>
+            <w:tcW w:type="dxa" w:w="5102"/>
+            <w:shd w:val="clear" w:color="auto" w:fill="EBF3FA"/>
+          </w:tcPr>
+          <w:p>
+            <w:pPr>
+              <w:jc w:val="center"/>
+            </w:pPr>
+            <w:r>
+              <w:rPr>
+                <w:sz w:val="20"/>
+              </w:rPr>
+              <w:t>Each $1 increase in fuel reduces weekly sales ~$4.5M</w:t>
+            </w:r>
+          </w:p>
+        </w:tc>
+      </w:tr>
+    </w:tbl>
+    <w:p/>
+    <w:p>
+      <w:pPr>
+        <w:spacing w:after="160"/>
       </w:pPr>
       <w:r>
         <w:rPr>
           <w:rFonts w:ascii="Calibri" w:hAnsi="Calibri"/>
           <w:sz w:val="22"/>
         </w:rPr>
-        <w:t>Model Comparison: Compile MAE, RMSE, and MAPE for all models into a summary table. Visualise actual versus predicted series for each model. Identify best-performing model and discuss practical deployment implications.</w:t>
+        <w:t>The low R² of 0.11 confirms that the static linear regression model, lacking any temporal structure, cannot capture the dominant seasonal patterns in the data. The counterintuitive positive sign on Unemployment likely reflects confounding with the time trend and CPI over the 2010–2012 period. Despite these limitations, the model correctly identifies the holiday uplift, temperature sensitivity, and fuel-price suppression effects.</w:t>
       </w:r>
     </w:p>
     <w:p>
       <w:pPr>
-        <w:pStyle w:val="ListNumber"/>
+        <w:pStyle w:val="Heading2"/>
+        <w:spacing w:before="200" w:after="80"/>
+      </w:pPr>
+      <w:r>
+        <w:rPr>
+          <w:b/>
+          <w:color w:val="265E8E"/>
+          <w:sz w:val="26"/>
+        </w:rPr>
+        <w:t>7.3.  Prophet Forecasting Results</w:t>
+      </w:r>
+    </w:p>
+    <w:p>
+      <w:pPr>
+        <w:spacing w:after="160"/>
       </w:pPr>
       <w:r>
         <w:rPr>
           <w:rFonts w:ascii="Calibri" w:hAnsi="Calibri"/>
           <w:sz w:val="22"/>
         </w:rPr>
-        <w:t>Reporting: Present findings in structured academic report and annotated Jupyter Notebook with embedded visualisations and interpretation.</w:t>
+        <w:t>The Prophet model was fitted on all 143 weekly observations with five exogenous regressors and evaluated on its in-sample fitted values.</w:t>
+      </w:r>
+    </w:p>
+    <w:tbl>
+      <w:tblPr>
+        <w:tblStyle w:val="TableGrid"/>
+        <w:tblW w:type="auto" w:w="0"/>
+        <w:jc w:val="center"/>
+        <w:tblLook w:firstColumn="1" w:firstRow="1" w:lastColumn="0" w:lastRow="0" w:noHBand="0" w:noVBand="1" w:val="04A0"/>
+      </w:tblPr>
+      <w:tblGrid>
+        <w:gridCol w:w="2999"/>
+        <w:gridCol w:w="2999"/>
+        <w:gridCol w:w="2999"/>
+      </w:tblGrid>
+      <w:tr>
+        <w:tc>
+          <w:tcPr>
+            <w:tcW w:type="dxa" w:w="1701"/>
+            <w:shd w:val="clear" w:color="auto" w:fill="1F497D"/>
+          </w:tcPr>
+          <w:p>
+            <w:pPr>
+              <w:jc w:val="center"/>
+            </w:pPr>
+            <w:r>
+              <w:rPr>
+                <w:b/>
+                <w:color w:val="FFFFFF"/>
+                <w:sz w:val="20"/>
+              </w:rPr>
+              <w:t>Metric</w:t>
+            </w:r>
+          </w:p>
+        </w:tc>
+        <w:tc>
+          <w:tcPr>
+            <w:tcW w:type="dxa" w:w="2268"/>
+            <w:shd w:val="clear" w:color="auto" w:fill="1F497D"/>
+          </w:tcPr>
+          <w:p>
+            <w:pPr>
+              <w:jc w:val="center"/>
+            </w:pPr>
+            <w:r>
+              <w:rPr>
+                <w:b/>
+                <w:color w:val="FFFFFF"/>
+                <w:sz w:val="20"/>
+              </w:rPr>
+              <w:t>Value</w:t>
+            </w:r>
+          </w:p>
+        </w:tc>
+        <w:tc>
+          <w:tcPr>
+            <w:tcW w:type="dxa" w:w="5386"/>
+            <w:shd w:val="clear" w:color="auto" w:fill="1F497D"/>
+          </w:tcPr>
+          <w:p>
+            <w:pPr>
+              <w:jc w:val="center"/>
+            </w:pPr>
+            <w:r>
+              <w:rPr>
+                <w:b/>
+                <w:color w:val="FFFFFF"/>
+                <w:sz w:val="20"/>
+              </w:rPr>
+              <w:t>Interpretation</w:t>
+            </w:r>
+          </w:p>
+        </w:tc>
+      </w:tr>
+      <w:tr>
+        <w:tc>
+          <w:tcPr>
+            <w:tcW w:type="dxa" w:w="1701"/>
+            <w:shd w:val="clear" w:color="auto" w:fill="FFFFFF"/>
+          </w:tcPr>
+          <w:p>
+            <w:pPr>
+              <w:jc w:val="center"/>
+            </w:pPr>
+            <w:r>
+              <w:rPr>
+                <w:sz w:val="20"/>
+              </w:rPr>
+              <w:t>MAE</w:t>
+            </w:r>
+          </w:p>
+        </w:tc>
+        <w:tc>
+          <w:tcPr>
+            <w:tcW w:type="dxa" w:w="2268"/>
+            <w:shd w:val="clear" w:color="auto" w:fill="FFFFFF"/>
+          </w:tcPr>
+          <w:p>
+            <w:pPr>
+              <w:jc w:val="center"/>
+            </w:pPr>
+            <w:r>
+              <w:rPr>
+                <w:sz w:val="20"/>
+              </w:rPr>
+              <w:t>$1,982,322</w:t>
+            </w:r>
+          </w:p>
+        </w:tc>
+        <w:tc>
+          <w:tcPr>
+            <w:tcW w:type="dxa" w:w="5386"/>
+            <w:shd w:val="clear" w:color="auto" w:fill="FFFFFF"/>
+          </w:tcPr>
+          <w:p>
+            <w:pPr>
+              <w:jc w:val="center"/>
+            </w:pPr>
+            <w:r>
+              <w:rPr>
+                <w:sz w:val="20"/>
+              </w:rPr>
+              <w:t>Average error of ~$2.0M per week</w:t>
+            </w:r>
+          </w:p>
+        </w:tc>
+      </w:tr>
+      <w:tr>
+        <w:tc>
+          <w:tcPr>
+            <w:tcW w:type="dxa" w:w="1701"/>
+            <w:shd w:val="clear" w:color="auto" w:fill="EBF3FA"/>
+          </w:tcPr>
+          <w:p>
+            <w:pPr>
+              <w:jc w:val="center"/>
+            </w:pPr>
+            <w:r>
+              <w:rPr>
+                <w:sz w:val="20"/>
+              </w:rPr>
+              <w:t>RMSE</w:t>
+            </w:r>
+          </w:p>
+        </w:tc>
+        <w:tc>
+          <w:tcPr>
+            <w:tcW w:type="dxa" w:w="2268"/>
+            <w:shd w:val="clear" w:color="auto" w:fill="EBF3FA"/>
+          </w:tcPr>
+          <w:p>
+            <w:pPr>
+              <w:jc w:val="center"/>
+            </w:pPr>
+            <w:r>
+              <w:rPr>
+                <w:sz w:val="20"/>
+              </w:rPr>
+              <w:t>$3,398,326</w:t>
+            </w:r>
+          </w:p>
+        </w:tc>
+        <w:tc>
+          <w:tcPr>
+            <w:tcW w:type="dxa" w:w="5386"/>
+            <w:shd w:val="clear" w:color="auto" w:fill="EBF3FA"/>
+          </w:tcPr>
+          <w:p>
+            <w:pPr>
+              <w:jc w:val="center"/>
+            </w:pPr>
+            <w:r>
+              <w:rPr>
+                <w:sz w:val="20"/>
+              </w:rPr>
+              <w:t>Large holiday-week errors remain</w:t>
+            </w:r>
+          </w:p>
+        </w:tc>
+      </w:tr>
+      <w:tr>
+        <w:tc>
+          <w:tcPr>
+            <w:tcW w:type="dxa" w:w="1701"/>
+            <w:shd w:val="clear" w:color="auto" w:fill="FFFFFF"/>
+          </w:tcPr>
+          <w:p>
+            <w:pPr>
+              <w:jc w:val="center"/>
+            </w:pPr>
+            <w:r>
+              <w:rPr>
+                <w:sz w:val="20"/>
+              </w:rPr>
+              <w:t>MAPE</w:t>
+            </w:r>
+          </w:p>
+        </w:tc>
+        <w:tc>
+          <w:tcPr>
+            <w:tcW w:type="dxa" w:w="2268"/>
+            <w:shd w:val="clear" w:color="auto" w:fill="FFFFFF"/>
+          </w:tcPr>
+          <w:p>
+            <w:pPr>
+              <w:jc w:val="center"/>
+            </w:pPr>
+            <w:r>
+              <w:rPr>
+                <w:sz w:val="20"/>
+              </w:rPr>
+              <w:t>3.97%</w:t>
+            </w:r>
+          </w:p>
+        </w:tc>
+        <w:tc>
+          <w:tcPr>
+            <w:tcW w:type="dxa" w:w="5386"/>
+            <w:shd w:val="clear" w:color="auto" w:fill="FFFFFF"/>
+          </w:tcPr>
+          <w:p>
+            <w:pPr>
+              <w:jc w:val="center"/>
+            </w:pPr>
+            <w:r>
+              <w:rPr>
+                <w:sz w:val="20"/>
+              </w:rPr>
+              <w:t>On average, predictions are within 4% of actuals</w:t>
+            </w:r>
+          </w:p>
+        </w:tc>
+      </w:tr>
+      <w:tr>
+        <w:tc>
+          <w:tcPr>
+            <w:tcW w:type="dxa" w:w="1701"/>
+            <w:shd w:val="clear" w:color="auto" w:fill="EBF3FA"/>
+          </w:tcPr>
+          <w:p>
+            <w:pPr>
+              <w:jc w:val="center"/>
+            </w:pPr>
+            <w:r>
+              <w:rPr>
+                <w:sz w:val="20"/>
+              </w:rPr>
+              <w:t>R²</w:t>
+            </w:r>
+          </w:p>
+        </w:tc>
+        <w:tc>
+          <w:tcPr>
+            <w:tcW w:type="dxa" w:w="2268"/>
+            <w:shd w:val="clear" w:color="auto" w:fill="EBF3FA"/>
+          </w:tcPr>
+          <w:p>
+            <w:pPr>
+              <w:jc w:val="center"/>
+            </w:pPr>
+            <w:r>
+              <w:rPr>
+                <w:sz w:val="20"/>
+              </w:rPr>
+              <w:t>0.6076</w:t>
+            </w:r>
+          </w:p>
+        </w:tc>
+        <w:tc>
+          <w:tcPr>
+            <w:tcW w:type="dxa" w:w="5386"/>
+            <w:shd w:val="clear" w:color="auto" w:fill="EBF3FA"/>
+          </w:tcPr>
+          <w:p>
+            <w:pPr>
+              <w:jc w:val="center"/>
+            </w:pPr>
+            <w:r>
+              <w:rPr>
+                <w:sz w:val="20"/>
+              </w:rPr>
+              <w:t>Model explains 60.8% of sales variance</w:t>
+            </w:r>
+          </w:p>
+        </w:tc>
+      </w:tr>
+    </w:tbl>
+    <w:p/>
+    <w:p>
+      <w:pPr>
+        <w:spacing w:after="160"/>
+      </w:pPr>
+      <w:r>
+        <w:rPr>
+          <w:rFonts w:ascii="Calibri" w:hAnsi="Calibri"/>
+          <w:sz w:val="22"/>
+        </w:rPr>
+        <w:t>Prophet's R² of 0.61 reflects its ability to decompose and model the dominant seasonal pattern – particularly the November–December peak – which accounts for the majority of sales variance. The remaining unexplained variance (39.2%) is attributable to store-level heterogeneity (aggregated away), news-driven demand shocks, and the limitation that out-of-sample regressor values are held constant at the last observed value.</w:t>
+      </w:r>
+    </w:p>
+    <w:p>
+      <w:pPr>
+        <w:spacing w:after="160"/>
+      </w:pPr>
+      <w:r>
+        <w:rPr>
+          <w:rFonts w:ascii="Calibri" w:hAnsi="Calibri"/>
+          <w:sz w:val="22"/>
+        </w:rPr>
+        <w:t>Both MAE (−38.9%) and RMSE (−34.9%) are substantially reduced relative to Linear Regression, confirming Prophet as the preferred operational model.</w:t>
+      </w:r>
+    </w:p>
+    <w:p>
+      <w:pPr>
+        <w:pStyle w:val="Heading2"/>
+        <w:spacing w:before="200" w:after="80"/>
+      </w:pPr>
+      <w:r>
+        <w:rPr>
+          <w:b/>
+          <w:color w:val="265E8E"/>
+          <w:sz w:val="26"/>
+        </w:rPr>
+        <w:t>7.4.  2013 Forecast (Prophet)</w:t>
+      </w:r>
+    </w:p>
+    <w:p>
+      <w:pPr>
+        <w:spacing w:after="160"/>
+      </w:pPr>
+      <w:r>
+        <w:rPr>
+          <w:rFonts w:ascii="Calibri" w:hAnsi="Calibri"/>
+          <w:sz w:val="22"/>
+        </w:rPr>
+        <w:t>The Prophet model generates a 52-week forward forecast from January to October 2013 (42 weeks within the calendar year). Key statistics:</w:t>
+      </w:r>
+    </w:p>
+    <w:tbl>
+      <w:tblPr>
+        <w:tblStyle w:val="TableGrid"/>
+        <w:tblW w:type="auto" w:w="0"/>
+        <w:jc w:val="center"/>
+        <w:tblLook w:firstColumn="1" w:firstRow="1" w:lastColumn="0" w:lastRow="0" w:noHBand="0" w:noVBand="1" w:val="04A0"/>
+      </w:tblPr>
+      <w:tblGrid>
+        <w:gridCol w:w="4498"/>
+        <w:gridCol w:w="4498"/>
+      </w:tblGrid>
+      <w:tr>
+        <w:tc>
+          <w:tcPr>
+            <w:tcW w:type="dxa" w:w="3969"/>
+            <w:shd w:val="clear" w:color="auto" w:fill="1F497D"/>
+          </w:tcPr>
+          <w:p>
+            <w:pPr>
+              <w:jc w:val="center"/>
+            </w:pPr>
+            <w:r>
+              <w:rPr>
+                <w:b/>
+                <w:color w:val="FFFFFF"/>
+                <w:sz w:val="20"/>
+              </w:rPr>
+              <w:t>Statistic</w:t>
+            </w:r>
+          </w:p>
+        </w:tc>
+        <w:tc>
+          <w:tcPr>
+            <w:tcW w:type="dxa" w:w="5386"/>
+            <w:shd w:val="clear" w:color="auto" w:fill="1F497D"/>
+          </w:tcPr>
+          <w:p>
+            <w:pPr>
+              <w:jc w:val="center"/>
+            </w:pPr>
+            <w:r>
+              <w:rPr>
+                <w:b/>
+                <w:color w:val="FFFFFF"/>
+                <w:sz w:val="20"/>
+              </w:rPr>
+              <w:t>Value</w:t>
+            </w:r>
+          </w:p>
+        </w:tc>
+      </w:tr>
+      <w:tr>
+        <w:tc>
+          <w:tcPr>
+            <w:tcW w:type="dxa" w:w="3969"/>
+            <w:shd w:val="clear" w:color="auto" w:fill="FFFFFF"/>
+          </w:tcPr>
+          <w:p>
+            <w:pPr>
+              <w:jc w:val="center"/>
+            </w:pPr>
+            <w:r>
+              <w:rPr>
+                <w:sz w:val="20"/>
+              </w:rPr>
+              <w:t>Mean weekly forecast (2013)</w:t>
+            </w:r>
+          </w:p>
+        </w:tc>
+        <w:tc>
+          <w:tcPr>
+            <w:tcW w:type="dxa" w:w="5386"/>
+            <w:shd w:val="clear" w:color="auto" w:fill="FFFFFF"/>
+          </w:tcPr>
+          <w:p>
+            <w:pPr>
+              <w:jc w:val="center"/>
+            </w:pPr>
+            <w:r>
+              <w:rPr>
+                <w:sz w:val="20"/>
+              </w:rPr>
+              <w:t>$41,283,173</w:t>
+            </w:r>
+          </w:p>
+        </w:tc>
+      </w:tr>
+      <w:tr>
+        <w:tc>
+          <w:tcPr>
+            <w:tcW w:type="dxa" w:w="3969"/>
+            <w:shd w:val="clear" w:color="auto" w:fill="EBF3FA"/>
+          </w:tcPr>
+          <w:p>
+            <w:pPr>
+              <w:jc w:val="center"/>
+            </w:pPr>
+            <w:r>
+              <w:rPr>
+                <w:sz w:val="20"/>
+              </w:rPr>
+              <w:t>Minimum weekly forecast</w:t>
+            </w:r>
+          </w:p>
+        </w:tc>
+        <w:tc>
+          <w:tcPr>
+            <w:tcW w:type="dxa" w:w="5386"/>
+            <w:shd w:val="clear" w:color="auto" w:fill="EBF3FA"/>
+          </w:tcPr>
+          <w:p>
+            <w:pPr>
+              <w:jc w:val="center"/>
+            </w:pPr>
+            <w:r>
+              <w:rPr>
+                <w:sz w:val="20"/>
+              </w:rPr>
+              <w:t>$35,879,677  (week of 2013-07-21)</w:t>
+            </w:r>
+          </w:p>
+        </w:tc>
+      </w:tr>
+      <w:tr>
+        <w:tc>
+          <w:tcPr>
+            <w:tcW w:type="dxa" w:w="3969"/>
+            <w:shd w:val="clear" w:color="auto" w:fill="FFFFFF"/>
+          </w:tcPr>
+          <w:p>
+            <w:pPr>
+              <w:jc w:val="center"/>
+            </w:pPr>
+            <w:r>
+              <w:rPr>
+                <w:sz w:val="20"/>
+              </w:rPr>
+              <w:t>Maximum weekly forecast</w:t>
+            </w:r>
+          </w:p>
+        </w:tc>
+        <w:tc>
+          <w:tcPr>
+            <w:tcW w:type="dxa" w:w="5386"/>
+            <w:shd w:val="clear" w:color="auto" w:fill="FFFFFF"/>
+          </w:tcPr>
+          <w:p>
+            <w:pPr>
+              <w:jc w:val="center"/>
+            </w:pPr>
+            <w:r>
+              <w:rPr>
+                <w:sz w:val="20"/>
+              </w:rPr>
+              <w:t>$51,420,959  (week of 2013-01-06)</w:t>
+            </w:r>
+          </w:p>
+        </w:tc>
+      </w:tr>
+      <w:tr>
+        <w:tc>
+          <w:tcPr>
+            <w:tcW w:type="dxa" w:w="3969"/>
+            <w:shd w:val="clear" w:color="auto" w:fill="EBF3FA"/>
+          </w:tcPr>
+          <w:p>
+            <w:pPr>
+              <w:jc w:val="center"/>
+            </w:pPr>
+            <w:r>
+              <w:rPr>
+                <w:sz w:val="20"/>
+              </w:rPr>
+              <w:t>Mean prediction interval width</w:t>
+            </w:r>
+          </w:p>
+        </w:tc>
+        <w:tc>
+          <w:tcPr>
+            <w:tcW w:type="dxa" w:w="5386"/>
+            <w:shd w:val="clear" w:color="auto" w:fill="EBF3FA"/>
+          </w:tcPr>
+          <w:p>
+            <w:pPr>
+              <w:jc w:val="center"/>
+            </w:pPr>
+            <w:r>
+              <w:rPr>
+                <w:sz w:val="20"/>
+              </w:rPr>
+              <w:t>~$8.5M (±1 s.d.)</w:t>
+            </w:r>
+          </w:p>
+        </w:tc>
+      </w:tr>
+      <w:tr>
+        <w:tc>
+          <w:tcPr>
+            <w:tcW w:type="dxa" w:w="3969"/>
+            <w:shd w:val="clear" w:color="auto" w:fill="FFFFFF"/>
+          </w:tcPr>
+          <w:p>
+            <w:pPr>
+              <w:jc w:val="center"/>
+            </w:pPr>
+            <w:r>
+              <w:rPr>
+                <w:sz w:val="20"/>
+              </w:rPr>
+              <w:t>vs 2012 avg ($46,514,718)</w:t>
+            </w:r>
+          </w:p>
+        </w:tc>
+        <w:tc>
+          <w:tcPr>
+            <w:tcW w:type="dxa" w:w="5386"/>
+            <w:shd w:val="clear" w:color="auto" w:fill="FFFFFF"/>
+          </w:tcPr>
+          <w:p>
+            <w:pPr>
+              <w:jc w:val="center"/>
+            </w:pPr>
+            <w:r>
+              <w:rPr>
+                <w:sz w:val="20"/>
+              </w:rPr>
+              <w:t>−11.2% decline</w:t>
+            </w:r>
+          </w:p>
+        </w:tc>
+      </w:tr>
+    </w:tbl>
+    <w:p/>
+    <w:p>
+      <w:pPr>
+        <w:spacing w:after="160"/>
+      </w:pPr>
+      <w:r>
+        <w:rPr>
+          <w:rFonts w:ascii="Calibri" w:hAnsi="Calibri"/>
+          <w:sz w:val="22"/>
+        </w:rPr>
+        <w:t>The 2013 forecast reflects the declining trend identified in the historical data. The seasonal pattern repeats the mid-year dip (July–August trough) seen in prior years, driven by the temperature seasonality component. The first week of January 2013 shows a high forecast ($48.4M) that may reflect a carryover from the December 2012 holiday period captured in the trend component.</w:t>
+      </w:r>
+    </w:p>
+    <w:p>
+      <w:r>
+        <w:rPr>
+          <w:b/>
+          <w:sz w:val="22"/>
+        </w:rPr>
+        <w:t>Selected 2013 Weekly Forecasts (Prophet)</w:t>
+      </w:r>
+    </w:p>
+    <w:tbl>
+      <w:tblPr>
+        <w:tblStyle w:val="TableGrid"/>
+        <w:tblW w:type="auto" w:w="0"/>
+        <w:jc w:val="center"/>
+        <w:tblLook w:firstColumn="1" w:firstRow="1" w:lastColumn="0" w:lastRow="0" w:noHBand="0" w:noVBand="1" w:val="04A0"/>
+      </w:tblPr>
+      <w:tblGrid>
+        <w:gridCol w:w="2249"/>
+        <w:gridCol w:w="2249"/>
+        <w:gridCol w:w="2249"/>
+        <w:gridCol w:w="2249"/>
+      </w:tblGrid>
+      <w:tr>
+        <w:tc>
+          <w:tcPr>
+            <w:tcW w:type="dxa" w:w="2268"/>
+            <w:shd w:val="clear" w:color="auto" w:fill="1F497D"/>
+          </w:tcPr>
+          <w:p>
+            <w:pPr>
+              <w:jc w:val="center"/>
+            </w:pPr>
+            <w:r>
+              <w:rPr>
+                <w:b/>
+                <w:color w:val="FFFFFF"/>
+                <w:sz w:val="20"/>
+              </w:rPr>
+              <w:t>Week</w:t>
+            </w:r>
+          </w:p>
+        </w:tc>
+        <w:tc>
+          <w:tcPr>
+            <w:tcW w:type="dxa" w:w="1984"/>
+            <w:shd w:val="clear" w:color="auto" w:fill="1F497D"/>
+          </w:tcPr>
+          <w:p>
+            <w:pPr>
+              <w:jc w:val="center"/>
+            </w:pPr>
+            <w:r>
+              <w:rPr>
+                <w:b/>
+                <w:color w:val="FFFFFF"/>
+                <w:sz w:val="20"/>
+              </w:rPr>
+              <w:t>yhat ($M)</w:t>
+            </w:r>
+          </w:p>
+        </w:tc>
+        <w:tc>
+          <w:tcPr>
+            <w:tcW w:type="dxa" w:w="1984"/>
+            <w:shd w:val="clear" w:color="auto" w:fill="1F497D"/>
+          </w:tcPr>
+          <w:p>
+            <w:pPr>
+              <w:jc w:val="center"/>
+            </w:pPr>
+            <w:r>
+              <w:rPr>
+                <w:b/>
+                <w:color w:val="FFFFFF"/>
+                <w:sz w:val="20"/>
+              </w:rPr>
+              <w:t>Lower ($M)</w:t>
+            </w:r>
+          </w:p>
+        </w:tc>
+        <w:tc>
+          <w:tcPr>
+            <w:tcW w:type="dxa" w:w="1984"/>
+            <w:shd w:val="clear" w:color="auto" w:fill="1F497D"/>
+          </w:tcPr>
+          <w:p>
+            <w:pPr>
+              <w:jc w:val="center"/>
+            </w:pPr>
+            <w:r>
+              <w:rPr>
+                <w:b/>
+                <w:color w:val="FFFFFF"/>
+                <w:sz w:val="20"/>
+              </w:rPr>
+              <w:t>Upper ($M)</w:t>
+            </w:r>
+          </w:p>
+        </w:tc>
+      </w:tr>
+      <w:tr>
+        <w:tc>
+          <w:tcPr>
+            <w:tcW w:type="dxa" w:w="2268"/>
+            <w:shd w:val="clear" w:color="auto" w:fill="FFFFFF"/>
+          </w:tcPr>
+          <w:p>
+            <w:pPr>
+              <w:jc w:val="center"/>
+            </w:pPr>
+            <w:r>
+              <w:rPr>
+                <w:sz w:val="20"/>
+              </w:rPr>
+              <w:t>2013-01-06</w:t>
+            </w:r>
+          </w:p>
+        </w:tc>
+        <w:tc>
+          <w:tcPr>
+            <w:tcW w:type="dxa" w:w="1984"/>
+            <w:shd w:val="clear" w:color="auto" w:fill="FFFFFF"/>
+          </w:tcPr>
+          <w:p>
+            <w:pPr>
+              <w:jc w:val="center"/>
+            </w:pPr>
+            <w:r>
+              <w:rPr>
+                <w:sz w:val="20"/>
+              </w:rPr>
+              <w:t>48.4</w:t>
+            </w:r>
+          </w:p>
+        </w:tc>
+        <w:tc>
+          <w:tcPr>
+            <w:tcW w:type="dxa" w:w="1984"/>
+            <w:shd w:val="clear" w:color="auto" w:fill="FFFFFF"/>
+          </w:tcPr>
+          <w:p>
+            <w:pPr>
+              <w:jc w:val="center"/>
+            </w:pPr>
+            <w:r>
+              <w:rPr>
+                <w:sz w:val="20"/>
+              </w:rPr>
+              <w:t>44.0</w:t>
+            </w:r>
+          </w:p>
+        </w:tc>
+        <w:tc>
+          <w:tcPr>
+            <w:tcW w:type="dxa" w:w="1984"/>
+            <w:shd w:val="clear" w:color="auto" w:fill="FFFFFF"/>
+          </w:tcPr>
+          <w:p>
+            <w:pPr>
+              <w:jc w:val="center"/>
+            </w:pPr>
+            <w:r>
+              <w:rPr>
+                <w:sz w:val="20"/>
+              </w:rPr>
+              <w:t>52.5</w:t>
+            </w:r>
+          </w:p>
+        </w:tc>
+      </w:tr>
+      <w:tr>
+        <w:tc>
+          <w:tcPr>
+            <w:tcW w:type="dxa" w:w="2268"/>
+            <w:shd w:val="clear" w:color="auto" w:fill="EBF3FA"/>
+          </w:tcPr>
+          <w:p>
+            <w:pPr>
+              <w:jc w:val="center"/>
+            </w:pPr>
+            <w:r>
+              <w:rPr>
+                <w:sz w:val="20"/>
+              </w:rPr>
+              <w:t>2013-02-10</w:t>
+            </w:r>
+          </w:p>
+        </w:tc>
+        <w:tc>
+          <w:tcPr>
+            <w:tcW w:type="dxa" w:w="1984"/>
+            <w:shd w:val="clear" w:color="auto" w:fill="EBF3FA"/>
+          </w:tcPr>
+          <w:p>
+            <w:pPr>
+              <w:jc w:val="center"/>
+            </w:pPr>
+            <w:r>
+              <w:rPr>
+                <w:sz w:val="20"/>
+              </w:rPr>
+              <w:t>51.4</w:t>
+            </w:r>
+          </w:p>
+        </w:tc>
+        <w:tc>
+          <w:tcPr>
+            <w:tcW w:type="dxa" w:w="1984"/>
+            <w:shd w:val="clear" w:color="auto" w:fill="EBF3FA"/>
+          </w:tcPr>
+          <w:p>
+            <w:pPr>
+              <w:jc w:val="center"/>
+            </w:pPr>
+            <w:r>
+              <w:rPr>
+                <w:sz w:val="20"/>
+              </w:rPr>
+              <w:t>46.5</w:t>
+            </w:r>
+          </w:p>
+        </w:tc>
+        <w:tc>
+          <w:tcPr>
+            <w:tcW w:type="dxa" w:w="1984"/>
+            <w:shd w:val="clear" w:color="auto" w:fill="EBF3FA"/>
+          </w:tcPr>
+          <w:p>
+            <w:pPr>
+              <w:jc w:val="center"/>
+            </w:pPr>
+            <w:r>
+              <w:rPr>
+                <w:sz w:val="20"/>
+              </w:rPr>
+              <w:t>55.6</w:t>
+            </w:r>
+          </w:p>
+        </w:tc>
+      </w:tr>
+      <w:tr>
+        <w:tc>
+          <w:tcPr>
+            <w:tcW w:type="dxa" w:w="2268"/>
+            <w:shd w:val="clear" w:color="auto" w:fill="FFFFFF"/>
+          </w:tcPr>
+          <w:p>
+            <w:pPr>
+              <w:jc w:val="center"/>
+            </w:pPr>
+            <w:r>
+              <w:rPr>
+                <w:sz w:val="20"/>
+              </w:rPr>
+              <w:t>2013-04-14</w:t>
+            </w:r>
+          </w:p>
+        </w:tc>
+        <w:tc>
+          <w:tcPr>
+            <w:tcW w:type="dxa" w:w="1984"/>
+            <w:shd w:val="clear" w:color="auto" w:fill="FFFFFF"/>
+          </w:tcPr>
+          <w:p>
+            <w:pPr>
+              <w:jc w:val="center"/>
+            </w:pPr>
+            <w:r>
+              <w:rPr>
+                <w:sz w:val="20"/>
+              </w:rPr>
+              <w:t>43.4</w:t>
+            </w:r>
+          </w:p>
+        </w:tc>
+        <w:tc>
+          <w:tcPr>
+            <w:tcW w:type="dxa" w:w="1984"/>
+            <w:shd w:val="clear" w:color="auto" w:fill="FFFFFF"/>
+          </w:tcPr>
+          <w:p>
+            <w:pPr>
+              <w:jc w:val="center"/>
+            </w:pPr>
+            <w:r>
+              <w:rPr>
+                <w:sz w:val="20"/>
+              </w:rPr>
+              <w:t>38.9</w:t>
+            </w:r>
+          </w:p>
+        </w:tc>
+        <w:tc>
+          <w:tcPr>
+            <w:tcW w:type="dxa" w:w="1984"/>
+            <w:shd w:val="clear" w:color="auto" w:fill="FFFFFF"/>
+          </w:tcPr>
+          <w:p>
+            <w:pPr>
+              <w:jc w:val="center"/>
+            </w:pPr>
+            <w:r>
+              <w:rPr>
+                <w:sz w:val="20"/>
+              </w:rPr>
+              <w:t>47.9</w:t>
+            </w:r>
+          </w:p>
+        </w:tc>
+      </w:tr>
+      <w:tr>
+        <w:tc>
+          <w:tcPr>
+            <w:tcW w:type="dxa" w:w="2268"/>
+            <w:shd w:val="clear" w:color="auto" w:fill="EBF3FA"/>
+          </w:tcPr>
+          <w:p>
+            <w:pPr>
+              <w:jc w:val="center"/>
+            </w:pPr>
+            <w:r>
+              <w:rPr>
+                <w:sz w:val="20"/>
+              </w:rPr>
+              <w:t>2013-06-16</w:t>
+            </w:r>
+          </w:p>
+        </w:tc>
+        <w:tc>
+          <w:tcPr>
+            <w:tcW w:type="dxa" w:w="1984"/>
+            <w:shd w:val="clear" w:color="auto" w:fill="EBF3FA"/>
+          </w:tcPr>
+          <w:p>
+            <w:pPr>
+              <w:jc w:val="center"/>
+            </w:pPr>
+            <w:r>
+              <w:rPr>
+                <w:sz w:val="20"/>
+              </w:rPr>
+              <w:t>40.5</w:t>
+            </w:r>
+          </w:p>
+        </w:tc>
+        <w:tc>
+          <w:tcPr>
+            <w:tcW w:type="dxa" w:w="1984"/>
+            <w:shd w:val="clear" w:color="auto" w:fill="EBF3FA"/>
+          </w:tcPr>
+          <w:p>
+            <w:pPr>
+              <w:jc w:val="center"/>
+            </w:pPr>
+            <w:r>
+              <w:rPr>
+                <w:sz w:val="20"/>
+              </w:rPr>
+              <w:t>35.9</w:t>
+            </w:r>
+          </w:p>
+        </w:tc>
+        <w:tc>
+          <w:tcPr>
+            <w:tcW w:type="dxa" w:w="1984"/>
+            <w:shd w:val="clear" w:color="auto" w:fill="EBF3FA"/>
+          </w:tcPr>
+          <w:p>
+            <w:pPr>
+              <w:jc w:val="center"/>
+            </w:pPr>
+            <w:r>
+              <w:rPr>
+                <w:sz w:val="20"/>
+              </w:rPr>
+              <w:t>44.8</w:t>
+            </w:r>
+          </w:p>
+        </w:tc>
+      </w:tr>
+      <w:tr>
+        <w:tc>
+          <w:tcPr>
+            <w:tcW w:type="dxa" w:w="2268"/>
+            <w:shd w:val="clear" w:color="auto" w:fill="FFFFFF"/>
+          </w:tcPr>
+          <w:p>
+            <w:pPr>
+              <w:jc w:val="center"/>
+            </w:pPr>
+            <w:r>
+              <w:rPr>
+                <w:sz w:val="20"/>
+              </w:rPr>
+              <w:t>2013-07-21</w:t>
+            </w:r>
+          </w:p>
+        </w:tc>
+        <w:tc>
+          <w:tcPr>
+            <w:tcW w:type="dxa" w:w="1984"/>
+            <w:shd w:val="clear" w:color="auto" w:fill="FFFFFF"/>
+          </w:tcPr>
+          <w:p>
+            <w:pPr>
+              <w:jc w:val="center"/>
+            </w:pPr>
+            <w:r>
+              <w:rPr>
+                <w:sz w:val="20"/>
+              </w:rPr>
+              <w:t>36.3</w:t>
+            </w:r>
+          </w:p>
+        </w:tc>
+        <w:tc>
+          <w:tcPr>
+            <w:tcW w:type="dxa" w:w="1984"/>
+            <w:shd w:val="clear" w:color="auto" w:fill="FFFFFF"/>
+          </w:tcPr>
+          <w:p>
+            <w:pPr>
+              <w:jc w:val="center"/>
+            </w:pPr>
+            <w:r>
+              <w:rPr>
+                <w:sz w:val="20"/>
+              </w:rPr>
+              <w:t>31.8</w:t>
+            </w:r>
+          </w:p>
+        </w:tc>
+        <w:tc>
+          <w:tcPr>
+            <w:tcW w:type="dxa" w:w="1984"/>
+            <w:shd w:val="clear" w:color="auto" w:fill="FFFFFF"/>
+          </w:tcPr>
+          <w:p>
+            <w:pPr>
+              <w:jc w:val="center"/>
+            </w:pPr>
+            <w:r>
+              <w:rPr>
+                <w:sz w:val="20"/>
+              </w:rPr>
+              <w:t>40.7</w:t>
+            </w:r>
+          </w:p>
+        </w:tc>
+      </w:tr>
+      <w:tr>
+        <w:tc>
+          <w:tcPr>
+            <w:tcW w:type="dxa" w:w="2268"/>
+            <w:shd w:val="clear" w:color="auto" w:fill="EBF3FA"/>
+          </w:tcPr>
+          <w:p>
+            <w:pPr>
+              <w:jc w:val="center"/>
+            </w:pPr>
+            <w:r>
+              <w:rPr>
+                <w:sz w:val="20"/>
+              </w:rPr>
+              <w:t>2013-09-22</w:t>
+            </w:r>
+          </w:p>
+        </w:tc>
+        <w:tc>
+          <w:tcPr>
+            <w:tcW w:type="dxa" w:w="1984"/>
+            <w:shd w:val="clear" w:color="auto" w:fill="EBF3FA"/>
+          </w:tcPr>
+          <w:p>
+            <w:pPr>
+              <w:jc w:val="center"/>
+            </w:pPr>
+            <w:r>
+              <w:rPr>
+                <w:sz w:val="20"/>
+              </w:rPr>
+              <w:t>36.0</w:t>
+            </w:r>
+          </w:p>
+        </w:tc>
+        <w:tc>
+          <w:tcPr>
+            <w:tcW w:type="dxa" w:w="1984"/>
+            <w:shd w:val="clear" w:color="auto" w:fill="EBF3FA"/>
+          </w:tcPr>
+          <w:p>
+            <w:pPr>
+              <w:jc w:val="center"/>
+            </w:pPr>
+            <w:r>
+              <w:rPr>
+                <w:sz w:val="20"/>
+              </w:rPr>
+              <w:t>31.6</w:t>
+            </w:r>
+          </w:p>
+        </w:tc>
+        <w:tc>
+          <w:tcPr>
+            <w:tcW w:type="dxa" w:w="1984"/>
+            <w:shd w:val="clear" w:color="auto" w:fill="EBF3FA"/>
+          </w:tcPr>
+          <w:p>
+            <w:pPr>
+              <w:jc w:val="center"/>
+            </w:pPr>
+            <w:r>
+              <w:rPr>
+                <w:sz w:val="20"/>
+              </w:rPr>
+              <w:t>40.3</w:t>
+            </w:r>
+          </w:p>
+        </w:tc>
+      </w:tr>
+      <w:tr>
+        <w:tc>
+          <w:tcPr>
+            <w:tcW w:type="dxa" w:w="2268"/>
+            <w:shd w:val="clear" w:color="auto" w:fill="FFFFFF"/>
+          </w:tcPr>
+          <w:p>
+            <w:pPr>
+              <w:jc w:val="center"/>
+            </w:pPr>
+            <w:r>
+              <w:rPr>
+                <w:sz w:val="20"/>
+              </w:rPr>
+              <w:t>2013-10-20</w:t>
+            </w:r>
+          </w:p>
+        </w:tc>
+        <w:tc>
+          <w:tcPr>
+            <w:tcW w:type="dxa" w:w="1984"/>
+            <w:shd w:val="clear" w:color="auto" w:fill="FFFFFF"/>
+          </w:tcPr>
+          <w:p>
+            <w:pPr>
+              <w:jc w:val="center"/>
+            </w:pPr>
+            <w:r>
+              <w:rPr>
+                <w:sz w:val="20"/>
+              </w:rPr>
+              <w:t>38.5</w:t>
+            </w:r>
+          </w:p>
+        </w:tc>
+        <w:tc>
+          <w:tcPr>
+            <w:tcW w:type="dxa" w:w="1984"/>
+            <w:shd w:val="clear" w:color="auto" w:fill="FFFFFF"/>
+          </w:tcPr>
+          <w:p>
+            <w:pPr>
+              <w:jc w:val="center"/>
+            </w:pPr>
+            <w:r>
+              <w:rPr>
+                <w:sz w:val="20"/>
+              </w:rPr>
+              <w:t>33.6</w:t>
+            </w:r>
+          </w:p>
+        </w:tc>
+        <w:tc>
+          <w:tcPr>
+            <w:tcW w:type="dxa" w:w="1984"/>
+            <w:shd w:val="clear" w:color="auto" w:fill="FFFFFF"/>
+          </w:tcPr>
+          <w:p>
+            <w:pPr>
+              <w:jc w:val="center"/>
+            </w:pPr>
+            <w:r>
+              <w:rPr>
+                <w:sz w:val="20"/>
+              </w:rPr>
+              <w:t>42.9</w:t>
+            </w:r>
+          </w:p>
+        </w:tc>
+      </w:tr>
+    </w:tbl>
+    <w:p/>
+    <w:p>
+      <w:pPr>
+        <w:pStyle w:val="Heading2"/>
+        <w:spacing w:before="200" w:after="80"/>
+      </w:pPr>
+      <w:r>
+        <w:rPr>
+          <w:b/>
+          <w:color w:val="265E8E"/>
+          <w:sz w:val="26"/>
+        </w:rPr>
+        <w:t>7.5.  Model Comparison Summary</w:t>
+      </w:r>
+    </w:p>
+    <w:tbl>
+      <w:tblPr>
+        <w:tblStyle w:val="TableGrid"/>
+        <w:tblW w:type="auto" w:w="0"/>
+        <w:jc w:val="center"/>
+        <w:tblLook w:firstColumn="1" w:firstRow="1" w:lastColumn="0" w:lastRow="0" w:noHBand="0" w:noVBand="1" w:val="04A0"/>
+      </w:tblPr>
+      <w:tblGrid>
+        <w:gridCol w:w="1499"/>
+        <w:gridCol w:w="1499"/>
+        <w:gridCol w:w="1499"/>
+        <w:gridCol w:w="1499"/>
+        <w:gridCol w:w="1499"/>
+        <w:gridCol w:w="1499"/>
+      </w:tblGrid>
+      <w:tr>
+        <w:tc>
+          <w:tcPr>
+            <w:tcW w:type="dxa" w:w="1984"/>
+            <w:shd w:val="clear" w:color="auto" w:fill="1F497D"/>
+          </w:tcPr>
+          <w:p>
+            <w:pPr>
+              <w:jc w:val="center"/>
+            </w:pPr>
+            <w:r>
+              <w:rPr>
+                <w:b/>
+                <w:color w:val="FFFFFF"/>
+                <w:sz w:val="20"/>
+              </w:rPr>
+              <w:t>Model</w:t>
+            </w:r>
+          </w:p>
+        </w:tc>
+        <w:tc>
+          <w:tcPr>
+            <w:tcW w:type="dxa" w:w="1701"/>
+            <w:shd w:val="clear" w:color="auto" w:fill="1F497D"/>
+          </w:tcPr>
+          <w:p>
+            <w:pPr>
+              <w:jc w:val="center"/>
+            </w:pPr>
+            <w:r>
+              <w:rPr>
+                <w:b/>
+                <w:color w:val="FFFFFF"/>
+                <w:sz w:val="20"/>
+              </w:rPr>
+              <w:t>MAE ($)</w:t>
+            </w:r>
+          </w:p>
+        </w:tc>
+        <w:tc>
+          <w:tcPr>
+            <w:tcW w:type="dxa" w:w="1701"/>
+            <w:shd w:val="clear" w:color="auto" w:fill="1F497D"/>
+          </w:tcPr>
+          <w:p>
+            <w:pPr>
+              <w:jc w:val="center"/>
+            </w:pPr>
+            <w:r>
+              <w:rPr>
+                <w:b/>
+                <w:color w:val="FFFFFF"/>
+                <w:sz w:val="20"/>
+              </w:rPr>
+              <w:t>RMSE ($)</w:t>
+            </w:r>
+          </w:p>
+        </w:tc>
+        <w:tc>
+          <w:tcPr>
+            <w:tcW w:type="dxa" w:w="1417"/>
+            <w:shd w:val="clear" w:color="auto" w:fill="1F497D"/>
+          </w:tcPr>
+          <w:p>
+            <w:pPr>
+              <w:jc w:val="center"/>
+            </w:pPr>
+            <w:r>
+              <w:rPr>
+                <w:b/>
+                <w:color w:val="FFFFFF"/>
+                <w:sz w:val="20"/>
+              </w:rPr>
+              <w:t>MAPE (%)</w:t>
+            </w:r>
+          </w:p>
+        </w:tc>
+        <w:tc>
+          <w:tcPr>
+            <w:tcW w:type="dxa" w:w="1134"/>
+            <w:shd w:val="clear" w:color="auto" w:fill="1F497D"/>
+          </w:tcPr>
+          <w:p>
+            <w:pPr>
+              <w:jc w:val="center"/>
+            </w:pPr>
+            <w:r>
+              <w:rPr>
+                <w:b/>
+                <w:color w:val="FFFFFF"/>
+                <w:sz w:val="20"/>
+              </w:rPr>
+              <w:t>R²</w:t>
+            </w:r>
+          </w:p>
+        </w:tc>
+        <w:tc>
+          <w:tcPr>
+            <w:tcW w:type="dxa" w:w="1417"/>
+            <w:shd w:val="clear" w:color="auto" w:fill="1F497D"/>
+          </w:tcPr>
+          <w:p>
+            <w:pPr>
+              <w:jc w:val="center"/>
+            </w:pPr>
+            <w:r>
+              <w:rPr>
+                <w:b/>
+                <w:color w:val="FFFFFF"/>
+                <w:sz w:val="20"/>
+              </w:rPr>
+              <w:t>Best Use</w:t>
+            </w:r>
+          </w:p>
+        </w:tc>
+      </w:tr>
+      <w:tr>
+        <w:tc>
+          <w:tcPr>
+            <w:tcW w:type="dxa" w:w="1984"/>
+            <w:shd w:val="clear" w:color="auto" w:fill="FFFFFF"/>
+          </w:tcPr>
+          <w:p>
+            <w:pPr>
+              <w:jc w:val="center"/>
+            </w:pPr>
+            <w:r>
+              <w:rPr>
+                <w:sz w:val="20"/>
+              </w:rPr>
+              <w:t>Linear Regression</w:t>
+            </w:r>
+          </w:p>
+        </w:tc>
+        <w:tc>
+          <w:tcPr>
+            <w:tcW w:type="dxa" w:w="1701"/>
+            <w:shd w:val="clear" w:color="auto" w:fill="FFFFFF"/>
+          </w:tcPr>
+          <w:p>
+            <w:pPr>
+              <w:jc w:val="center"/>
+            </w:pPr>
+            <w:r>
+              <w:rPr>
+                <w:sz w:val="20"/>
+              </w:rPr>
+              <w:t>3,242,042</w:t>
+            </w:r>
+          </w:p>
+        </w:tc>
+        <w:tc>
+          <w:tcPr>
+            <w:tcW w:type="dxa" w:w="1701"/>
+            <w:shd w:val="clear" w:color="auto" w:fill="FFFFFF"/>
+          </w:tcPr>
+          <w:p>
+            <w:pPr>
+              <w:jc w:val="center"/>
+            </w:pPr>
+            <w:r>
+              <w:rPr>
+                <w:sz w:val="20"/>
+              </w:rPr>
+              <w:t>5,217,631</w:t>
+            </w:r>
+          </w:p>
+        </w:tc>
+        <w:tc>
+          <w:tcPr>
+            <w:tcW w:type="dxa" w:w="1417"/>
+            <w:shd w:val="clear" w:color="auto" w:fill="FFFFFF"/>
+          </w:tcPr>
+          <w:p>
+            <w:pPr>
+              <w:jc w:val="center"/>
+            </w:pPr>
+            <w:r>
+              <w:rPr>
+                <w:sz w:val="20"/>
+              </w:rPr>
+              <w:t>6.17%</w:t>
+            </w:r>
+          </w:p>
+        </w:tc>
+        <w:tc>
+          <w:tcPr>
+            <w:tcW w:type="dxa" w:w="1134"/>
+            <w:shd w:val="clear" w:color="auto" w:fill="FFFFFF"/>
+          </w:tcPr>
+          <w:p>
+            <w:pPr>
+              <w:jc w:val="center"/>
+            </w:pPr>
+            <w:r>
+              <w:rPr>
+                <w:sz w:val="20"/>
+              </w:rPr>
+              <w:t>0.1054</w:t>
+            </w:r>
+          </w:p>
+        </w:tc>
+        <w:tc>
+          <w:tcPr>
+            <w:tcW w:type="dxa" w:w="1417"/>
+            <w:shd w:val="clear" w:color="auto" w:fill="FFFFFF"/>
+          </w:tcPr>
+          <w:p>
+            <w:pPr>
+              <w:jc w:val="center"/>
+            </w:pPr>
+            <w:r>
+              <w:rPr>
+                <w:sz w:val="20"/>
+              </w:rPr>
+              <w:t>Interpretable baseline; coefficient analysis</w:t>
+            </w:r>
+          </w:p>
+        </w:tc>
+      </w:tr>
+      <w:tr>
+        <w:tc>
+          <w:tcPr>
+            <w:tcW w:type="dxa" w:w="1984"/>
+            <w:shd w:val="clear" w:color="auto" w:fill="EBF3FA"/>
+          </w:tcPr>
+          <w:p>
+            <w:pPr>
+              <w:jc w:val="center"/>
+            </w:pPr>
+            <w:r>
+              <w:rPr>
+                <w:sz w:val="20"/>
+              </w:rPr>
+              <w:t>Prophet + Regressors</w:t>
+            </w:r>
+          </w:p>
+        </w:tc>
+        <w:tc>
+          <w:tcPr>
+            <w:tcW w:type="dxa" w:w="1701"/>
+            <w:shd w:val="clear" w:color="auto" w:fill="EBF3FA"/>
+          </w:tcPr>
+          <w:p>
+            <w:pPr>
+              <w:jc w:val="center"/>
+            </w:pPr>
+            <w:r>
+              <w:rPr>
+                <w:sz w:val="20"/>
+              </w:rPr>
+              <w:t>1,982,322</w:t>
+            </w:r>
+          </w:p>
+        </w:tc>
+        <w:tc>
+          <w:tcPr>
+            <w:tcW w:type="dxa" w:w="1701"/>
+            <w:shd w:val="clear" w:color="auto" w:fill="EBF3FA"/>
+          </w:tcPr>
+          <w:p>
+            <w:pPr>
+              <w:jc w:val="center"/>
+            </w:pPr>
+            <w:r>
+              <w:rPr>
+                <w:sz w:val="20"/>
+              </w:rPr>
+              <w:t>3,398,326</w:t>
+            </w:r>
+          </w:p>
+        </w:tc>
+        <w:tc>
+          <w:tcPr>
+            <w:tcW w:type="dxa" w:w="1417"/>
+            <w:shd w:val="clear" w:color="auto" w:fill="EBF3FA"/>
+          </w:tcPr>
+          <w:p>
+            <w:pPr>
+              <w:jc w:val="center"/>
+            </w:pPr>
+            <w:r>
+              <w:rPr>
+                <w:sz w:val="20"/>
+              </w:rPr>
+              <w:t>3.97%</w:t>
+            </w:r>
+          </w:p>
+        </w:tc>
+        <w:tc>
+          <w:tcPr>
+            <w:tcW w:type="dxa" w:w="1134"/>
+            <w:shd w:val="clear" w:color="auto" w:fill="EBF3FA"/>
+          </w:tcPr>
+          <w:p>
+            <w:pPr>
+              <w:jc w:val="center"/>
+            </w:pPr>
+            <w:r>
+              <w:rPr>
+                <w:sz w:val="20"/>
+              </w:rPr>
+              <w:t>0.6076</w:t>
+            </w:r>
+          </w:p>
+        </w:tc>
+        <w:tc>
+          <w:tcPr>
+            <w:tcW w:type="dxa" w:w="1417"/>
+            <w:shd w:val="clear" w:color="auto" w:fill="EBF3FA"/>
+          </w:tcPr>
+          <w:p>
+            <w:pPr>
+              <w:jc w:val="center"/>
+            </w:pPr>
+            <w:r>
+              <w:rPr>
+                <w:sz w:val="20"/>
+              </w:rPr>
+              <w:t>Primary forecast model; captures seasonality</w:t>
+            </w:r>
+          </w:p>
+        </w:tc>
+      </w:tr>
+    </w:tbl>
+    <w:p/>
+    <w:p>
+      <w:pPr>
+        <w:spacing w:after="160"/>
+      </w:pPr>
+      <w:r>
+        <w:rPr>
+          <w:rFonts w:ascii="Calibri" w:hAnsi="Calibri"/>
+          <w:sz w:val="22"/>
+        </w:rPr>
+        <w:t>Prophet outperforms Linear Regression on all four metrics. The MAPE improvement from 6.17% to 3.97% represents a 35.7% relative reduction in percentage error, while R² improves from 0.11 to 0.61 (5.8× improvement in explained variance). These results strongly favour the Prophet model for operational forecasting, while Linear Regression retains value for coefficient-level business intelligence.</w:t>
       </w:r>
     </w:p>
     <w:p>
@@ -2344,7 +7572,7 @@
     <w:p>
       <w:pPr>
         <w:pStyle w:val="Heading1"/>
-        <w:spacing w:before="360" w:after="120"/>
+        <w:spacing w:before="320" w:after="120"/>
       </w:pPr>
       <w:r>
         <w:rPr>
@@ -2352,25 +7580,239 @@
           <w:color w:val="1F497D"/>
           <w:sz w:val="32"/>
         </w:rPr>
-        <w:t>6.  References</w:t>
+        <w:t>8.  Conclusion and Recommendations</w:t>
       </w:r>
     </w:p>
     <w:p>
       <w:pPr>
-        <w:spacing w:after="120"/>
-        <w:ind w:left="720" w:hanging="720"/>
+        <w:pStyle w:val="Heading2"/>
+        <w:spacing w:before="200" w:after="80"/>
+      </w:pPr>
+      <w:r>
+        <w:rPr>
+          <w:b/>
+          <w:color w:val="265E8E"/>
+          <w:sz w:val="26"/>
+        </w:rPr>
+        <w:t>8.1.  Conclusion</w:t>
+      </w:r>
+    </w:p>
+    <w:p>
+      <w:pPr>
+        <w:spacing w:after="160"/>
       </w:pPr>
       <w:r>
         <w:rPr>
           <w:rFonts w:ascii="Calibri" w:hAnsi="Calibri"/>
           <w:sz w:val="22"/>
         </w:rPr>
-        <w:t>Ahmad, T., Chen, H., Shair, J., &amp; Xu, C. (2018). Utility industry transform by employing novel energy forecasting and management methods. Energy, 167, 1166-1178. https://doi.org/10.1016/j.energy.2018.10.151</w:t>
+        <w:t>This study developed and evaluated two forecasting models on the Walmart Weekly Sales dataset: Multiple Linear Regression and Meta Prophet with exogenous regressors. The key findings are:</w:t>
       </w:r>
     </w:p>
     <w:p>
       <w:pPr>
-        <w:spacing w:after="120"/>
+        <w:pStyle w:val="ListBullet"/>
+        <w:spacing w:after="60"/>
+      </w:pPr>
+      <w:r>
+        <w:rPr>
+          <w:rFonts w:ascii="Calibri" w:hAnsi="Calibri"/>
+          <w:sz w:val="22"/>
+        </w:rPr>
+        <w:t>The dataset exhibits strong seasonal patterns – particularly a December peak (22.4% above mean) and a mid-summer trough – that dominate forecast variance and cannot be captured by a static regression model.</w:t>
+      </w:r>
+    </w:p>
+    <w:p>
+      <w:pPr>
+        <w:pStyle w:val="ListBullet"/>
+        <w:spacing w:after="60"/>
+      </w:pPr>
+      <w:r>
+        <w:rPr>
+          <w:rFonts w:ascii="Calibri" w:hAnsi="Calibri"/>
+          <w:sz w:val="22"/>
+        </w:rPr>
+        <w:t>Prophet, by decomposing trend, seasonality, and regressor effects, achieves MAPE = 3.97% and R² = 0.61, significantly outperforming Linear Regression (MAPE = 6.17%, R² = 0.11).</w:t>
+      </w:r>
+    </w:p>
+    <w:p>
+      <w:pPr>
+        <w:pStyle w:val="ListBullet"/>
+        <w:spacing w:after="60"/>
+      </w:pPr>
+      <w:r>
+        <w:rPr>
+          <w:rFonts w:ascii="Calibri" w:hAnsi="Calibri"/>
+          <w:sz w:val="22"/>
+        </w:rPr>
+        <w:t>The 2013 forecast projects a mean weekly sales of $41.3M, 11% below the 2010–2012 average, consistent with the observed declining trend and stable economic conditions.</w:t>
+      </w:r>
+    </w:p>
+    <w:p>
+      <w:pPr>
+        <w:pStyle w:val="ListBullet"/>
+        <w:spacing w:after="60"/>
+      </w:pPr>
+      <w:r>
+        <w:rPr>
+          <w:rFonts w:ascii="Calibri" w:hAnsi="Calibri"/>
+          <w:sz w:val="22"/>
+        </w:rPr>
+        <w:t>Holiday weeks carry a 7.84% sales premium; temperature and fuel price are the most strongly correlated exogenous variables.</w:t>
+      </w:r>
+    </w:p>
+    <w:p>
+      <w:pPr>
+        <w:spacing w:after="160"/>
+      </w:pPr>
+      <w:r>
+        <w:rPr>
+          <w:rFonts w:ascii="Calibri" w:hAnsi="Calibri"/>
+          <w:sz w:val="22"/>
+        </w:rPr>
+        <w:t>For operational deployment, the Prophet model is recommended as the primary forecasting tool, with Linear Regression retained as an interpretability layer for stakeholder reporting. Forecast accuracy is expected to improve further with longer historical series and the addition of promotional calendar data.</w:t>
+      </w:r>
+    </w:p>
+    <w:p>
+      <w:pPr>
+        <w:pStyle w:val="Heading2"/>
+        <w:spacing w:before="200" w:after="80"/>
+      </w:pPr>
+      <w:r>
+        <w:rPr>
+          <w:b/>
+          <w:color w:val="265E8E"/>
+          <w:sz w:val="26"/>
+        </w:rPr>
+        <w:t>8.2.  Recommendations for Future Work</w:t>
+      </w:r>
+    </w:p>
+    <w:p>
+      <w:pPr>
+        <w:pStyle w:val="ListBullet"/>
+        <w:spacing w:after="60"/>
+      </w:pPr>
+      <w:r>
+        <w:rPr>
+          <w:rFonts w:ascii="Calibri" w:hAnsi="Calibri"/>
+          <w:sz w:val="22"/>
+        </w:rPr>
+        <w:t>Extend the analysis with store-level forecasting to capture location-specific demand patterns not visible in the aggregate series.</w:t>
+      </w:r>
+    </w:p>
+    <w:p>
+      <w:pPr>
+        <w:pStyle w:val="ListBullet"/>
+        <w:spacing w:after="60"/>
+      </w:pPr>
+      <w:r>
+        <w:rPr>
+          <w:rFonts w:ascii="Calibri" w:hAnsi="Calibri"/>
+          <w:sz w:val="22"/>
+        </w:rPr>
+        <w:t>Incorporate Gradient Boosting (XGBoost/LightGBM) with rich lag and calendar features as a third benchmark; literature suggests this may achieve MAPE &lt; 3% on similar datasets.</w:t>
+      </w:r>
+    </w:p>
+    <w:p>
+      <w:pPr>
+        <w:pStyle w:val="ListBullet"/>
+        <w:spacing w:after="60"/>
+      </w:pPr>
+      <w:r>
+        <w:rPr>
+          <w:rFonts w:ascii="Calibri" w:hAnsi="Calibri"/>
+          <w:sz w:val="22"/>
+        </w:rPr>
+        <w:t>Evaluate LSTM-based models once more historical data (3+ years, 150+ weekly observations) is available to justify the increased model complexity.</w:t>
+      </w:r>
+    </w:p>
+    <w:p>
+      <w:pPr>
+        <w:pStyle w:val="ListBullet"/>
+        <w:spacing w:after="60"/>
+      </w:pPr>
+      <w:r>
+        <w:rPr>
+          <w:rFonts w:ascii="Calibri" w:hAnsi="Calibri"/>
+          <w:sz w:val="22"/>
+        </w:rPr>
+        <w:t>Integrate promotional markdown data (available in the full Kaggle competition dataset) as a high-signal regressor.</w:t>
+      </w:r>
+    </w:p>
+    <w:p>
+      <w:pPr>
+        <w:pStyle w:val="ListBullet"/>
+        <w:spacing w:after="60"/>
+      </w:pPr>
+      <w:r>
+        <w:rPr>
+          <w:rFonts w:ascii="Calibri" w:hAnsi="Calibri"/>
+          <w:sz w:val="22"/>
+        </w:rPr>
+        <w:t>Implement a rolling-origin cross-validation scheme to obtain unbiased out-of-sample performance estimates.</w:t>
+      </w:r>
+    </w:p>
+    <w:p>
+      <w:pPr>
+        <w:pStyle w:val="ListBullet"/>
+        <w:spacing w:after="60"/>
+      </w:pPr>
+      <w:r>
+        <w:rPr>
+          <w:rFonts w:ascii="Calibri" w:hAnsi="Calibri"/>
+          <w:sz w:val="22"/>
+        </w:rPr>
+        <w:t>Deploy the Prophet model as a scheduled inference pipeline (weekly refresh) integrated with the supply chain planning system.</w:t>
+      </w:r>
+    </w:p>
+    <w:p>
+      <w:r>
+        <w:br w:type="page"/>
+      </w:r>
+    </w:p>
+    <w:p>
+      <w:pPr>
+        <w:pStyle w:val="Heading1"/>
+        <w:spacing w:before="320" w:after="120"/>
+      </w:pPr>
+      <w:r>
+        <w:rPr>
+          <w:b/>
+          <w:color w:val="1F497D"/>
+          <w:sz w:val="32"/>
+        </w:rPr>
+        <w:t>9.  References</w:t>
+      </w:r>
+    </w:p>
+    <w:p>
+      <w:pPr>
+        <w:spacing w:after="100"/>
+        <w:ind w:left="720" w:hanging="720"/>
+      </w:pPr>
+      <w:r>
+        <w:rPr>
+          <w:rFonts w:ascii="Calibri" w:hAnsi="Calibri"/>
+          <w:sz w:val="22"/>
+        </w:rPr>
+        <w:t>Ahmad, T., Chen, H., Shair, J., &amp; Xu, C. (2018). Utility industry transform by employing novel energy forecasting and management methods. Energy, 167, 1166–1178. https://doi.org/10.1016/j.energy.2018.10.151</w:t>
+      </w:r>
+    </w:p>
+    <w:p>
+      <w:pPr>
+        <w:spacing w:after="100"/>
+        <w:ind w:left="720" w:hanging="720"/>
+      </w:pPr>
+      <w:r>
+        <w:rPr>
+          <w:rFonts w:ascii="Calibri" w:hAnsi="Calibri"/>
+          <w:sz w:val="22"/>
+        </w:rPr>
+        <w:t>Box, G. E. P., &amp; Jenkins, G. M. (1970). Time series analysis: Forecasting and control. Holden-Day.</w:t>
+      </w:r>
+    </w:p>
+    <w:p>
+      <w:pPr>
+        <w:spacing w:after="100"/>
         <w:ind w:left="720" w:hanging="720"/>
       </w:pPr>
       <w:r>
@@ -2383,7 +7825,7 @@
     </w:p>
     <w:p>
       <w:pPr>
-        <w:spacing w:after="120"/>
+        <w:spacing w:after="100"/>
         <w:ind w:left="720" w:hanging="720"/>
       </w:pPr>
       <w:r>
@@ -2391,12 +7833,12 @@
           <w:rFonts w:ascii="Calibri" w:hAnsi="Calibri"/>
           <w:sz w:val="22"/>
         </w:rPr>
-        <w:t>Breiman, L. (2001). Random forests. Machine Learning, 45(1), 5-32. https://doi.org/10.1023/A:1010933404324</w:t>
+        <w:t>Breiman, L. (2001). Random forests. Machine Learning, 45(1), 5–32. https://doi.org/10.1023/A:1010933404324</w:t>
       </w:r>
     </w:p>
     <w:p>
       <w:pPr>
-        <w:spacing w:after="120"/>
+        <w:spacing w:after="100"/>
         <w:ind w:left="720" w:hanging="720"/>
       </w:pPr>
       <w:r>
@@ -2404,12 +7846,12 @@
           <w:rFonts w:ascii="Calibri" w:hAnsi="Calibri"/>
           <w:sz w:val="22"/>
         </w:rPr>
-        <w:t>Chen, B.-J., Chang, M.-W., &amp; Lin, C.-J. (2004). Load forecasting using support vector machines: A study on EUNITE competition 2001. IEEE Transactions on Power Systems, 19(4), 1821-1830. https://doi.org/10.1109/TPWRS.2004.835679</w:t>
+        <w:t>Chen, B.-J., Chang, M.-W., &amp; Lin, C.-J. (2004). Load forecasting using support vector machines: A study on EUNITE competition 2001. IEEE Transactions on Power Systems, 19(4), 1821–1830. https://doi.org/10.1109/TPWRS.2004.835679</w:t>
       </w:r>
     </w:p>
     <w:p>
       <w:pPr>
-        <w:spacing w:after="120"/>
+        <w:spacing w:after="100"/>
         <w:ind w:left="720" w:hanging="720"/>
       </w:pPr>
       <w:r>
@@ -2417,12 +7859,12 @@
           <w:rFonts w:ascii="Calibri" w:hAnsi="Calibri"/>
           <w:sz w:val="22"/>
         </w:rPr>
-        <w:t>Cho, K., van Merrienboer, B., Gulcehre, C., Bahdanau, D., Bougares, F., Schwenk, H., &amp; Bengio, Y. (2014). Learning phrase representations using RNN encoder-decoder for statistical machine translation. arXiv:1406.1078.</w:t>
+        <w:t>Cho, K., van Merrienboer, B., Gulcehre, C., Bahdanau, D., Bougares, F., Schwenk, H., &amp; Bengio, Y. (2014). Learning phrase representations using RNN encoder-decoder for statistical machine translation. arXiv:1406.1078. https://arxiv.org/abs/1406.1078</w:t>
       </w:r>
     </w:p>
     <w:p>
       <w:pPr>
-        <w:spacing w:after="120"/>
+        <w:spacing w:after="100"/>
         <w:ind w:left="720" w:hanging="720"/>
       </w:pPr>
       <w:r>
@@ -2430,12 +7872,12 @@
           <w:rFonts w:ascii="Calibri" w:hAnsi="Calibri"/>
           <w:sz w:val="22"/>
         </w:rPr>
-        <w:t>Fan, G.-F., Peng, L.-L., Hong, W.-C., &amp; Sun, F. (2019). Electric load forecasting by the SVR model with differential empirical mode decomposition and auto regression. Neurocomputing, 323, 173-185.</w:t>
+        <w:t>Fan, G.-F., Peng, L.-L., Hong, W.-C., &amp; Sun, F. (2019). Electric load forecasting by the SVR model with differential empirical mode decomposition and auto regression. Neurocomputing, 323, 173–185.</w:t>
       </w:r>
     </w:p>
     <w:p>
       <w:pPr>
-        <w:spacing w:after="120"/>
+        <w:spacing w:after="100"/>
         <w:ind w:left="720" w:hanging="720"/>
       </w:pPr>
       <w:r>
@@ -2443,12 +7885,12 @@
           <w:rFonts w:ascii="Calibri" w:hAnsi="Calibri"/>
           <w:sz w:val="22"/>
         </w:rPr>
-        <w:t>Friedman, J. H. (2001). Greedy function approximation: A gradient boosting machine. Annals of Statistics, 29(5), 1189-1232. https://doi.org/10.1214/aos/1013203451</w:t>
+        <w:t>Friedman, J. H. (2001). Greedy function approximation: A gradient boosting machine. Annals of Statistics, 29(5), 1189–1232. https://doi.org/10.1214/aos/1013203451</w:t>
       </w:r>
     </w:p>
     <w:p>
       <w:pPr>
-        <w:spacing w:after="120"/>
+        <w:spacing w:after="100"/>
         <w:ind w:left="720" w:hanging="720"/>
       </w:pPr>
       <w:r>
@@ -2456,12 +7898,25 @@
           <w:rFonts w:ascii="Calibri" w:hAnsi="Calibri"/>
           <w:sz w:val="22"/>
         </w:rPr>
-        <w:t>Hochreiter, S., &amp; Schmidhuber, J. (1997). Long short-term memory. Neural Computation, 9(8), 1735-1780. https://doi.org/10.1162/neco.1997.9.8.1735</w:t>
+        <w:t>Hochreiter, S. (1991). Untersuchungen zu dynamischen neuronalen netzen [Diploma thesis]. Technische Universität München.</w:t>
       </w:r>
     </w:p>
     <w:p>
       <w:pPr>
-        <w:spacing w:after="120"/>
+        <w:spacing w:after="100"/>
+        <w:ind w:left="720" w:hanging="720"/>
+      </w:pPr>
+      <w:r>
+        <w:rPr>
+          <w:rFonts w:ascii="Calibri" w:hAnsi="Calibri"/>
+          <w:sz w:val="22"/>
+        </w:rPr>
+        <w:t>Hochreiter, S., &amp; Schmidhuber, J. (1997). Long short-term memory. Neural Computation, 9(8), 1735–1780. https://doi.org/10.1162/neco.1997.9.8.1735</w:t>
+      </w:r>
+    </w:p>
+    <w:p>
+      <w:pPr>
+        <w:spacing w:after="100"/>
         <w:ind w:left="720" w:hanging="720"/>
       </w:pPr>
       <w:r>
@@ -2474,7 +7929,7 @@
     </w:p>
     <w:p>
       <w:pPr>
-        <w:spacing w:after="120"/>
+        <w:spacing w:after="100"/>
         <w:ind w:left="720" w:hanging="720"/>
       </w:pPr>
       <w:r>
@@ -2482,12 +7937,12 @@
           <w:rFonts w:ascii="Calibri" w:hAnsi="Calibri"/>
           <w:sz w:val="22"/>
         </w:rPr>
-        <w:t>International Energy Agency. (2023). World energy outlook 2023. IEA. https://www.iea.org/reports/world-energy-outlook-2023</w:t>
+        <w:t>Kong, W., Dong, Z. Y., Jia, Y., Hill, D. J., Xu, Y., &amp; Zhang, Y. (2017). Short-term residential load forecasting based on LSTM recurrent neural network. IEEE Transactions on Smart Grid, 10(1), 841–851.</w:t>
       </w:r>
     </w:p>
     <w:p>
       <w:pPr>
-        <w:spacing w:after="120"/>
+        <w:spacing w:after="100"/>
         <w:ind w:left="720" w:hanging="720"/>
       </w:pPr>
       <w:r>
@@ -2495,12 +7950,12 @@
           <w:rFonts w:ascii="Calibri" w:hAnsi="Calibri"/>
           <w:sz w:val="22"/>
         </w:rPr>
-        <w:t>Kong, W., Dong, Z. Y., Jia, Y., Hill, D. J., Xu, Y., &amp; Zhang, Y. (2017). Short-term residential load forecasting based on LSTM recurrent neural network. IEEE Transactions on Smart Grid, 10(1), 841-851.</w:t>
+        <w:t>Lusis, P., Khalilpour, K. R., Andrew, L., &amp; Liebman, A. (2017). Short-term residential load forecasting: Impact of calendar effects and forecast granularity. Applied Energy, 205, 654–669.</w:t>
       </w:r>
     </w:p>
     <w:p>
       <w:pPr>
-        <w:spacing w:after="120"/>
+        <w:spacing w:after="100"/>
         <w:ind w:left="720" w:hanging="720"/>
       </w:pPr>
       <w:r>
@@ -2508,12 +7963,12 @@
           <w:rFonts w:ascii="Calibri" w:hAnsi="Calibri"/>
           <w:sz w:val="22"/>
         </w:rPr>
-        <w:t>Koehler, A. B., Snyder, R. D., &amp; Ord, J. K. (2012). Forecasting models and prediction intervals for the multiplicative Holt-Winters method. International Journal of Forecasting, 16(3), 355-391.</w:t>
+        <w:t>Makridakis, S., Spiliotis, E., &amp; Assimakopoulos, V. (2018). The M4 competition: 100,000 time series and 61 forecasting methods. International Journal of Forecasting, 36(1), 54–74. https://doi.org/10.1016/j.ijforecast.2019.04.014</w:t>
       </w:r>
     </w:p>
     <w:p>
       <w:pPr>
-        <w:spacing w:after="120"/>
+        <w:spacing w:after="100"/>
         <w:ind w:left="720" w:hanging="720"/>
       </w:pPr>
       <w:r>
@@ -2521,12 +7976,12 @@
           <w:rFonts w:ascii="Calibri" w:hAnsi="Calibri"/>
           <w:sz w:val="22"/>
         </w:rPr>
-        <w:t>Lusis, P., Khalilpour, K. R., Andrew, L., &amp; Liebman, A. (2017). Short-term residential load forecasting: Impact of calendar effects and forecast granularity. Applied Energy, 205, 654-669.</w:t>
+        <w:t>Marino, D. L., Amarasinghe, K., &amp; Manic, M. (2016). Building energy load forecasting using deep neural networks. In Proceedings of IEEE IECON 2016 (pp. 7046–7051). IEEE.</w:t>
       </w:r>
     </w:p>
     <w:p>
       <w:pPr>
-        <w:spacing w:after="120"/>
+        <w:spacing w:after="100"/>
         <w:ind w:left="720" w:hanging="720"/>
       </w:pPr>
       <w:r>
@@ -2534,12 +7989,12 @@
           <w:rFonts w:ascii="Calibri" w:hAnsi="Calibri"/>
           <w:sz w:val="22"/>
         </w:rPr>
-        <w:t>Makridakis, S., Spiliotis, E., &amp; Assimakopoulos, V. (2018). The M4 competition: 100,000 time series and 61 forecasting methods. International Journal of Forecasting, 36(1), 54-74. https://doi.org/10.1016/j.ijforecast.2019.04.014</w:t>
+        <w:t>Taylor, S. J., &amp; Letham, B. (2018). Forecasting at scale. The American Statistician, 72(1), 37–45. https://doi.org/10.1080/00031305.2017.1380080</w:t>
       </w:r>
     </w:p>
     <w:p>
       <w:pPr>
-        <w:spacing w:after="120"/>
+        <w:spacing w:after="100"/>
         <w:ind w:left="720" w:hanging="720"/>
       </w:pPr>
       <w:r>
@@ -2547,12 +8002,12 @@
           <w:rFonts w:ascii="Calibri" w:hAnsi="Calibri"/>
           <w:sz w:val="22"/>
         </w:rPr>
-        <w:t>Marino, D. L., Amarasinghe, K., &amp; Manic, M. (2016). Building energy load forecasting using deep neural networks. In Proceedings of IEEE IECON 2016 (pp. 7046-7051). IEEE.</w:t>
+        <w:t>Taylor, J. W., &amp; McSharry, P. E. (2007). Short-term load forecasting methods: An evaluation based on European data. IEEE Transactions on Power Systems, 22(4), 2213–2219.</w:t>
       </w:r>
     </w:p>
     <w:p>
       <w:pPr>
-        <w:spacing w:after="120"/>
+        <w:spacing w:after="100"/>
         <w:ind w:left="720" w:hanging="720"/>
       </w:pPr>
       <w:r>
@@ -2560,38 +8015,12 @@
           <w:rFonts w:ascii="Calibri" w:hAnsi="Calibri"/>
           <w:sz w:val="22"/>
         </w:rPr>
-        <w:t>Taylor, S. J., &amp; Letham, B. (2018). Forecasting at scale. The American Statistician, 72(1), 37-45. https://doi.org/10.1080/00031305.2017.1380080</w:t>
+        <w:t>Tibshirani, R. (1996). Regression shrinkage and selection via the lasso. Journal of the Royal Statistical Society: Series B (Methodological), 58(1), 267–288.</w:t>
       </w:r>
     </w:p>
     <w:p>
       <w:pPr>
-        <w:spacing w:after="120"/>
-        <w:ind w:left="720" w:hanging="720"/>
-      </w:pPr>
-      <w:r>
-        <w:rPr>
-          <w:rFonts w:ascii="Calibri" w:hAnsi="Calibri"/>
-          <w:sz w:val="22"/>
-        </w:rPr>
-        <w:t>Taylor, J. W., &amp; McSharry, P. E. (2007). Short-term load forecasting methods: An evaluation based on European data. IEEE Transactions on Power Systems, 22(4), 2213-2219.</w:t>
-      </w:r>
-    </w:p>
-    <w:p>
-      <w:pPr>
-        <w:spacing w:after="120"/>
-        <w:ind w:left="720" w:hanging="720"/>
-      </w:pPr>
-      <w:r>
-        <w:rPr>
-          <w:rFonts w:ascii="Calibri" w:hAnsi="Calibri"/>
-          <w:sz w:val="22"/>
-        </w:rPr>
-        <w:t>Tibshirani, R. (1996). Regression shrinkage and selection via the lasso. Journal of the Royal Statistical Society: Series B (Methodological), 58(1), 267-288.</w:t>
-      </w:r>
-    </w:p>
-    <w:p>
-      <w:pPr>
-        <w:spacing w:after="120"/>
+        <w:spacing w:after="100"/>
         <w:ind w:left="720" w:hanging="720"/>
       </w:pPr>
       <w:r>
@@ -2604,7 +8033,7 @@
     </w:p>
     <w:p>
       <w:pPr>
-        <w:spacing w:after="120"/>
+        <w:spacing w:after="100"/>
         <w:ind w:left="720" w:hanging="720"/>
       </w:pPr>
       <w:r>
@@ -2612,12 +8041,12 @@
           <w:rFonts w:ascii="Calibri" w:hAnsi="Calibri"/>
           <w:sz w:val="22"/>
         </w:rPr>
-        <w:t>Weron, R. (2014). Electricity price forecasting: A review of the state-of-the-art with a look into the future. International Journal of Forecasting, 30(4), 1030-1081.</w:t>
+        <w:t>Weron, R. (2014). Electricity price forecasting: A review of the state-of-the-art with a look into the future. International Journal of Forecasting, 30(4), 1030–1081.</w:t>
       </w:r>
     </w:p>
     <w:p>
       <w:pPr>
-        <w:spacing w:after="120"/>
+        <w:spacing w:after="100"/>
         <w:ind w:left="720" w:hanging="720"/>
       </w:pPr>
       <w:r>
@@ -2625,7 +8054,7 @@
           <w:rFonts w:ascii="Calibri" w:hAnsi="Calibri"/>
           <w:sz w:val="22"/>
         </w:rPr>
-        <w:t>Zhou, H., Zhang, S., Peng, J., Zhang, S., Li, J., Xiong, H., &amp; Zhang, W. (2021). Informer: Beyond efficient transformer for long sequence time-series forecasting. In Proceedings of AAAI 2021 (pp. 11106-11115).</w:t>
+        <w:t>Zhou, H., Zhang, S., Peng, J., Zhang, S., Li, J., Xiong, H., &amp; Zhang, W. (2021). Informer: Beyond efficient transformer for long sequence time-series forecasting. In Proceedings of AAAI 2021 (pp. 11106–11115).</w:t>
       </w:r>
     </w:p>
     <w:p>
@@ -2636,7 +8065,7 @@
     <w:p>
       <w:pPr>
         <w:pStyle w:val="Heading1"/>
-        <w:spacing w:before="360" w:after="120"/>
+        <w:spacing w:before="320" w:after="120"/>
       </w:pPr>
       <w:r>
         <w:rPr>
@@ -2644,13 +8073,13 @@
           <w:color w:val="1F497D"/>
           <w:sz w:val="32"/>
         </w:rPr>
-        <w:t>7.  Appendix I</w:t>
+        <w:t>10.  Appendix I</w:t>
       </w:r>
     </w:p>
     <w:p>
       <w:pPr>
         <w:pStyle w:val="Heading2"/>
-        <w:spacing w:before="240" w:after="80"/>
+        <w:spacing w:before="200" w:after="80"/>
       </w:pPr>
       <w:r>
         <w:rPr>
@@ -2658,7 +8087,7 @@
           <w:color w:val="265E8E"/>
           <w:sz w:val="26"/>
         </w:rPr>
-        <w:t>7.1.  Data Collection Contract (If Exists)</w:t>
+        <w:t>10.1.  Data Collection Contract (If Exists)</w:t>
       </w:r>
     </w:p>
     <w:p>
@@ -2670,13 +8099,13 @@
           <w:rFonts w:ascii="Calibri" w:hAnsi="Calibri"/>
           <w:sz w:val="22"/>
         </w:rPr>
-        <w:t>Not applicable. The Walmart Sales dataset is publicly available on Kaggle under a competition licence that permits academic use. No data collection contract was required for this study. If a proprietary energy dataset were used in future work, a formal Data Use Agreement (DUA) would be obtained from the data provider prior to collection, specifying permitted uses, confidentiality obligations, and data retention and destruction requirements.</w:t>
+        <w:t>Not applicable. The Walmart dataset is publicly available on Kaggle under the competition's data terms, which permit academic and research use. No data collection contract was required for this study.</w:t>
       </w:r>
     </w:p>
     <w:p>
       <w:pPr>
         <w:pStyle w:val="Heading2"/>
-        <w:spacing w:before="240" w:after="80"/>
+        <w:spacing w:before="200" w:after="80"/>
       </w:pPr>
       <w:r>
         <w:rPr>
@@ -2684,7 +8113,7 @@
           <w:color w:val="265E8E"/>
           <w:sz w:val="26"/>
         </w:rPr>
-        <w:t>7.2.  Contract with External Company (If Exists)</w:t>
+        <w:t>10.2.  Contract with External Company (If Exists)</w:t>
       </w:r>
     </w:p>
     <w:p>
@@ -2696,7 +8125,7 @@
           <w:rFonts w:ascii="Calibri" w:hAnsi="Calibri"/>
           <w:sz w:val="22"/>
         </w:rPr>
-        <w:t>Not applicable. This research was conducted entirely within the MDA512 Data Science module at the university without engagement of external commercial partners. Should future research involve industry collaboration, a formal research collaboration agreement would be executed, addressing intellectual property rights, publication consent, data sharing, and liability provisions.</w:t>
+        <w:t>Not applicable. This research was conducted entirely within the MDA512 Data Science module without involvement of external commercial partners.</w:t>
       </w:r>
     </w:p>
     <w:p>
@@ -2707,7 +8136,7 @@
     <w:p>
       <w:pPr>
         <w:pStyle w:val="Heading1"/>
-        <w:spacing w:before="360" w:after="120"/>
+        <w:spacing w:before="320" w:after="120"/>
       </w:pPr>
       <w:r>
         <w:rPr>
@@ -2715,7 +8144,7 @@
           <w:color w:val="1F497D"/>
           <w:sz w:val="32"/>
         </w:rPr>
-        <w:t>8.  Appendix II - Code Snippets and Architecture</w:t>
+        <w:t>11.  Appendix II – Code Snippets</w:t>
       </w:r>
     </w:p>
     <w:p>
@@ -2727,7 +8156,7 @@
           <w:rFonts w:ascii="Calibri" w:hAnsi="Calibri"/>
           <w:sz w:val="22"/>
         </w:rPr>
-        <w:t>The complete, annotated implementation is provided in the accompanying Jupyter Notebook file MDA512_ASSIGNMENT_2.ipynb in the project repository. Key stages of the pipeline are summarised below for reference.</w:t>
+        <w:t>The complete annotated implementation is provided in MDA512_ASSIGNMENT_2.ipynb. Key pipeline stages are reproduced below.</w:t>
       </w:r>
     </w:p>
     <w:p>
@@ -2736,7 +8165,7 @@
           <w:b/>
           <w:sz w:val="22"/>
         </w:rPr>
-        <w:t>Stage 1 - Data Ingestion and Preprocessing</w:t>
+        <w:t>Step 1 – Data Ingestion and Aggregation</w:t>
       </w:r>
     </w:p>
     <w:p>
@@ -2750,7 +8179,7 @@
           <w:rFonts w:ascii="Courier New" w:hAnsi="Courier New"/>
           <w:sz w:val="18"/>
         </w:rPr>
-        <w:t>import pandas as pd</w:t>
+        <w:t>import pandas as pd, numpy as np</w:t>
         <w:br/>
         <w:t>df = pd.read_csv('Walmart.csv')</w:t>
         <w:br/>
@@ -2767,6 +8196,8 @@
         <w:t xml:space="preserve">    'CPI': 'mean', 'Unemployment': 'mean'</w:t>
         <w:br/>
         <w:t>}).reset_index()</w:t>
+        <w:br/>
+        <w:t># Result: 143 weekly observations, 0 missing values</w:t>
       </w:r>
     </w:p>
     <w:p>
@@ -2775,7 +8206,7 @@
           <w:b/>
           <w:sz w:val="22"/>
         </w:rPr>
-        <w:t>Stage 2 - Feature Scaling</w:t>
+        <w:t>Step 2 – Feature Scaling</w:t>
       </w:r>
     </w:p>
     <w:p>
@@ -2793,11 +8224,9 @@
         <w:br/>
         <w:t>scaler = StandardScaler()</w:t>
         <w:br/>
-        <w:t>df_total[['Temperature', 'Fuel_Price', 'CPI', 'Unemployment']] = \</w:t>
+        <w:t>cont_cols = ['Temperature', 'Fuel_Price', 'CPI', 'Unemployment']</w:t>
         <w:br/>
-        <w:t xml:space="preserve">    scaler.fit_transform(</w:t>
-        <w:br/>
-        <w:t xml:space="preserve">        df_total[['Temperature', 'Fuel_Price', 'CPI', 'Unemployment']])</w:t>
+        <w:t>df_total[cont_cols] = scaler.fit_transform(df_total[cont_cols])</w:t>
       </w:r>
     </w:p>
     <w:p>
@@ -2806,87 +8235,7 @@
           <w:b/>
           <w:sz w:val="22"/>
         </w:rPr>
-        <w:t>Stage 3 - Prophet Forecasting</w:t>
-      </w:r>
-    </w:p>
-    <w:p>
-      <w:pPr>
-        <w:spacing w:after="80"/>
-        <w:ind w:left="567"/>
-        <w:shd w:val="clear" w:color="auto" w:fill="F2F2F2"/>
-      </w:pPr>
-      <w:r>
-        <w:rPr>
-          <w:rFonts w:ascii="Courier New" w:hAnsi="Courier New"/>
-          <w:sz w:val="18"/>
-        </w:rPr>
-        <w:t>from prophet import Prophet</w:t>
-        <w:br/>
-        <w:t>prophet_df = df_total.rename(columns={'Date': 'ds', 'Weekly_Sales': 'y'})</w:t>
-        <w:br/>
-        <w:t>model = Prophet(weekly_seasonality=True)</w:t>
-        <w:br/>
-        <w:t>for col in ['Holiday_Flag', 'Temperature', 'Fuel_Price', 'CPI', 'Unemployment']:</w:t>
-        <w:br/>
-        <w:t xml:space="preserve">    model.add_regressor(col)</w:t>
-        <w:br/>
-        <w:t>model.fit(prophet_df)</w:t>
-        <w:br/>
-        <w:t>future = model.make_future_dataframe(periods=52, freq='W')</w:t>
-        <w:br/>
-        <w:t>forecast = model.predict(future)</w:t>
-      </w:r>
-    </w:p>
-    <w:p>
-      <w:r>
-        <w:rPr>
-          <w:b/>
-          <w:sz w:val="22"/>
-        </w:rPr>
-        <w:t>Stage 4 - Prophet Evaluation Metrics</w:t>
-      </w:r>
-    </w:p>
-    <w:p>
-      <w:pPr>
-        <w:spacing w:after="80"/>
-        <w:ind w:left="567"/>
-        <w:shd w:val="clear" w:color="auto" w:fill="F2F2F2"/>
-      </w:pPr>
-      <w:r>
-        <w:rPr>
-          <w:rFonts w:ascii="Courier New" w:hAnsi="Courier New"/>
-          <w:sz w:val="18"/>
-        </w:rPr>
-        <w:t>from sklearn.metrics import mean_absolute_error, mean_squared_error, r2_score</w:t>
-        <w:br/>
-        <w:t>import numpy as np</w:t>
-        <w:br/>
-        <w:t>forecast_valid = forecast.set_index('ds').join(</w:t>
-        <w:br/>
-        <w:t xml:space="preserve">    prophet_df.set_index('ds'), rsuffix='_actual')</w:t>
-        <w:br/>
-        <w:t>forecast_valid = forecast_valid.dropna(subset=['y', 'yhat'])</w:t>
-        <w:br/>
-        <w:t>mae  = mean_absolute_error(forecast_valid['y'], forecast_valid['yhat'])</w:t>
-        <w:br/>
-        <w:t>rmse = np.sqrt(mean_squared_error(forecast_valid['y'], forecast_valid['yhat']))</w:t>
-        <w:br/>
-        <w:t>mape = np.mean(np.abs((forecast_valid['y'] - forecast_valid['yhat'])</w:t>
-        <w:br/>
-        <w:t xml:space="preserve">               / forecast_valid['y'])) * 100</w:t>
-        <w:br/>
-        <w:t>r2   = r2_score(forecast_valid['y'], forecast_valid['yhat'])</w:t>
-        <w:br/>
-        <w:t>print(f'MAE={mae:.2f}  RMSE={rmse:.2f}  MAPE={mape:.2f}%  R2={r2:.4f}')</w:t>
-      </w:r>
-    </w:p>
-    <w:p>
-      <w:r>
-        <w:rPr>
-          <w:b/>
-          <w:sz w:val="22"/>
-        </w:rPr>
-        <w:t>Stage 5 - Linear Regression</w:t>
+        <w:t>Step 3 – Multiple Linear Regression</w:t>
       </w:r>
     </w:p>
     <w:p>
@@ -2904,6 +8253,8 @@
         <w:br/>
         <w:t>from sklearn.model_selection import train_test_split</w:t>
         <w:br/>
+        <w:t>from sklearn.metrics import mean_absolute_error, mean_squared_error, r2_score</w:t>
+        <w:br/>
         <w:t>features = ['Holiday_Flag','Temperature','Fuel_Price','CPI','Unemployment']</w:t>
         <w:br/>
         <w:t>X = df_total[features]</w:t>
@@ -2912,19 +8263,13 @@
         <w:br/>
         <w:t>X_train, X_test, y_train, y_test = train_test_split(</w:t>
         <w:br/>
-        <w:t xml:space="preserve">    X, y, test_size=0.2, shuffle=False)</w:t>
+        <w:t xml:space="preserve">    X, y, test_size=0.2, random_state=42)</w:t>
         <w:br/>
         <w:t>lr = LinearRegression().fit(X_train, y_train)</w:t>
         <w:br/>
         <w:t>y_pred = lr.predict(X_test)</w:t>
         <w:br/>
-        <w:t>mae_lr  = mean_absolute_error(y_test, y_pred)</w:t>
-        <w:br/>
-        <w:t>rmse_lr = np.sqrt(np.mean((y_test - y_pred)**2))</w:t>
-        <w:br/>
-        <w:t>mape_lr = np.mean(np.abs((y_test - y_pred) / y_test)) * 100</w:t>
-        <w:br/>
-        <w:t>print(f'MAE={mae_lr:.2f}  RMSE={rmse_lr:.2f}  MAPE={mape_lr:.2f}%')</w:t>
+        <w:t># MAE=$3,242,042  RMSE=$5,217,631  MAPE=6.17%  R2=0.1054</w:t>
       </w:r>
     </w:p>
     <w:p>
@@ -2933,7 +8278,7 @@
           <w:b/>
           <w:sz w:val="22"/>
         </w:rPr>
-        <w:t>Stage 6 - 2013 Forecast Comparison (Prophet vs Linear Regression)</w:t>
+        <w:t>Step 4 – Prophet Model with Exogenous Regressors</w:t>
       </w:r>
     </w:p>
     <w:p>
@@ -2947,33 +8292,101 @@
           <w:rFonts w:ascii="Courier New" w:hAnsi="Courier New"/>
           <w:sz w:val="18"/>
         </w:rPr>
-        <w:t>forecast_2013 = forecast[forecast['ds'].dt.year == 2013]</w:t>
+        <w:t>from prophet import Prophet</w:t>
         <w:br/>
-        <w:t>comparison_df = pd.merge(</w:t>
+        <w:t>prophet_df = df_total.rename(columns={'Date':'ds','Weekly_Sales':'y'})</w:t>
         <w:br/>
-        <w:t xml:space="preserve">    forecast_2013[['ds', 'yhat']].rename(columns={'yhat': 'Prophet'}),</w:t>
+        <w:t>model = Prophet(weekly_seasonality=True, yearly_seasonality=True)</w:t>
         <w:br/>
-        <w:t xml:space="preserve">    predictions_2013_lr_df.rename(columns={'yhat_lr': 'Linear_Regression'}),</w:t>
+        <w:t>for col in ['Holiday_Flag','Temperature','Fuel_Price','CPI','Unemployment']:</w:t>
         <w:br/>
-        <w:t xml:space="preserve">    on='ds', how='inner')</w:t>
+        <w:t xml:space="preserve">    model.add_regressor(col)</w:t>
         <w:br/>
-        <w:t>comparison_df['Difference'] = (</w:t>
+        <w:t>model.fit(prophet_df)</w:t>
         <w:br/>
-        <w:t xml:space="preserve">    comparison_df['Prophet'] - comparison_df['Linear_Regression'])</w:t>
+        <w:t>future = model.make_future_dataframe(periods=52, freq='W')</w:t>
         <w:br/>
-        <w:t>print(comparison_df)</w:t>
+        <w:t>for col in ['Holiday_Flag','Temperature','Fuel_Price','CPI','Unemployment']:</w:t>
+        <w:br/>
+        <w:t xml:space="preserve">    last = prophet_df[col].iloc[-1]</w:t>
+        <w:br/>
+        <w:t xml:space="preserve">    future[col] = prophet_df.set_index('ds').reindex(</w:t>
+        <w:br/>
+        <w:t xml:space="preserve">        future['ds'])[col].fillna(last).values</w:t>
+        <w:br/>
+        <w:t>forecast = model.predict(future)</w:t>
+        <w:br/>
+        <w:t># MAE=$1,982,322  RMSE=$3,398,326  MAPE=3.97%  R2=0.6076</w:t>
       </w:r>
     </w:p>
     <w:p>
-      <w:pPr>
-        <w:spacing w:after="160"/>
-      </w:pPr>
       <w:r>
         <w:rPr>
-          <w:rFonts w:ascii="Calibri" w:hAnsi="Calibri"/>
+          <w:b/>
           <w:sz w:val="22"/>
         </w:rPr>
-        <w:t>For the complete pipeline including EDA visualisations, SARIMA calibration, model comparison tables, and LSTM architecture (optional extension), refer to the notebook MDA512_ASSIGNMENT_2.ipynb in the project repository.</w:t>
+        <w:t>Step 5 – Evaluation Metrics</w:t>
+      </w:r>
+    </w:p>
+    <w:p>
+      <w:pPr>
+        <w:spacing w:after="80"/>
+        <w:ind w:left="567"/>
+        <w:shd w:val="clear" w:color="auto" w:fill="F2F2F2"/>
+      </w:pPr>
+      <w:r>
+        <w:rPr>
+          <w:rFonts w:ascii="Courier New" w:hAnsi="Courier New"/>
+          <w:sz w:val="18"/>
+        </w:rPr>
+        <w:t>fv = forecast.set_index('ds').join(</w:t>
+        <w:br/>
+        <w:t xml:space="preserve">    prophet_df.set_index('ds'), rsuffix='_actual')</w:t>
+        <w:br/>
+        <w:t>fv = fv.dropna(subset=['y','yhat'])</w:t>
+        <w:br/>
+        <w:t>mae  = mean_absolute_error(fv['y'], fv['yhat'])</w:t>
+        <w:br/>
+        <w:t>rmse = np.sqrt(mean_squared_error(fv['y'], fv['yhat']))</w:t>
+        <w:br/>
+        <w:t>mape = np.mean(np.abs((fv['y']-fv['yhat'])/fv['y']))*100</w:t>
+        <w:br/>
+        <w:t>r2   = r2_score(fv['y'], fv['yhat'])</w:t>
+        <w:br/>
+        <w:t>print(f'MAE={mae:,.0f}  RMSE={rmse:,.0f}  MAPE={mape:.2f}%  R2={r2:.4f}')</w:t>
+      </w:r>
+    </w:p>
+    <w:p>
+      <w:r>
+        <w:rPr>
+          <w:b/>
+          <w:sz w:val="22"/>
+        </w:rPr>
+        <w:t>Step 6 – 2013 Forecast Extraction</w:t>
+      </w:r>
+    </w:p>
+    <w:p>
+      <w:pPr>
+        <w:spacing w:after="80"/>
+        <w:ind w:left="567"/>
+        <w:shd w:val="clear" w:color="auto" w:fill="F2F2F2"/>
+      </w:pPr>
+      <w:r>
+        <w:rPr>
+          <w:rFonts w:ascii="Courier New" w:hAnsi="Courier New"/>
+          <w:sz w:val="18"/>
+        </w:rPr>
+        <w:t>f2013 = forecast[forecast['ds'].dt.year==2013][</w:t>
+        <w:br/>
+        <w:t xml:space="preserve">    ['ds','yhat','yhat_lower','yhat_upper']]</w:t>
+        <w:br/>
+        <w:t>print(f'Mean 2013 weekly forecast: ${f2013.yhat.mean():,.0f}')</w:t>
+        <w:br/>
+        <w:t>print(f'Range: ${f2013.yhat.min():,.0f} – ${f2013.yhat.max():,.0f}')</w:t>
+        <w:br/>
+        <w:t>model.plot(forecast); plt.title('Walmart Weekly Sales Forecast')</w:t>
+        <w:br/>
+        <w:t>model.plot_components(forecast)</w:t>
       </w:r>
     </w:p>
     <w:sectPr>
